--- a/mps-nivel-c/oficial/04_registros/PROFARMA_Cadastro-de-Clientes/ADAP-PROFARMA01-001_Registro-de-Adaptacao.docx
+++ b/mps-nivel-c/oficial/04_registros/PROFARMA_Cadastro-de-Clientes/ADAP-PROFARMA01-001_Registro-de-Adaptacao.docx
@@ -4,78 +4,32 @@
   <w:body>
     <w:p>
       <w:pPr>
-        <w:pBdr>
-          <w:top w:val="single" w:sz="32" w:space="0" w:color="003366"/>
-        </w:pBdr>
-        <w:spacing w:before="0" w:after="0"/>
-      </w:pPr>
-    </w:p>
-    <w:p>
-      <w:pPr>
-        <w:spacing w:before="240" w:after="40"/>
+        <w:pStyle w:val="Heading1"/>
       </w:pPr>
       <w:r>
         <w:rPr>
-          <w:rFonts w:ascii="Calibri" w:hAnsi="Calibri"/>
           <w:b/>
-          <w:color w:val="003366"/>
-          <w:sz w:val="36"/>
+          <w:color w:val="1F497D"/>
+          <w:sz w:val="32"/>
         </w:rPr>
-        <w:t>REGISTRO DE ADAPTAÇÃO DO PROCESSO — REDE D1000 · CADASTRO DE CLIENTES</w:t>
+        <w:t>Registro de Adaptação do Processo — Rede D1000 · Cadastro de Clientes</w:t>
       </w:r>
-    </w:p>
-    <w:p>
-      <w:pPr>
-        <w:spacing w:before="0" w:after="40"/>
-      </w:pPr>
-      <w:r>
-        <w:rPr>
-          <w:rFonts w:ascii="Calibri" w:hAnsi="Calibri"/>
-          <w:color w:val="555555"/>
-          <w:sz w:val="20"/>
-        </w:rPr>
-        <w:t>ADAP-PROFARMA01-001   ·   Versão Data   ·   05/06/2026   ·   Timeware Brasil</w:t>
-      </w:r>
-    </w:p>
-    <w:p>
-      <w:pPr>
-        <w:pBdr>
-          <w:bottom w:val="single" w:sz="6" w:space="1" w:color="003366"/>
-        </w:pBdr>
-        <w:spacing w:before="120" w:after="280"/>
-      </w:pPr>
     </w:p>
     <w:tbl>
       <w:tblPr>
+        <w:tblStyle w:val="TableGrid"/>
         <w:tblW w:type="auto" w:w="0"/>
         <w:tblLook w:firstColumn="1" w:firstRow="1" w:lastColumn="0" w:lastRow="0" w:noHBand="0" w:noVBand="1" w:val="04A0"/>
-        <w:tblBorders>
-          <w:top w:val="single" w:sz="4" w:space="0" w:color="AAAAAA"/>
-          <w:left w:val="single" w:sz="4" w:space="0" w:color="AAAAAA"/>
-          <w:bottom w:val="single" w:sz="4" w:space="0" w:color="AAAAAA"/>
-          <w:right w:val="single" w:sz="4" w:space="0" w:color="AAAAAA"/>
-          <w:insideH w:val="single" w:sz="4" w:space="0" w:color="AAAAAA"/>
-          <w:insideV w:val="single" w:sz="4" w:space="0" w:color="AAAAAA"/>
-        </w:tblBorders>
       </w:tblPr>
       <w:tblGrid>
-        <w:gridCol w:w="4451"/>
-        <w:gridCol w:w="4451"/>
+        <w:gridCol w:w="4680"/>
+        <w:gridCol w:w="4680"/>
       </w:tblGrid>
       <w:tr>
-        <w:trPr>
-          <w:cantSplit w:val="1"/>
-        </w:trPr>
         <w:tc>
           <w:tcPr>
-            <w:tcW w:type="dxa" w:w="4451"/>
-            <w:tcMar>
-              <w:top w:w="60" w:type="dxa"/>
-              <w:bottom w:w="60" w:type="dxa"/>
-              <w:left w:w="100" w:type="dxa"/>
-              <w:right w:w="100" w:type="dxa"/>
-            </w:tcMar>
-            <w:shd w:val="clear" w:color="auto" w:fill="D6E4F0"/>
+            <w:tcW w:type="dxa" w:w="4680"/>
+            <w:shd w:val="clear" w:color="auto" w:fill="D6E4F7"/>
           </w:tcPr>
           <w:p>
             <w:pPr>
@@ -83,7 +37,11 @@
             </w:pPr>
             <w:r>
               <w:rPr>
-                <w:rFonts w:ascii="Calibri" w:hAnsi="Calibri"/>
+                <w:b/>
+              </w:rPr>
+            </w:r>
+            <w:r>
+              <w:rPr>
                 <w:b/>
                 <w:i w:val="0"/>
                 <w:sz w:val="20"/>
@@ -94,14 +52,8 @@
         </w:tc>
         <w:tc>
           <w:tcPr>
-            <w:tcW w:type="dxa" w:w="4451"/>
-            <w:tcMar>
-              <w:top w:w="60" w:type="dxa"/>
-              <w:bottom w:w="60" w:type="dxa"/>
-              <w:left w:w="100" w:type="dxa"/>
-              <w:right w:w="100" w:type="dxa"/>
-            </w:tcMar>
-            <w:shd w:val="clear" w:color="auto" w:fill="D6E4F0"/>
+            <w:tcW w:type="dxa" w:w="4680"/>
+            <w:shd w:val="clear" w:color="auto" w:fill="D6E4F7"/>
           </w:tcPr>
           <w:p>
             <w:pPr>
@@ -109,7 +61,11 @@
             </w:pPr>
             <w:r>
               <w:rPr>
-                <w:rFonts w:ascii="Calibri" w:hAnsi="Calibri"/>
+                <w:b/>
+              </w:rPr>
+            </w:r>
+            <w:r>
+              <w:rPr>
                 <w:b/>
                 <w:i w:val="0"/>
                 <w:sz w:val="20"/>
@@ -120,27 +76,17 @@
         </w:tc>
       </w:tr>
       <w:tr>
-        <w:trPr>
-          <w:cantSplit w:val="1"/>
-        </w:trPr>
         <w:tc>
           <w:tcPr>
-            <w:tcW w:type="dxa" w:w="4451"/>
-            <w:tcMar>
-              <w:top w:w="60" w:type="dxa"/>
-              <w:bottom w:w="60" w:type="dxa"/>
-              <w:left w:w="100" w:type="dxa"/>
-              <w:right w:w="100" w:type="dxa"/>
-            </w:tcMar>
-            <w:shd w:val="clear" w:color="auto" w:fill="F0F4F8"/>
+            <w:tcW w:type="dxa" w:w="4680"/>
           </w:tcPr>
           <w:p>
             <w:pPr>
               <w:spacing w:before="40" w:after="40"/>
             </w:pPr>
+            <w:r/>
             <w:r>
               <w:rPr>
-                <w:rFonts w:ascii="Calibri" w:hAnsi="Calibri"/>
                 <w:b/>
                 <w:i w:val="0"/>
                 <w:sz w:val="20"/>
@@ -151,21 +97,15 @@
         </w:tc>
         <w:tc>
           <w:tcPr>
-            <w:tcW w:type="dxa" w:w="4451"/>
-            <w:tcMar>
-              <w:top w:w="60" w:type="dxa"/>
-              <w:bottom w:w="60" w:type="dxa"/>
-              <w:left w:w="100" w:type="dxa"/>
-              <w:right w:w="100" w:type="dxa"/>
-            </w:tcMar>
+            <w:tcW w:type="dxa" w:w="4680"/>
           </w:tcPr>
           <w:p>
             <w:pPr>
               <w:spacing w:before="40" w:after="40"/>
             </w:pPr>
+            <w:r/>
             <w:r>
               <w:rPr>
-                <w:rFonts w:ascii="Calibri" w:hAnsi="Calibri"/>
                 <w:b w:val="0"/>
                 <w:i w:val="0"/>
                 <w:sz w:val="20"/>
@@ -176,27 +116,17 @@
         </w:tc>
       </w:tr>
       <w:tr>
-        <w:trPr>
-          <w:cantSplit w:val="1"/>
-        </w:trPr>
         <w:tc>
           <w:tcPr>
-            <w:tcW w:type="dxa" w:w="4451"/>
-            <w:tcMar>
-              <w:top w:w="60" w:type="dxa"/>
-              <w:bottom w:w="60" w:type="dxa"/>
-              <w:left w:w="100" w:type="dxa"/>
-              <w:right w:w="100" w:type="dxa"/>
-            </w:tcMar>
-            <w:shd w:val="clear" w:color="auto" w:fill="F0F4F8"/>
+            <w:tcW w:type="dxa" w:w="4680"/>
           </w:tcPr>
           <w:p>
             <w:pPr>
               <w:spacing w:before="40" w:after="40"/>
             </w:pPr>
+            <w:r/>
             <w:r>
               <w:rPr>
-                <w:rFonts w:ascii="Calibri" w:hAnsi="Calibri"/>
                 <w:b/>
                 <w:i w:val="0"/>
                 <w:sz w:val="20"/>
@@ -207,21 +137,15 @@
         </w:tc>
         <w:tc>
           <w:tcPr>
-            <w:tcW w:type="dxa" w:w="4451"/>
-            <w:tcMar>
-              <w:top w:w="60" w:type="dxa"/>
-              <w:bottom w:w="60" w:type="dxa"/>
-              <w:left w:w="100" w:type="dxa"/>
-              <w:right w:w="100" w:type="dxa"/>
-            </w:tcMar>
+            <w:tcW w:type="dxa" w:w="4680"/>
           </w:tcPr>
           <w:p>
             <w:pPr>
               <w:spacing w:before="40" w:after="40"/>
             </w:pPr>
+            <w:r/>
             <w:r>
               <w:rPr>
-                <w:rFonts w:ascii="Calibri" w:hAnsi="Calibri"/>
                 <w:b w:val="0"/>
                 <w:i w:val="0"/>
                 <w:sz w:val="20"/>
@@ -232,27 +156,17 @@
         </w:tc>
       </w:tr>
       <w:tr>
-        <w:trPr>
-          <w:cantSplit w:val="1"/>
-        </w:trPr>
         <w:tc>
           <w:tcPr>
-            <w:tcW w:type="dxa" w:w="4451"/>
-            <w:tcMar>
-              <w:top w:w="60" w:type="dxa"/>
-              <w:bottom w:w="60" w:type="dxa"/>
-              <w:left w:w="100" w:type="dxa"/>
-              <w:right w:w="100" w:type="dxa"/>
-            </w:tcMar>
-            <w:shd w:val="clear" w:color="auto" w:fill="F0F4F8"/>
+            <w:tcW w:type="dxa" w:w="4680"/>
           </w:tcPr>
           <w:p>
             <w:pPr>
               <w:spacing w:before="40" w:after="40"/>
             </w:pPr>
+            <w:r/>
             <w:r>
               <w:rPr>
-                <w:rFonts w:ascii="Calibri" w:hAnsi="Calibri"/>
                 <w:b/>
                 <w:i w:val="0"/>
                 <w:sz w:val="20"/>
@@ -263,21 +177,15 @@
         </w:tc>
         <w:tc>
           <w:tcPr>
-            <w:tcW w:type="dxa" w:w="4451"/>
-            <w:tcMar>
-              <w:top w:w="60" w:type="dxa"/>
-              <w:bottom w:w="60" w:type="dxa"/>
-              <w:left w:w="100" w:type="dxa"/>
-              <w:right w:w="100" w:type="dxa"/>
-            </w:tcMar>
+            <w:tcW w:type="dxa" w:w="4680"/>
           </w:tcPr>
           <w:p>
             <w:pPr>
               <w:spacing w:before="40" w:after="40"/>
             </w:pPr>
+            <w:r/>
             <w:r>
               <w:rPr>
-                <w:rFonts w:ascii="Calibri" w:hAnsi="Calibri"/>
                 <w:b w:val="0"/>
                 <w:i w:val="0"/>
                 <w:sz w:val="20"/>
@@ -288,27 +196,17 @@
         </w:tc>
       </w:tr>
       <w:tr>
-        <w:trPr>
-          <w:cantSplit w:val="1"/>
-        </w:trPr>
         <w:tc>
           <w:tcPr>
-            <w:tcW w:type="dxa" w:w="4451"/>
-            <w:tcMar>
-              <w:top w:w="60" w:type="dxa"/>
-              <w:bottom w:w="60" w:type="dxa"/>
-              <w:left w:w="100" w:type="dxa"/>
-              <w:right w:w="100" w:type="dxa"/>
-            </w:tcMar>
-            <w:shd w:val="clear" w:color="auto" w:fill="F0F4F8"/>
+            <w:tcW w:type="dxa" w:w="4680"/>
           </w:tcPr>
           <w:p>
             <w:pPr>
               <w:spacing w:before="40" w:after="40"/>
             </w:pPr>
+            <w:r/>
             <w:r>
               <w:rPr>
-                <w:rFonts w:ascii="Calibri" w:hAnsi="Calibri"/>
                 <w:b/>
                 <w:i w:val="0"/>
                 <w:sz w:val="20"/>
@@ -319,52 +217,36 @@
         </w:tc>
         <w:tc>
           <w:tcPr>
-            <w:tcW w:type="dxa" w:w="4451"/>
-            <w:tcMar>
-              <w:top w:w="60" w:type="dxa"/>
-              <w:bottom w:w="60" w:type="dxa"/>
-              <w:left w:w="100" w:type="dxa"/>
-              <w:right w:w="100" w:type="dxa"/>
-            </w:tcMar>
+            <w:tcW w:type="dxa" w:w="4680"/>
           </w:tcPr>
           <w:p>
             <w:pPr>
               <w:spacing w:before="40" w:after="40"/>
             </w:pPr>
+            <w:r/>
             <w:r>
               <w:rPr>
-                <w:rFonts w:ascii="Calibri" w:hAnsi="Calibri"/>
                 <w:b w:val="0"/>
                 <w:i w:val="0"/>
                 <w:sz w:val="20"/>
               </w:rPr>
-              <w:t>1.0</w:t>
+              <w:t>1.1</w:t>
             </w:r>
           </w:p>
         </w:tc>
       </w:tr>
       <w:tr>
-        <w:trPr>
-          <w:cantSplit w:val="1"/>
-        </w:trPr>
         <w:tc>
           <w:tcPr>
-            <w:tcW w:type="dxa" w:w="4451"/>
-            <w:tcMar>
-              <w:top w:w="60" w:type="dxa"/>
-              <w:bottom w:w="60" w:type="dxa"/>
-              <w:left w:w="100" w:type="dxa"/>
-              <w:right w:w="100" w:type="dxa"/>
-            </w:tcMar>
-            <w:shd w:val="clear" w:color="auto" w:fill="F0F4F8"/>
+            <w:tcW w:type="dxa" w:w="4680"/>
           </w:tcPr>
           <w:p>
             <w:pPr>
               <w:spacing w:before="40" w:after="40"/>
             </w:pPr>
+            <w:r/>
             <w:r>
               <w:rPr>
-                <w:rFonts w:ascii="Calibri" w:hAnsi="Calibri"/>
                 <w:b/>
                 <w:i w:val="0"/>
                 <w:sz w:val="20"/>
@@ -375,52 +257,36 @@
         </w:tc>
         <w:tc>
           <w:tcPr>
-            <w:tcW w:type="dxa" w:w="4451"/>
-            <w:tcMar>
-              <w:top w:w="60" w:type="dxa"/>
-              <w:bottom w:w="60" w:type="dxa"/>
-              <w:left w:w="100" w:type="dxa"/>
-              <w:right w:w="100" w:type="dxa"/>
-            </w:tcMar>
+            <w:tcW w:type="dxa" w:w="4680"/>
           </w:tcPr>
           <w:p>
             <w:pPr>
               <w:spacing w:before="40" w:after="40"/>
             </w:pPr>
+            <w:r/>
             <w:r>
               <w:rPr>
-                <w:rFonts w:ascii="Calibri" w:hAnsi="Calibri"/>
                 <w:b w:val="0"/>
                 <w:i w:val="0"/>
                 <w:sz w:val="20"/>
               </w:rPr>
-              <w:t>05/06/2026</w:t>
+              <w:t>13/06/2026</w:t>
             </w:r>
           </w:p>
         </w:tc>
       </w:tr>
       <w:tr>
-        <w:trPr>
-          <w:cantSplit w:val="1"/>
-        </w:trPr>
         <w:tc>
           <w:tcPr>
-            <w:tcW w:type="dxa" w:w="4451"/>
-            <w:tcMar>
-              <w:top w:w="60" w:type="dxa"/>
-              <w:bottom w:w="60" w:type="dxa"/>
-              <w:left w:w="100" w:type="dxa"/>
-              <w:right w:w="100" w:type="dxa"/>
-            </w:tcMar>
-            <w:shd w:val="clear" w:color="auto" w:fill="F0F4F8"/>
+            <w:tcW w:type="dxa" w:w="4680"/>
           </w:tcPr>
           <w:p>
             <w:pPr>
               <w:spacing w:before="40" w:after="40"/>
             </w:pPr>
+            <w:r/>
             <w:r>
               <w:rPr>
-                <w:rFonts w:ascii="Calibri" w:hAnsi="Calibri"/>
                 <w:b/>
                 <w:i w:val="0"/>
                 <w:sz w:val="20"/>
@@ -431,21 +297,15 @@
         </w:tc>
         <w:tc>
           <w:tcPr>
-            <w:tcW w:type="dxa" w:w="4451"/>
-            <w:tcMar>
-              <w:top w:w="60" w:type="dxa"/>
-              <w:bottom w:w="60" w:type="dxa"/>
-              <w:left w:w="100" w:type="dxa"/>
-              <w:right w:w="100" w:type="dxa"/>
-            </w:tcMar>
+            <w:tcW w:type="dxa" w:w="4680"/>
           </w:tcPr>
           <w:p>
             <w:pPr>
               <w:spacing w:before="40" w:after="40"/>
             </w:pPr>
+            <w:r/>
             <w:r>
               <w:rPr>
-                <w:rFonts w:ascii="Calibri" w:hAnsi="Calibri"/>
                 <w:b w:val="0"/>
                 <w:i w:val="0"/>
                 <w:sz w:val="20"/>
@@ -456,27 +316,17 @@
         </w:tc>
       </w:tr>
       <w:tr>
-        <w:trPr>
-          <w:cantSplit w:val="1"/>
-        </w:trPr>
         <w:tc>
           <w:tcPr>
-            <w:tcW w:type="dxa" w:w="4451"/>
-            <w:tcMar>
-              <w:top w:w="60" w:type="dxa"/>
-              <w:bottom w:w="60" w:type="dxa"/>
-              <w:left w:w="100" w:type="dxa"/>
-              <w:right w:w="100" w:type="dxa"/>
-            </w:tcMar>
-            <w:shd w:val="clear" w:color="auto" w:fill="F0F4F8"/>
+            <w:tcW w:type="dxa" w:w="4680"/>
           </w:tcPr>
           <w:p>
             <w:pPr>
               <w:spacing w:before="40" w:after="40"/>
             </w:pPr>
+            <w:r/>
             <w:r>
               <w:rPr>
-                <w:rFonts w:ascii="Calibri" w:hAnsi="Calibri"/>
                 <w:b/>
                 <w:i w:val="0"/>
                 <w:sz w:val="20"/>
@@ -487,21 +337,15 @@
         </w:tc>
         <w:tc>
           <w:tcPr>
-            <w:tcW w:type="dxa" w:w="4451"/>
-            <w:tcMar>
-              <w:top w:w="60" w:type="dxa"/>
-              <w:bottom w:w="60" w:type="dxa"/>
-              <w:left w:w="100" w:type="dxa"/>
-              <w:right w:w="100" w:type="dxa"/>
-            </w:tcMar>
+            <w:tcW w:type="dxa" w:w="4680"/>
           </w:tcPr>
           <w:p>
             <w:pPr>
               <w:spacing w:before="40" w:after="40"/>
             </w:pPr>
+            <w:r/>
             <w:r>
               <w:rPr>
-                <w:rFonts w:ascii="Calibri" w:hAnsi="Calibri"/>
                 <w:b w:val="0"/>
                 <w:i w:val="0"/>
                 <w:sz w:val="20"/>
@@ -512,84 +356,77 @@
         </w:tc>
       </w:tr>
     </w:tbl>
+    <w:p/>
     <w:p>
       <w:pPr>
-        <w:spacing w:before="0" w:after="160"/>
+        <w:pBdr>
+          <w:bottom w:val="single" w:sz="6" w:space="1" w:color="AAAAAA"/>
+        </w:pBdr>
       </w:pPr>
     </w:p>
     <w:p>
       <w:pPr>
-        <w:pStyle w:val="Heading1"/>
-        <w:keepNext/>
-        <w:keepLines/>
-        <w:pBdr>
-          <w:bottom w:val="single" w:sz="4" w:space="2" w:color="D6E4F0"/>
-        </w:pBdr>
+        <w:pStyle w:val="Heading2"/>
       </w:pPr>
       <w:r>
+        <w:rPr>
+          <w:b/>
+          <w:color w:val="2E74B5"/>
+          <w:sz w:val="26"/>
+        </w:rPr>
         <w:t>1. Objetivo</w:t>
       </w:r>
     </w:p>
     <w:p>
       <w:pPr>
-        <w:spacing w:before="0" w:after="120"/>
+        <w:spacing w:after="80"/>
       </w:pPr>
       <w:r>
         <w:rPr>
-          <w:rFonts w:ascii="Calibri" w:hAnsi="Calibri"/>
           <w:b w:val="0"/>
           <w:i w:val="0"/>
-          <w:sz w:val="22"/>
+          <w:sz w:val="20"/>
         </w:rPr>
         <w:t>Registrar as adaptações aplicadas ao processo-padrão de desenvolvimento Timeware para a execução do projeto Cadastro de Clientes — Rede D1000, justificando cada decisão e seus impactos no planejamento.</w:t>
       </w:r>
     </w:p>
     <w:p>
       <w:pPr>
-        <w:pStyle w:val="Heading1"/>
-        <w:keepNext/>
-        <w:keepLines/>
         <w:pBdr>
-          <w:bottom w:val="single" w:sz="4" w:space="2" w:color="D6E4F0"/>
+          <w:bottom w:val="single" w:sz="6" w:space="1" w:color="AAAAAA"/>
         </w:pBdr>
       </w:pPr>
+    </w:p>
+    <w:p>
+      <w:pPr>
+        <w:pStyle w:val="Heading2"/>
+      </w:pPr>
       <w:r>
+        <w:rPr>
+          <w:b/>
+          <w:color w:val="2E74B5"/>
+          <w:sz w:val="26"/>
+        </w:rPr>
         <w:t>2. Adaptações aplicadas</w:t>
       </w:r>
     </w:p>
     <w:tbl>
       <w:tblPr>
+        <w:tblStyle w:val="TableGrid"/>
         <w:tblW w:type="auto" w:w="0"/>
         <w:tblLook w:firstColumn="1" w:firstRow="1" w:lastColumn="0" w:lastRow="0" w:noHBand="0" w:noVBand="1" w:val="04A0"/>
-        <w:tblBorders>
-          <w:top w:val="single" w:sz="4" w:space="0" w:color="003366"/>
-          <w:left w:val="single" w:sz="4" w:space="0" w:color="003366"/>
-          <w:bottom w:val="single" w:sz="4" w:space="0" w:color="003366"/>
-          <w:right w:val="single" w:sz="4" w:space="0" w:color="003366"/>
-          <w:insideH w:val="single" w:sz="4" w:space="0" w:color="003366"/>
-          <w:insideV w:val="single" w:sz="4" w:space="0" w:color="003366"/>
-        </w:tblBorders>
       </w:tblPr>
       <w:tblGrid>
-        <w:gridCol w:w="2225"/>
-        <w:gridCol w:w="2225"/>
-        <w:gridCol w:w="2225"/>
-        <w:gridCol w:w="2225"/>
+        <w:gridCol w:w="2340"/>
+        <w:gridCol w:w="2340"/>
+        <w:gridCol w:w="2340"/>
+        <w:gridCol w:w="2340"/>
       </w:tblGrid>
       <w:tr>
-        <w:trPr>
-          <w:cantSplit w:val="1"/>
-        </w:trPr>
         <w:tc>
           <w:tcPr>
-            <w:tcW w:type="dxa" w:w="2225"/>
-            <w:tcMar>
-              <w:top w:w="60" w:type="dxa"/>
-              <w:bottom w:w="60" w:type="dxa"/>
-              <w:left w:w="100" w:type="dxa"/>
-              <w:right w:w="100" w:type="dxa"/>
-            </w:tcMar>
-            <w:shd w:val="clear" w:color="auto" w:fill="003366"/>
+            <w:tcW w:type="dxa" w:w="2340"/>
+            <w:shd w:val="clear" w:color="auto" w:fill="D6E4F7"/>
           </w:tcPr>
           <w:p>
             <w:pPr>
@@ -597,10 +434,13 @@
             </w:pPr>
             <w:r>
               <w:rPr>
-                <w:rFonts w:ascii="Calibri" w:hAnsi="Calibri"/>
+                <w:b/>
+              </w:rPr>
+            </w:r>
+            <w:r>
+              <w:rPr>
                 <w:b/>
                 <w:i w:val="0"/>
-                <w:color w:val="FFFFFF"/>
                 <w:sz w:val="20"/>
               </w:rPr>
               <w:t>#</w:t>
@@ -609,14 +449,8 @@
         </w:tc>
         <w:tc>
           <w:tcPr>
-            <w:tcW w:type="dxa" w:w="2225"/>
-            <w:tcMar>
-              <w:top w:w="60" w:type="dxa"/>
-              <w:bottom w:w="60" w:type="dxa"/>
-              <w:left w:w="100" w:type="dxa"/>
-              <w:right w:w="100" w:type="dxa"/>
-            </w:tcMar>
-            <w:shd w:val="clear" w:color="auto" w:fill="003366"/>
+            <w:tcW w:type="dxa" w:w="2340"/>
+            <w:shd w:val="clear" w:color="auto" w:fill="D6E4F7"/>
           </w:tcPr>
           <w:p>
             <w:pPr>
@@ -624,10 +458,13 @@
             </w:pPr>
             <w:r>
               <w:rPr>
-                <w:rFonts w:ascii="Calibri" w:hAnsi="Calibri"/>
+                <w:b/>
+              </w:rPr>
+            </w:r>
+            <w:r>
+              <w:rPr>
                 <w:b/>
                 <w:i w:val="0"/>
-                <w:color w:val="FFFFFF"/>
                 <w:sz w:val="20"/>
               </w:rPr>
               <w:t>Item do processo-padrão</w:t>
@@ -636,14 +473,8 @@
         </w:tc>
         <w:tc>
           <w:tcPr>
-            <w:tcW w:type="dxa" w:w="2225"/>
-            <w:tcMar>
-              <w:top w:w="60" w:type="dxa"/>
-              <w:bottom w:w="60" w:type="dxa"/>
-              <w:left w:w="100" w:type="dxa"/>
-              <w:right w:w="100" w:type="dxa"/>
-            </w:tcMar>
-            <w:shd w:val="clear" w:color="auto" w:fill="003366"/>
+            <w:tcW w:type="dxa" w:w="2340"/>
+            <w:shd w:val="clear" w:color="auto" w:fill="D6E4F7"/>
           </w:tcPr>
           <w:p>
             <w:pPr>
@@ -651,10 +482,13 @@
             </w:pPr>
             <w:r>
               <w:rPr>
-                <w:rFonts w:ascii="Calibri" w:hAnsi="Calibri"/>
+                <w:b/>
+              </w:rPr>
+            </w:r>
+            <w:r>
+              <w:rPr>
                 <w:b/>
                 <w:i w:val="0"/>
-                <w:color w:val="FFFFFF"/>
                 <w:sz w:val="20"/>
               </w:rPr>
               <w:t>Decisão de adaptação</w:t>
@@ -663,14 +497,8 @@
         </w:tc>
         <w:tc>
           <w:tcPr>
-            <w:tcW w:type="dxa" w:w="2225"/>
-            <w:tcMar>
-              <w:top w:w="60" w:type="dxa"/>
-              <w:bottom w:w="60" w:type="dxa"/>
-              <w:left w:w="100" w:type="dxa"/>
-              <w:right w:w="100" w:type="dxa"/>
-            </w:tcMar>
-            <w:shd w:val="clear" w:color="auto" w:fill="003366"/>
+            <w:tcW w:type="dxa" w:w="2340"/>
+            <w:shd w:val="clear" w:color="auto" w:fill="D6E4F7"/>
           </w:tcPr>
           <w:p>
             <w:pPr>
@@ -678,10 +506,13 @@
             </w:pPr>
             <w:r>
               <w:rPr>
-                <w:rFonts w:ascii="Calibri" w:hAnsi="Calibri"/>
+                <w:b/>
+              </w:rPr>
+            </w:r>
+            <w:r>
+              <w:rPr>
                 <w:b/>
                 <w:i w:val="0"/>
-                <w:color w:val="FFFFFF"/>
                 <w:sz w:val="20"/>
               </w:rPr>
               <w:t>Justificativa</w:t>
@@ -690,27 +521,17 @@
         </w:tc>
       </w:tr>
       <w:tr>
-        <w:trPr>
-          <w:cantSplit w:val="1"/>
-        </w:trPr>
         <w:tc>
           <w:tcPr>
-            <w:tcW w:type="dxa" w:w="2225"/>
-            <w:tcMar>
-              <w:top w:w="60" w:type="dxa"/>
-              <w:bottom w:w="60" w:type="dxa"/>
-              <w:left w:w="100" w:type="dxa"/>
-              <w:right w:w="100" w:type="dxa"/>
-            </w:tcMar>
-            <w:shd w:val="clear" w:color="auto" w:fill="EBF5FB"/>
+            <w:tcW w:type="dxa" w:w="2340"/>
           </w:tcPr>
           <w:p>
             <w:pPr>
               <w:spacing w:before="40" w:after="40"/>
             </w:pPr>
+            <w:r/>
             <w:r>
               <w:rPr>
-                <w:rFonts w:ascii="Calibri" w:hAnsi="Calibri"/>
                 <w:b w:val="0"/>
                 <w:i w:val="0"/>
                 <w:sz w:val="20"/>
@@ -721,22 +542,15 @@
         </w:tc>
         <w:tc>
           <w:tcPr>
-            <w:tcW w:type="dxa" w:w="2225"/>
-            <w:tcMar>
-              <w:top w:w="60" w:type="dxa"/>
-              <w:bottom w:w="60" w:type="dxa"/>
-              <w:left w:w="100" w:type="dxa"/>
-              <w:right w:w="100" w:type="dxa"/>
-            </w:tcMar>
-            <w:shd w:val="clear" w:color="auto" w:fill="EBF5FB"/>
+            <w:tcW w:type="dxa" w:w="2340"/>
           </w:tcPr>
           <w:p>
             <w:pPr>
               <w:spacing w:before="40" w:after="40"/>
             </w:pPr>
+            <w:r/>
             <w:r>
               <w:rPr>
-                <w:rFonts w:ascii="Calibri" w:hAnsi="Calibri"/>
                 <w:b w:val="0"/>
                 <w:i w:val="0"/>
                 <w:sz w:val="20"/>
@@ -747,22 +561,15 @@
         </w:tc>
         <w:tc>
           <w:tcPr>
-            <w:tcW w:type="dxa" w:w="2225"/>
-            <w:tcMar>
-              <w:top w:w="60" w:type="dxa"/>
-              <w:bottom w:w="60" w:type="dxa"/>
-              <w:left w:w="100" w:type="dxa"/>
-              <w:right w:w="100" w:type="dxa"/>
-            </w:tcMar>
-            <w:shd w:val="clear" w:color="auto" w:fill="EBF5FB"/>
+            <w:tcW w:type="dxa" w:w="2340"/>
           </w:tcPr>
           <w:p>
             <w:pPr>
               <w:spacing w:before="40" w:after="40"/>
             </w:pPr>
+            <w:r/>
             <w:r>
               <w:rPr>
-                <w:rFonts w:ascii="Calibri" w:hAnsi="Calibri"/>
                 <w:b w:val="0"/>
                 <w:i w:val="0"/>
                 <w:sz w:val="20"/>
@@ -773,22 +580,15 @@
         </w:tc>
         <w:tc>
           <w:tcPr>
-            <w:tcW w:type="dxa" w:w="2225"/>
-            <w:tcMar>
-              <w:top w:w="60" w:type="dxa"/>
-              <w:bottom w:w="60" w:type="dxa"/>
-              <w:left w:w="100" w:type="dxa"/>
-              <w:right w:w="100" w:type="dxa"/>
-            </w:tcMar>
-            <w:shd w:val="clear" w:color="auto" w:fill="EBF5FB"/>
+            <w:tcW w:type="dxa" w:w="2340"/>
           </w:tcPr>
           <w:p>
             <w:pPr>
               <w:spacing w:before="40" w:after="40"/>
             </w:pPr>
+            <w:r/>
             <w:r>
               <w:rPr>
-                <w:rFonts w:ascii="Calibri" w:hAnsi="Calibri"/>
                 <w:b w:val="0"/>
                 <w:i w:val="0"/>
                 <w:sz w:val="20"/>
@@ -799,26 +599,17 @@
         </w:tc>
       </w:tr>
       <w:tr>
-        <w:trPr>
-          <w:cantSplit w:val="1"/>
-        </w:trPr>
         <w:tc>
           <w:tcPr>
-            <w:tcW w:type="dxa" w:w="2225"/>
-            <w:tcMar>
-              <w:top w:w="60" w:type="dxa"/>
-              <w:bottom w:w="60" w:type="dxa"/>
-              <w:left w:w="100" w:type="dxa"/>
-              <w:right w:w="100" w:type="dxa"/>
-            </w:tcMar>
+            <w:tcW w:type="dxa" w:w="2340"/>
           </w:tcPr>
           <w:p>
             <w:pPr>
               <w:spacing w:before="40" w:after="40"/>
             </w:pPr>
+            <w:r/>
             <w:r>
               <w:rPr>
-                <w:rFonts w:ascii="Calibri" w:hAnsi="Calibri"/>
                 <w:b w:val="0"/>
                 <w:i w:val="0"/>
                 <w:sz w:val="20"/>
@@ -829,21 +620,15 @@
         </w:tc>
         <w:tc>
           <w:tcPr>
-            <w:tcW w:type="dxa" w:w="2225"/>
-            <w:tcMar>
-              <w:top w:w="60" w:type="dxa"/>
-              <w:bottom w:w="60" w:type="dxa"/>
-              <w:left w:w="100" w:type="dxa"/>
-              <w:right w:w="100" w:type="dxa"/>
-            </w:tcMar>
+            <w:tcW w:type="dxa" w:w="2340"/>
           </w:tcPr>
           <w:p>
             <w:pPr>
               <w:spacing w:before="40" w:after="40"/>
             </w:pPr>
+            <w:r/>
             <w:r>
               <w:rPr>
-                <w:rFonts w:ascii="Calibri" w:hAnsi="Calibri"/>
                 <w:b w:val="0"/>
                 <w:i w:val="0"/>
                 <w:sz w:val="20"/>
@@ -854,21 +639,15 @@
         </w:tc>
         <w:tc>
           <w:tcPr>
-            <w:tcW w:type="dxa" w:w="2225"/>
-            <w:tcMar>
-              <w:top w:w="60" w:type="dxa"/>
-              <w:bottom w:w="60" w:type="dxa"/>
-              <w:left w:w="100" w:type="dxa"/>
-              <w:right w:w="100" w:type="dxa"/>
-            </w:tcMar>
+            <w:tcW w:type="dxa" w:w="2340"/>
           </w:tcPr>
           <w:p>
             <w:pPr>
               <w:spacing w:before="40" w:after="40"/>
             </w:pPr>
+            <w:r/>
             <w:r>
               <w:rPr>
-                <w:rFonts w:ascii="Calibri" w:hAnsi="Calibri"/>
                 <w:b w:val="0"/>
                 <w:i w:val="0"/>
                 <w:sz w:val="20"/>
@@ -879,21 +658,15 @@
         </w:tc>
         <w:tc>
           <w:tcPr>
-            <w:tcW w:type="dxa" w:w="2225"/>
-            <w:tcMar>
-              <w:top w:w="60" w:type="dxa"/>
-              <w:bottom w:w="60" w:type="dxa"/>
-              <w:left w:w="100" w:type="dxa"/>
-              <w:right w:w="100" w:type="dxa"/>
-            </w:tcMar>
+            <w:tcW w:type="dxa" w:w="2340"/>
           </w:tcPr>
           <w:p>
             <w:pPr>
               <w:spacing w:before="40" w:after="40"/>
             </w:pPr>
+            <w:r/>
             <w:r>
               <w:rPr>
-                <w:rFonts w:ascii="Calibri" w:hAnsi="Calibri"/>
                 <w:b w:val="0"/>
                 <w:i w:val="0"/>
                 <w:sz w:val="20"/>
@@ -904,27 +677,17 @@
         </w:tc>
       </w:tr>
       <w:tr>
-        <w:trPr>
-          <w:cantSplit w:val="1"/>
-        </w:trPr>
         <w:tc>
           <w:tcPr>
-            <w:tcW w:type="dxa" w:w="2225"/>
-            <w:tcMar>
-              <w:top w:w="60" w:type="dxa"/>
-              <w:bottom w:w="60" w:type="dxa"/>
-              <w:left w:w="100" w:type="dxa"/>
-              <w:right w:w="100" w:type="dxa"/>
-            </w:tcMar>
-            <w:shd w:val="clear" w:color="auto" w:fill="EBF5FB"/>
+            <w:tcW w:type="dxa" w:w="2340"/>
           </w:tcPr>
           <w:p>
             <w:pPr>
               <w:spacing w:before="40" w:after="40"/>
             </w:pPr>
+            <w:r/>
             <w:r>
               <w:rPr>
-                <w:rFonts w:ascii="Calibri" w:hAnsi="Calibri"/>
                 <w:b w:val="0"/>
                 <w:i w:val="0"/>
                 <w:sz w:val="20"/>
@@ -935,22 +698,15 @@
         </w:tc>
         <w:tc>
           <w:tcPr>
-            <w:tcW w:type="dxa" w:w="2225"/>
-            <w:tcMar>
-              <w:top w:w="60" w:type="dxa"/>
-              <w:bottom w:w="60" w:type="dxa"/>
-              <w:left w:w="100" w:type="dxa"/>
-              <w:right w:w="100" w:type="dxa"/>
-            </w:tcMar>
-            <w:shd w:val="clear" w:color="auto" w:fill="EBF5FB"/>
+            <w:tcW w:type="dxa" w:w="2340"/>
           </w:tcPr>
           <w:p>
             <w:pPr>
               <w:spacing w:before="40" w:after="40"/>
             </w:pPr>
+            <w:r/>
             <w:r>
               <w:rPr>
-                <w:rFonts w:ascii="Calibri" w:hAnsi="Calibri"/>
                 <w:b w:val="0"/>
                 <w:i w:val="0"/>
                 <w:sz w:val="20"/>
@@ -961,22 +717,15 @@
         </w:tc>
         <w:tc>
           <w:tcPr>
-            <w:tcW w:type="dxa" w:w="2225"/>
-            <w:tcMar>
-              <w:top w:w="60" w:type="dxa"/>
-              <w:bottom w:w="60" w:type="dxa"/>
-              <w:left w:w="100" w:type="dxa"/>
-              <w:right w:w="100" w:type="dxa"/>
-            </w:tcMar>
-            <w:shd w:val="clear" w:color="auto" w:fill="EBF5FB"/>
+            <w:tcW w:type="dxa" w:w="2340"/>
           </w:tcPr>
           <w:p>
             <w:pPr>
               <w:spacing w:before="40" w:after="40"/>
             </w:pPr>
+            <w:r/>
             <w:r>
               <w:rPr>
-                <w:rFonts w:ascii="Calibri" w:hAnsi="Calibri"/>
                 <w:b w:val="0"/>
                 <w:i w:val="0"/>
                 <w:sz w:val="20"/>
@@ -987,22 +736,15 @@
         </w:tc>
         <w:tc>
           <w:tcPr>
-            <w:tcW w:type="dxa" w:w="2225"/>
-            <w:tcMar>
-              <w:top w:w="60" w:type="dxa"/>
-              <w:bottom w:w="60" w:type="dxa"/>
-              <w:left w:w="100" w:type="dxa"/>
-              <w:right w:w="100" w:type="dxa"/>
-            </w:tcMar>
-            <w:shd w:val="clear" w:color="auto" w:fill="EBF5FB"/>
+            <w:tcW w:type="dxa" w:w="2340"/>
           </w:tcPr>
           <w:p>
             <w:pPr>
               <w:spacing w:before="40" w:after="40"/>
             </w:pPr>
+            <w:r/>
             <w:r>
               <w:rPr>
-                <w:rFonts w:ascii="Calibri" w:hAnsi="Calibri"/>
                 <w:b w:val="0"/>
                 <w:i w:val="0"/>
                 <w:sz w:val="20"/>
@@ -1013,26 +755,17 @@
         </w:tc>
       </w:tr>
       <w:tr>
-        <w:trPr>
-          <w:cantSplit w:val="1"/>
-        </w:trPr>
         <w:tc>
           <w:tcPr>
-            <w:tcW w:type="dxa" w:w="2225"/>
-            <w:tcMar>
-              <w:top w:w="60" w:type="dxa"/>
-              <w:bottom w:w="60" w:type="dxa"/>
-              <w:left w:w="100" w:type="dxa"/>
-              <w:right w:w="100" w:type="dxa"/>
-            </w:tcMar>
+            <w:tcW w:type="dxa" w:w="2340"/>
           </w:tcPr>
           <w:p>
             <w:pPr>
               <w:spacing w:before="40" w:after="40"/>
             </w:pPr>
+            <w:r/>
             <w:r>
               <w:rPr>
-                <w:rFonts w:ascii="Calibri" w:hAnsi="Calibri"/>
                 <w:b w:val="0"/>
                 <w:i w:val="0"/>
                 <w:sz w:val="20"/>
@@ -1043,21 +776,15 @@
         </w:tc>
         <w:tc>
           <w:tcPr>
-            <w:tcW w:type="dxa" w:w="2225"/>
-            <w:tcMar>
-              <w:top w:w="60" w:type="dxa"/>
-              <w:bottom w:w="60" w:type="dxa"/>
-              <w:left w:w="100" w:type="dxa"/>
-              <w:right w:w="100" w:type="dxa"/>
-            </w:tcMar>
+            <w:tcW w:type="dxa" w:w="2340"/>
           </w:tcPr>
           <w:p>
             <w:pPr>
               <w:spacing w:before="40" w:after="40"/>
             </w:pPr>
+            <w:r/>
             <w:r>
               <w:rPr>
-                <w:rFonts w:ascii="Calibri" w:hAnsi="Calibri"/>
                 <w:b w:val="0"/>
                 <w:i w:val="0"/>
                 <w:sz w:val="20"/>
@@ -1068,21 +795,15 @@
         </w:tc>
         <w:tc>
           <w:tcPr>
-            <w:tcW w:type="dxa" w:w="2225"/>
-            <w:tcMar>
-              <w:top w:w="60" w:type="dxa"/>
-              <w:bottom w:w="60" w:type="dxa"/>
-              <w:left w:w="100" w:type="dxa"/>
-              <w:right w:w="100" w:type="dxa"/>
-            </w:tcMar>
+            <w:tcW w:type="dxa" w:w="2340"/>
           </w:tcPr>
           <w:p>
             <w:pPr>
               <w:spacing w:before="40" w:after="40"/>
             </w:pPr>
+            <w:r/>
             <w:r>
               <w:rPr>
-                <w:rFonts w:ascii="Calibri" w:hAnsi="Calibri"/>
                 <w:b w:val="0"/>
                 <w:i w:val="0"/>
                 <w:sz w:val="20"/>
@@ -1093,21 +814,15 @@
         </w:tc>
         <w:tc>
           <w:tcPr>
-            <w:tcW w:type="dxa" w:w="2225"/>
-            <w:tcMar>
-              <w:top w:w="60" w:type="dxa"/>
-              <w:bottom w:w="60" w:type="dxa"/>
-              <w:left w:w="100" w:type="dxa"/>
-              <w:right w:w="100" w:type="dxa"/>
-            </w:tcMar>
+            <w:tcW w:type="dxa" w:w="2340"/>
           </w:tcPr>
           <w:p>
             <w:pPr>
               <w:spacing w:before="40" w:after="40"/>
             </w:pPr>
+            <w:r/>
             <w:r>
               <w:rPr>
-                <w:rFonts w:ascii="Calibri" w:hAnsi="Calibri"/>
                 <w:b w:val="0"/>
                 <w:i w:val="0"/>
                 <w:sz w:val="20"/>
@@ -1118,27 +833,17 @@
         </w:tc>
       </w:tr>
       <w:tr>
-        <w:trPr>
-          <w:cantSplit w:val="1"/>
-        </w:trPr>
         <w:tc>
           <w:tcPr>
-            <w:tcW w:type="dxa" w:w="2225"/>
-            <w:tcMar>
-              <w:top w:w="60" w:type="dxa"/>
-              <w:bottom w:w="60" w:type="dxa"/>
-              <w:left w:w="100" w:type="dxa"/>
-              <w:right w:w="100" w:type="dxa"/>
-            </w:tcMar>
-            <w:shd w:val="clear" w:color="auto" w:fill="EBF5FB"/>
+            <w:tcW w:type="dxa" w:w="2340"/>
           </w:tcPr>
           <w:p>
             <w:pPr>
               <w:spacing w:before="40" w:after="40"/>
             </w:pPr>
+            <w:r/>
             <w:r>
               <w:rPr>
-                <w:rFonts w:ascii="Calibri" w:hAnsi="Calibri"/>
                 <w:b w:val="0"/>
                 <w:i w:val="0"/>
                 <w:sz w:val="20"/>
@@ -1149,22 +854,15 @@
         </w:tc>
         <w:tc>
           <w:tcPr>
-            <w:tcW w:type="dxa" w:w="2225"/>
-            <w:tcMar>
-              <w:top w:w="60" w:type="dxa"/>
-              <w:bottom w:w="60" w:type="dxa"/>
-              <w:left w:w="100" w:type="dxa"/>
-              <w:right w:w="100" w:type="dxa"/>
-            </w:tcMar>
-            <w:shd w:val="clear" w:color="auto" w:fill="EBF5FB"/>
+            <w:tcW w:type="dxa" w:w="2340"/>
           </w:tcPr>
           <w:p>
             <w:pPr>
               <w:spacing w:before="40" w:after="40"/>
             </w:pPr>
+            <w:r/>
             <w:r>
               <w:rPr>
-                <w:rFonts w:ascii="Calibri" w:hAnsi="Calibri"/>
                 <w:b w:val="0"/>
                 <w:i w:val="0"/>
                 <w:sz w:val="20"/>
@@ -1175,22 +873,15 @@
         </w:tc>
         <w:tc>
           <w:tcPr>
-            <w:tcW w:type="dxa" w:w="2225"/>
-            <w:tcMar>
-              <w:top w:w="60" w:type="dxa"/>
-              <w:bottom w:w="60" w:type="dxa"/>
-              <w:left w:w="100" w:type="dxa"/>
-              <w:right w:w="100" w:type="dxa"/>
-            </w:tcMar>
-            <w:shd w:val="clear" w:color="auto" w:fill="EBF5FB"/>
+            <w:tcW w:type="dxa" w:w="2340"/>
           </w:tcPr>
           <w:p>
             <w:pPr>
               <w:spacing w:before="40" w:after="40"/>
             </w:pPr>
+            <w:r/>
             <w:r>
               <w:rPr>
-                <w:rFonts w:ascii="Calibri" w:hAnsi="Calibri"/>
                 <w:b w:val="0"/>
                 <w:i w:val="0"/>
                 <w:sz w:val="20"/>
@@ -1201,22 +892,15 @@
         </w:tc>
         <w:tc>
           <w:tcPr>
-            <w:tcW w:type="dxa" w:w="2225"/>
-            <w:tcMar>
-              <w:top w:w="60" w:type="dxa"/>
-              <w:bottom w:w="60" w:type="dxa"/>
-              <w:left w:w="100" w:type="dxa"/>
-              <w:right w:w="100" w:type="dxa"/>
-            </w:tcMar>
-            <w:shd w:val="clear" w:color="auto" w:fill="EBF5FB"/>
+            <w:tcW w:type="dxa" w:w="2340"/>
           </w:tcPr>
           <w:p>
             <w:pPr>
               <w:spacing w:before="40" w:after="40"/>
             </w:pPr>
+            <w:r/>
             <w:r>
               <w:rPr>
-                <w:rFonts w:ascii="Calibri" w:hAnsi="Calibri"/>
                 <w:b w:val="0"/>
                 <w:i w:val="0"/>
                 <w:sz w:val="20"/>
@@ -1227,26 +911,17 @@
         </w:tc>
       </w:tr>
       <w:tr>
-        <w:trPr>
-          <w:cantSplit w:val="1"/>
-        </w:trPr>
         <w:tc>
           <w:tcPr>
-            <w:tcW w:type="dxa" w:w="2225"/>
-            <w:tcMar>
-              <w:top w:w="60" w:type="dxa"/>
-              <w:bottom w:w="60" w:type="dxa"/>
-              <w:left w:w="100" w:type="dxa"/>
-              <w:right w:w="100" w:type="dxa"/>
-            </w:tcMar>
+            <w:tcW w:type="dxa" w:w="2340"/>
           </w:tcPr>
           <w:p>
             <w:pPr>
               <w:spacing w:before="40" w:after="40"/>
             </w:pPr>
+            <w:r/>
             <w:r>
               <w:rPr>
-                <w:rFonts w:ascii="Calibri" w:hAnsi="Calibri"/>
                 <w:b w:val="0"/>
                 <w:i w:val="0"/>
                 <w:sz w:val="20"/>
@@ -1257,21 +932,15 @@
         </w:tc>
         <w:tc>
           <w:tcPr>
-            <w:tcW w:type="dxa" w:w="2225"/>
-            <w:tcMar>
-              <w:top w:w="60" w:type="dxa"/>
-              <w:bottom w:w="60" w:type="dxa"/>
-              <w:left w:w="100" w:type="dxa"/>
-              <w:right w:w="100" w:type="dxa"/>
-            </w:tcMar>
+            <w:tcW w:type="dxa" w:w="2340"/>
           </w:tcPr>
           <w:p>
             <w:pPr>
               <w:spacing w:before="40" w:after="40"/>
             </w:pPr>
+            <w:r/>
             <w:r>
               <w:rPr>
-                <w:rFonts w:ascii="Calibri" w:hAnsi="Calibri"/>
                 <w:b w:val="0"/>
                 <w:i w:val="0"/>
                 <w:sz w:val="20"/>
@@ -1282,21 +951,15 @@
         </w:tc>
         <w:tc>
           <w:tcPr>
-            <w:tcW w:type="dxa" w:w="2225"/>
-            <w:tcMar>
-              <w:top w:w="60" w:type="dxa"/>
-              <w:bottom w:w="60" w:type="dxa"/>
-              <w:left w:w="100" w:type="dxa"/>
-              <w:right w:w="100" w:type="dxa"/>
-            </w:tcMar>
+            <w:tcW w:type="dxa" w:w="2340"/>
           </w:tcPr>
           <w:p>
             <w:pPr>
               <w:spacing w:before="40" w:after="40"/>
             </w:pPr>
+            <w:r/>
             <w:r>
               <w:rPr>
-                <w:rFonts w:ascii="Calibri" w:hAnsi="Calibri"/>
                 <w:b w:val="0"/>
                 <w:i w:val="0"/>
                 <w:sz w:val="20"/>
@@ -1307,21 +970,15 @@
         </w:tc>
         <w:tc>
           <w:tcPr>
-            <w:tcW w:type="dxa" w:w="2225"/>
-            <w:tcMar>
-              <w:top w:w="60" w:type="dxa"/>
-              <w:bottom w:w="60" w:type="dxa"/>
-              <w:left w:w="100" w:type="dxa"/>
-              <w:right w:w="100" w:type="dxa"/>
-            </w:tcMar>
+            <w:tcW w:type="dxa" w:w="2340"/>
           </w:tcPr>
           <w:p>
             <w:pPr>
               <w:spacing w:before="40" w:after="40"/>
             </w:pPr>
+            <w:r/>
             <w:r>
               <w:rPr>
-                <w:rFonts w:ascii="Calibri" w:hAnsi="Calibri"/>
                 <w:b w:val="0"/>
                 <w:i w:val="0"/>
                 <w:sz w:val="20"/>
@@ -1332,27 +989,17 @@
         </w:tc>
       </w:tr>
       <w:tr>
-        <w:trPr>
-          <w:cantSplit w:val="1"/>
-        </w:trPr>
         <w:tc>
           <w:tcPr>
-            <w:tcW w:type="dxa" w:w="2225"/>
-            <w:tcMar>
-              <w:top w:w="60" w:type="dxa"/>
-              <w:bottom w:w="60" w:type="dxa"/>
-              <w:left w:w="100" w:type="dxa"/>
-              <w:right w:w="100" w:type="dxa"/>
-            </w:tcMar>
-            <w:shd w:val="clear" w:color="auto" w:fill="EBF5FB"/>
+            <w:tcW w:type="dxa" w:w="2340"/>
           </w:tcPr>
           <w:p>
             <w:pPr>
               <w:spacing w:before="40" w:after="40"/>
             </w:pPr>
+            <w:r/>
             <w:r>
               <w:rPr>
-                <w:rFonts w:ascii="Calibri" w:hAnsi="Calibri"/>
                 <w:b w:val="0"/>
                 <w:i w:val="0"/>
                 <w:sz w:val="20"/>
@@ -1363,22 +1010,15 @@
         </w:tc>
         <w:tc>
           <w:tcPr>
-            <w:tcW w:type="dxa" w:w="2225"/>
-            <w:tcMar>
-              <w:top w:w="60" w:type="dxa"/>
-              <w:bottom w:w="60" w:type="dxa"/>
-              <w:left w:w="100" w:type="dxa"/>
-              <w:right w:w="100" w:type="dxa"/>
-            </w:tcMar>
-            <w:shd w:val="clear" w:color="auto" w:fill="EBF5FB"/>
+            <w:tcW w:type="dxa" w:w="2340"/>
           </w:tcPr>
           <w:p>
             <w:pPr>
               <w:spacing w:before="40" w:after="40"/>
             </w:pPr>
+            <w:r/>
             <w:r>
               <w:rPr>
-                <w:rFonts w:ascii="Calibri" w:hAnsi="Calibri"/>
                 <w:b w:val="0"/>
                 <w:i w:val="0"/>
                 <w:sz w:val="20"/>
@@ -1389,22 +1029,15 @@
         </w:tc>
         <w:tc>
           <w:tcPr>
-            <w:tcW w:type="dxa" w:w="2225"/>
-            <w:tcMar>
-              <w:top w:w="60" w:type="dxa"/>
-              <w:bottom w:w="60" w:type="dxa"/>
-              <w:left w:w="100" w:type="dxa"/>
-              <w:right w:w="100" w:type="dxa"/>
-            </w:tcMar>
-            <w:shd w:val="clear" w:color="auto" w:fill="EBF5FB"/>
+            <w:tcW w:type="dxa" w:w="2340"/>
           </w:tcPr>
           <w:p>
             <w:pPr>
               <w:spacing w:before="40" w:after="40"/>
             </w:pPr>
+            <w:r/>
             <w:r>
               <w:rPr>
-                <w:rFonts w:ascii="Calibri" w:hAnsi="Calibri"/>
                 <w:b w:val="0"/>
                 <w:i w:val="0"/>
                 <w:sz w:val="20"/>
@@ -1415,22 +1048,15 @@
         </w:tc>
         <w:tc>
           <w:tcPr>
-            <w:tcW w:type="dxa" w:w="2225"/>
-            <w:tcMar>
-              <w:top w:w="60" w:type="dxa"/>
-              <w:bottom w:w="60" w:type="dxa"/>
-              <w:left w:w="100" w:type="dxa"/>
-              <w:right w:w="100" w:type="dxa"/>
-            </w:tcMar>
-            <w:shd w:val="clear" w:color="auto" w:fill="EBF5FB"/>
+            <w:tcW w:type="dxa" w:w="2340"/>
           </w:tcPr>
           <w:p>
             <w:pPr>
               <w:spacing w:before="40" w:after="40"/>
             </w:pPr>
+            <w:r/>
             <w:r>
               <w:rPr>
-                <w:rFonts w:ascii="Calibri" w:hAnsi="Calibri"/>
                 <w:b w:val="0"/>
                 <w:i w:val="0"/>
                 <w:sz w:val="20"/>
@@ -1441,26 +1067,17 @@
         </w:tc>
       </w:tr>
       <w:tr>
-        <w:trPr>
-          <w:cantSplit w:val="1"/>
-        </w:trPr>
         <w:tc>
           <w:tcPr>
-            <w:tcW w:type="dxa" w:w="2225"/>
-            <w:tcMar>
-              <w:top w:w="60" w:type="dxa"/>
-              <w:bottom w:w="60" w:type="dxa"/>
-              <w:left w:w="100" w:type="dxa"/>
-              <w:right w:w="100" w:type="dxa"/>
-            </w:tcMar>
+            <w:tcW w:type="dxa" w:w="2340"/>
           </w:tcPr>
           <w:p>
             <w:pPr>
               <w:spacing w:before="40" w:after="40"/>
             </w:pPr>
+            <w:r/>
             <w:r>
               <w:rPr>
-                <w:rFonts w:ascii="Calibri" w:hAnsi="Calibri"/>
                 <w:b w:val="0"/>
                 <w:i w:val="0"/>
                 <w:sz w:val="20"/>
@@ -1471,21 +1088,15 @@
         </w:tc>
         <w:tc>
           <w:tcPr>
-            <w:tcW w:type="dxa" w:w="2225"/>
-            <w:tcMar>
-              <w:top w:w="60" w:type="dxa"/>
-              <w:bottom w:w="60" w:type="dxa"/>
-              <w:left w:w="100" w:type="dxa"/>
-              <w:right w:w="100" w:type="dxa"/>
-            </w:tcMar>
+            <w:tcW w:type="dxa" w:w="2340"/>
           </w:tcPr>
           <w:p>
             <w:pPr>
               <w:spacing w:before="40" w:after="40"/>
             </w:pPr>
+            <w:r/>
             <w:r>
               <w:rPr>
-                <w:rFonts w:ascii="Calibri" w:hAnsi="Calibri"/>
                 <w:b w:val="0"/>
                 <w:i w:val="0"/>
                 <w:sz w:val="20"/>
@@ -1496,21 +1107,15 @@
         </w:tc>
         <w:tc>
           <w:tcPr>
-            <w:tcW w:type="dxa" w:w="2225"/>
-            <w:tcMar>
-              <w:top w:w="60" w:type="dxa"/>
-              <w:bottom w:w="60" w:type="dxa"/>
-              <w:left w:w="100" w:type="dxa"/>
-              <w:right w:w="100" w:type="dxa"/>
-            </w:tcMar>
+            <w:tcW w:type="dxa" w:w="2340"/>
           </w:tcPr>
           <w:p>
             <w:pPr>
               <w:spacing w:before="40" w:after="40"/>
             </w:pPr>
+            <w:r/>
             <w:r>
               <w:rPr>
-                <w:rFonts w:ascii="Calibri" w:hAnsi="Calibri"/>
                 <w:b w:val="0"/>
                 <w:i w:val="0"/>
                 <w:sz w:val="20"/>
@@ -1521,21 +1126,15 @@
         </w:tc>
         <w:tc>
           <w:tcPr>
-            <w:tcW w:type="dxa" w:w="2225"/>
-            <w:tcMar>
-              <w:top w:w="60" w:type="dxa"/>
-              <w:bottom w:w="60" w:type="dxa"/>
-              <w:left w:w="100" w:type="dxa"/>
-              <w:right w:w="100" w:type="dxa"/>
-            </w:tcMar>
+            <w:tcW w:type="dxa" w:w="2340"/>
           </w:tcPr>
           <w:p>
             <w:pPr>
               <w:spacing w:before="40" w:after="40"/>
             </w:pPr>
+            <w:r/>
             <w:r>
               <w:rPr>
-                <w:rFonts w:ascii="Calibri" w:hAnsi="Calibri"/>
                 <w:b w:val="0"/>
                 <w:i w:val="0"/>
                 <w:sz w:val="20"/>
@@ -1546,27 +1145,17 @@
         </w:tc>
       </w:tr>
       <w:tr>
-        <w:trPr>
-          <w:cantSplit w:val="1"/>
-        </w:trPr>
         <w:tc>
           <w:tcPr>
-            <w:tcW w:type="dxa" w:w="2225"/>
-            <w:tcMar>
-              <w:top w:w="60" w:type="dxa"/>
-              <w:bottom w:w="60" w:type="dxa"/>
-              <w:left w:w="100" w:type="dxa"/>
-              <w:right w:w="100" w:type="dxa"/>
-            </w:tcMar>
-            <w:shd w:val="clear" w:color="auto" w:fill="EBF5FB"/>
+            <w:tcW w:type="dxa" w:w="2340"/>
           </w:tcPr>
           <w:p>
             <w:pPr>
               <w:spacing w:before="40" w:after="40"/>
             </w:pPr>
+            <w:r/>
             <w:r>
               <w:rPr>
-                <w:rFonts w:ascii="Calibri" w:hAnsi="Calibri"/>
                 <w:b w:val="0"/>
                 <w:i w:val="0"/>
                 <w:sz w:val="20"/>
@@ -1577,22 +1166,15 @@
         </w:tc>
         <w:tc>
           <w:tcPr>
-            <w:tcW w:type="dxa" w:w="2225"/>
-            <w:tcMar>
-              <w:top w:w="60" w:type="dxa"/>
-              <w:bottom w:w="60" w:type="dxa"/>
-              <w:left w:w="100" w:type="dxa"/>
-              <w:right w:w="100" w:type="dxa"/>
-            </w:tcMar>
-            <w:shd w:val="clear" w:color="auto" w:fill="EBF5FB"/>
+            <w:tcW w:type="dxa" w:w="2340"/>
           </w:tcPr>
           <w:p>
             <w:pPr>
               <w:spacing w:before="40" w:after="40"/>
             </w:pPr>
+            <w:r/>
             <w:r>
               <w:rPr>
-                <w:rFonts w:ascii="Calibri" w:hAnsi="Calibri"/>
                 <w:b w:val="0"/>
                 <w:i w:val="0"/>
                 <w:sz w:val="20"/>
@@ -1603,22 +1185,15 @@
         </w:tc>
         <w:tc>
           <w:tcPr>
-            <w:tcW w:type="dxa" w:w="2225"/>
-            <w:tcMar>
-              <w:top w:w="60" w:type="dxa"/>
-              <w:bottom w:w="60" w:type="dxa"/>
-              <w:left w:w="100" w:type="dxa"/>
-              <w:right w:w="100" w:type="dxa"/>
-            </w:tcMar>
-            <w:shd w:val="clear" w:color="auto" w:fill="EBF5FB"/>
+            <w:tcW w:type="dxa" w:w="2340"/>
           </w:tcPr>
           <w:p>
             <w:pPr>
               <w:spacing w:before="40" w:after="40"/>
             </w:pPr>
+            <w:r/>
             <w:r>
               <w:rPr>
-                <w:rFonts w:ascii="Calibri" w:hAnsi="Calibri"/>
                 <w:b w:val="0"/>
                 <w:i w:val="0"/>
                 <w:sz w:val="20"/>
@@ -1629,22 +1204,15 @@
         </w:tc>
         <w:tc>
           <w:tcPr>
-            <w:tcW w:type="dxa" w:w="2225"/>
-            <w:tcMar>
-              <w:top w:w="60" w:type="dxa"/>
-              <w:bottom w:w="60" w:type="dxa"/>
-              <w:left w:w="100" w:type="dxa"/>
-              <w:right w:w="100" w:type="dxa"/>
-            </w:tcMar>
-            <w:shd w:val="clear" w:color="auto" w:fill="EBF5FB"/>
+            <w:tcW w:type="dxa" w:w="2340"/>
           </w:tcPr>
           <w:p>
             <w:pPr>
               <w:spacing w:before="40" w:after="40"/>
             </w:pPr>
+            <w:r/>
             <w:r>
               <w:rPr>
-                <w:rFonts w:ascii="Calibri" w:hAnsi="Calibri"/>
                 <w:b w:val="0"/>
                 <w:i w:val="0"/>
                 <w:sz w:val="20"/>
@@ -1655,26 +1223,17 @@
         </w:tc>
       </w:tr>
       <w:tr>
-        <w:trPr>
-          <w:cantSplit w:val="1"/>
-        </w:trPr>
         <w:tc>
           <w:tcPr>
-            <w:tcW w:type="dxa" w:w="2225"/>
-            <w:tcMar>
-              <w:top w:w="60" w:type="dxa"/>
-              <w:bottom w:w="60" w:type="dxa"/>
-              <w:left w:w="100" w:type="dxa"/>
-              <w:right w:w="100" w:type="dxa"/>
-            </w:tcMar>
+            <w:tcW w:type="dxa" w:w="2340"/>
           </w:tcPr>
           <w:p>
             <w:pPr>
               <w:spacing w:before="40" w:after="40"/>
             </w:pPr>
+            <w:r/>
             <w:r>
               <w:rPr>
-                <w:rFonts w:ascii="Calibri" w:hAnsi="Calibri"/>
                 <w:b w:val="0"/>
                 <w:i w:val="0"/>
                 <w:sz w:val="20"/>
@@ -1685,21 +1244,15 @@
         </w:tc>
         <w:tc>
           <w:tcPr>
-            <w:tcW w:type="dxa" w:w="2225"/>
-            <w:tcMar>
-              <w:top w:w="60" w:type="dxa"/>
-              <w:bottom w:w="60" w:type="dxa"/>
-              <w:left w:w="100" w:type="dxa"/>
-              <w:right w:w="100" w:type="dxa"/>
-            </w:tcMar>
+            <w:tcW w:type="dxa" w:w="2340"/>
           </w:tcPr>
           <w:p>
             <w:pPr>
               <w:spacing w:before="40" w:after="40"/>
             </w:pPr>
+            <w:r/>
             <w:r>
               <w:rPr>
-                <w:rFonts w:ascii="Calibri" w:hAnsi="Calibri"/>
                 <w:b w:val="0"/>
                 <w:i w:val="0"/>
                 <w:sz w:val="20"/>
@@ -1710,21 +1263,15 @@
         </w:tc>
         <w:tc>
           <w:tcPr>
-            <w:tcW w:type="dxa" w:w="2225"/>
-            <w:tcMar>
-              <w:top w:w="60" w:type="dxa"/>
-              <w:bottom w:w="60" w:type="dxa"/>
-              <w:left w:w="100" w:type="dxa"/>
-              <w:right w:w="100" w:type="dxa"/>
-            </w:tcMar>
+            <w:tcW w:type="dxa" w:w="2340"/>
           </w:tcPr>
           <w:p>
             <w:pPr>
               <w:spacing w:before="40" w:after="40"/>
             </w:pPr>
+            <w:r/>
             <w:r>
               <w:rPr>
-                <w:rFonts w:ascii="Calibri" w:hAnsi="Calibri"/>
                 <w:b w:val="0"/>
                 <w:i w:val="0"/>
                 <w:sz w:val="20"/>
@@ -1735,21 +1282,15 @@
         </w:tc>
         <w:tc>
           <w:tcPr>
-            <w:tcW w:type="dxa" w:w="2225"/>
-            <w:tcMar>
-              <w:top w:w="60" w:type="dxa"/>
-              <w:bottom w:w="60" w:type="dxa"/>
-              <w:left w:w="100" w:type="dxa"/>
-              <w:right w:w="100" w:type="dxa"/>
-            </w:tcMar>
+            <w:tcW w:type="dxa" w:w="2340"/>
           </w:tcPr>
           <w:p>
             <w:pPr>
               <w:spacing w:before="40" w:after="40"/>
             </w:pPr>
+            <w:r/>
             <w:r>
               <w:rPr>
-                <w:rFonts w:ascii="Calibri" w:hAnsi="Calibri"/>
                 <w:b w:val="0"/>
                 <w:i w:val="0"/>
                 <w:sz w:val="20"/>
@@ -1760,35 +1301,37 @@
         </w:tc>
       </w:tr>
     </w:tbl>
+    <w:p/>
     <w:p>
       <w:pPr>
-        <w:spacing w:before="0" w:after="160"/>
+        <w:pBdr>
+          <w:bottom w:val="single" w:sz="6" w:space="1" w:color="AAAAAA"/>
+        </w:pBdr>
       </w:pPr>
     </w:p>
     <w:p>
       <w:pPr>
-        <w:pStyle w:val="Heading1"/>
-        <w:keepNext/>
-        <w:keepLines/>
-        <w:pBdr>
-          <w:bottom w:val="single" w:sz="4" w:space="2" w:color="D6E4F0"/>
-        </w:pBdr>
+        <w:pStyle w:val="Heading2"/>
       </w:pPr>
       <w:r>
+        <w:rPr>
+          <w:b/>
+          <w:color w:val="2E74B5"/>
+          <w:sz w:val="26"/>
+        </w:rPr>
         <w:t>3. Itens sem adaptação (processo-padrão mantido)</w:t>
       </w:r>
     </w:p>
     <w:p>
       <w:pPr>
         <w:pStyle w:val="ListBullet"/>
-        <w:spacing w:before="20" w:after="40"/>
+        <w:spacing w:before="0" w:after="0"/>
       </w:pPr>
       <w:r>
         <w:rPr>
-          <w:rFonts w:ascii="Calibri" w:hAnsi="Calibri"/>
           <w:b w:val="0"/>
           <w:i w:val="0"/>
-          <w:sz w:val="22"/>
+          <w:sz w:val="20"/>
         </w:rPr>
         <w:t>Controle de versão de código no Azure DevOps (Git)</w:t>
       </w:r>
@@ -1796,14 +1339,13 @@
     <w:p>
       <w:pPr>
         <w:pStyle w:val="ListBullet"/>
-        <w:spacing w:before="20" w:after="40"/>
+        <w:spacing w:before="0" w:after="0"/>
       </w:pPr>
       <w:r>
         <w:rPr>
-          <w:rFonts w:ascii="Calibri" w:hAnsi="Calibri"/>
           <w:b w:val="0"/>
           <w:i w:val="0"/>
-          <w:sz w:val="22"/>
+          <w:sz w:val="20"/>
         </w:rPr>
         <w:t>Revisão de PR obrigatória antes do merge no branch principal</w:t>
       </w:r>
@@ -1811,14 +1353,13 @@
     <w:p>
       <w:pPr>
         <w:pStyle w:val="ListBullet"/>
-        <w:spacing w:before="20" w:after="40"/>
+        <w:spacing w:before="0" w:after="0"/>
       </w:pPr>
       <w:r>
         <w:rPr>
-          <w:rFonts w:ascii="Calibri" w:hAnsi="Calibri"/>
           <w:b w:val="0"/>
           <w:i w:val="0"/>
-          <w:sz w:val="22"/>
+          <w:sz w:val="20"/>
         </w:rPr>
         <w:t>Execução de testes unitários como gate no pipeline CI</w:t>
       </w:r>
@@ -1826,14 +1367,13 @@
     <w:p>
       <w:pPr>
         <w:pStyle w:val="ListBullet"/>
-        <w:spacing w:before="20" w:after="40"/>
+        <w:spacing w:before="0" w:after="0"/>
       </w:pPr>
       <w:r>
         <w:rPr>
-          <w:rFonts w:ascii="Calibri" w:hAnsi="Calibri"/>
           <w:b w:val="0"/>
           <w:i w:val="0"/>
-          <w:sz w:val="22"/>
+          <w:sz w:val="20"/>
         </w:rPr>
         <w:t>Registro de riscos com probabilidade, impacto e plano de resposta</w:t>
       </w:r>
@@ -1841,14 +1381,13 @@
     <w:p>
       <w:pPr>
         <w:pStyle w:val="ListBullet"/>
-        <w:spacing w:before="20" w:after="40"/>
+        <w:spacing w:before="0" w:after="0"/>
       </w:pPr>
       <w:r>
         <w:rPr>
-          <w:rFonts w:ascii="Calibri" w:hAnsi="Calibri"/>
           <w:b w:val="0"/>
           <w:i w:val="0"/>
-          <w:sz w:val="22"/>
+          <w:sz w:val="20"/>
         </w:rPr>
         <w:t>Comunicação semanal de status ao cliente (relatório + reunião)</w:t>
       </w:r>
@@ -1856,14 +1395,13 @@
     <w:p>
       <w:pPr>
         <w:pStyle w:val="ListBullet"/>
-        <w:spacing w:before="20" w:after="40"/>
+        <w:spacing w:before="0" w:after="0"/>
       </w:pPr>
       <w:r>
         <w:rPr>
-          <w:rFonts w:ascii="Calibri" w:hAnsi="Calibri"/>
           <w:b w:val="0"/>
           <w:i w:val="0"/>
-          <w:sz w:val="22"/>
+          <w:sz w:val="20"/>
         </w:rPr>
         <w:t>Rastreabilidade de requisitos para casos de teste (a partir do Sprint 4)</w:t>
       </w:r>
@@ -1871,62 +1409,52 @@
     <w:p>
       <w:pPr>
         <w:pStyle w:val="ListBullet"/>
-        <w:spacing w:before="20" w:after="40"/>
+        <w:spacing w:before="0" w:after="0"/>
       </w:pPr>
       <w:r>
         <w:rPr>
-          <w:rFonts w:ascii="Calibri" w:hAnsi="Calibri"/>
           <w:b w:val="0"/>
           <w:i w:val="0"/>
-          <w:sz w:val="22"/>
+          <w:sz w:val="20"/>
         </w:rPr>
         <w:t>Formalização de mudanças de escopo via change request antes da implementação</w:t>
       </w:r>
     </w:p>
     <w:p>
       <w:pPr>
-        <w:pStyle w:val="Heading1"/>
-        <w:keepNext/>
-        <w:keepLines/>
         <w:pBdr>
-          <w:bottom w:val="single" w:sz="4" w:space="2" w:color="D6E4F0"/>
+          <w:bottom w:val="single" w:sz="6" w:space="1" w:color="AAAAAA"/>
         </w:pBdr>
       </w:pPr>
+    </w:p>
+    <w:p>
+      <w:pPr>
+        <w:pStyle w:val="Heading2"/>
+      </w:pPr>
       <w:r>
+        <w:rPr>
+          <w:b/>
+          <w:color w:val="2E74B5"/>
+          <w:sz w:val="26"/>
+        </w:rPr>
         <w:t>4. Impacto das adaptações no projeto</w:t>
       </w:r>
     </w:p>
     <w:tbl>
       <w:tblPr>
+        <w:tblStyle w:val="TableGrid"/>
         <w:tblW w:type="auto" w:w="0"/>
         <w:tblLook w:firstColumn="1" w:firstRow="1" w:lastColumn="0" w:lastRow="0" w:noHBand="0" w:noVBand="1" w:val="04A0"/>
-        <w:tblBorders>
-          <w:top w:val="single" w:sz="4" w:space="0" w:color="003366"/>
-          <w:left w:val="single" w:sz="4" w:space="0" w:color="003366"/>
-          <w:bottom w:val="single" w:sz="4" w:space="0" w:color="003366"/>
-          <w:right w:val="single" w:sz="4" w:space="0" w:color="003366"/>
-          <w:insideH w:val="single" w:sz="4" w:space="0" w:color="003366"/>
-          <w:insideV w:val="single" w:sz="4" w:space="0" w:color="003366"/>
-        </w:tblBorders>
       </w:tblPr>
       <w:tblGrid>
-        <w:gridCol w:w="4451"/>
-        <w:gridCol w:w="4451"/>
+        <w:gridCol w:w="4680"/>
+        <w:gridCol w:w="4680"/>
       </w:tblGrid>
       <w:tr>
-        <w:trPr>
-          <w:cantSplit w:val="1"/>
-        </w:trPr>
         <w:tc>
           <w:tcPr>
-            <w:tcW w:type="dxa" w:w="4451"/>
-            <w:tcMar>
-              <w:top w:w="60" w:type="dxa"/>
-              <w:bottom w:w="60" w:type="dxa"/>
-              <w:left w:w="100" w:type="dxa"/>
-              <w:right w:w="100" w:type="dxa"/>
-            </w:tcMar>
-            <w:shd w:val="clear" w:color="auto" w:fill="003366"/>
+            <w:tcW w:type="dxa" w:w="4680"/>
+            <w:shd w:val="clear" w:color="auto" w:fill="D6E4F7"/>
           </w:tcPr>
           <w:p>
             <w:pPr>
@@ -1934,10 +1462,13 @@
             </w:pPr>
             <w:r>
               <w:rPr>
-                <w:rFonts w:ascii="Calibri" w:hAnsi="Calibri"/>
+                <w:b/>
+              </w:rPr>
+            </w:r>
+            <w:r>
+              <w:rPr>
                 <w:b/>
                 <w:i w:val="0"/>
-                <w:color w:val="FFFFFF"/>
                 <w:sz w:val="20"/>
               </w:rPr>
               <w:t>Adaptação</w:t>
@@ -1946,14 +1477,8 @@
         </w:tc>
         <w:tc>
           <w:tcPr>
-            <w:tcW w:type="dxa" w:w="4451"/>
-            <w:tcMar>
-              <w:top w:w="60" w:type="dxa"/>
-              <w:bottom w:w="60" w:type="dxa"/>
-              <w:left w:w="100" w:type="dxa"/>
-              <w:right w:w="100" w:type="dxa"/>
-            </w:tcMar>
-            <w:shd w:val="clear" w:color="auto" w:fill="003366"/>
+            <w:tcW w:type="dxa" w:w="4680"/>
+            <w:shd w:val="clear" w:color="auto" w:fill="D6E4F7"/>
           </w:tcPr>
           <w:p>
             <w:pPr>
@@ -1961,10 +1486,13 @@
             </w:pPr>
             <w:r>
               <w:rPr>
-                <w:rFonts w:ascii="Calibri" w:hAnsi="Calibri"/>
+                <w:b/>
+              </w:rPr>
+            </w:r>
+            <w:r>
+              <w:rPr>
                 <w:b/>
                 <w:i w:val="0"/>
-                <w:color w:val="FFFFFF"/>
                 <w:sz w:val="20"/>
               </w:rPr>
               <w:t>Impacto observado</w:t>
@@ -1973,27 +1501,17 @@
         </w:tc>
       </w:tr>
       <w:tr>
-        <w:trPr>
-          <w:cantSplit w:val="1"/>
-        </w:trPr>
         <w:tc>
           <w:tcPr>
-            <w:tcW w:type="dxa" w:w="4451"/>
-            <w:tcMar>
-              <w:top w:w="60" w:type="dxa"/>
-              <w:bottom w:w="60" w:type="dxa"/>
-              <w:left w:w="100" w:type="dxa"/>
-              <w:right w:w="100" w:type="dxa"/>
-            </w:tcMar>
-            <w:shd w:val="clear" w:color="auto" w:fill="EBF5FB"/>
+            <w:tcW w:type="dxa" w:w="4680"/>
           </w:tcPr>
           <w:p>
             <w:pPr>
               <w:spacing w:before="40" w:after="40"/>
             </w:pPr>
+            <w:r/>
             <w:r>
               <w:rPr>
-                <w:rFonts w:ascii="Calibri" w:hAnsi="Calibri"/>
                 <w:b w:val="0"/>
                 <w:i w:val="0"/>
                 <w:sz w:val="20"/>
@@ -2004,22 +1522,15 @@
         </w:tc>
         <w:tc>
           <w:tcPr>
-            <w:tcW w:type="dxa" w:w="4451"/>
-            <w:tcMar>
-              <w:top w:w="60" w:type="dxa"/>
-              <w:bottom w:w="60" w:type="dxa"/>
-              <w:left w:w="100" w:type="dxa"/>
-              <w:right w:w="100" w:type="dxa"/>
-            </w:tcMar>
-            <w:shd w:val="clear" w:color="auto" w:fill="EBF5FB"/>
+            <w:tcW w:type="dxa" w:w="4680"/>
           </w:tcPr>
           <w:p>
             <w:pPr>
               <w:spacing w:before="40" w:after="40"/>
             </w:pPr>
+            <w:r/>
             <w:r>
               <w:rPr>
-                <w:rFonts w:ascii="Calibri" w:hAnsi="Calibri"/>
                 <w:b w:val="0"/>
                 <w:i w:val="0"/>
                 <w:sz w:val="20"/>
@@ -2030,26 +1541,17 @@
         </w:tc>
       </w:tr>
       <w:tr>
-        <w:trPr>
-          <w:cantSplit w:val="1"/>
-        </w:trPr>
         <w:tc>
           <w:tcPr>
-            <w:tcW w:type="dxa" w:w="4451"/>
-            <w:tcMar>
-              <w:top w:w="60" w:type="dxa"/>
-              <w:bottom w:w="60" w:type="dxa"/>
-              <w:left w:w="100" w:type="dxa"/>
-              <w:right w:w="100" w:type="dxa"/>
-            </w:tcMar>
+            <w:tcW w:type="dxa" w:w="4680"/>
           </w:tcPr>
           <w:p>
             <w:pPr>
               <w:spacing w:before="40" w:after="40"/>
             </w:pPr>
+            <w:r/>
             <w:r>
               <w:rPr>
-                <w:rFonts w:ascii="Calibri" w:hAnsi="Calibri"/>
                 <w:b w:val="0"/>
                 <w:i w:val="0"/>
                 <w:sz w:val="20"/>
@@ -2060,52 +1562,44 @@
         </w:tc>
         <w:tc>
           <w:tcPr>
-            <w:tcW w:type="dxa" w:w="4451"/>
-            <w:tcMar>
-              <w:top w:w="60" w:type="dxa"/>
-              <w:bottom w:w="60" w:type="dxa"/>
-              <w:left w:w="100" w:type="dxa"/>
-              <w:right w:w="100" w:type="dxa"/>
-            </w:tcMar>
+            <w:tcW w:type="dxa" w:w="4680"/>
           </w:tcPr>
           <w:p>
             <w:pPr>
               <w:spacing w:before="40" w:after="40"/>
             </w:pPr>
+            <w:r/>
             <w:r>
               <w:rPr>
-                <w:rFonts w:ascii="Calibri" w:hAnsi="Calibri"/>
                 <w:b w:val="0"/>
                 <w:i w:val="0"/>
                 <w:sz w:val="20"/>
               </w:rPr>
-              <w:t>Atrasou o início dos testes de integração em ~6 semanas; mitigado com ambiente Docker local</w:t>
+              <w:t xml:space="preserve">Atrasou o início dos testes de integração em </w:t>
+            </w:r>
+            <w:r>
+              <w:rPr>
+                <w:b w:val="0"/>
+                <w:i w:val="0"/>
+                <w:sz w:val="20"/>
+              </w:rPr>
+              <w:t>6 semanas; mitigado com ambiente Docker local</w:t>
             </w:r>
           </w:p>
         </w:tc>
       </w:tr>
       <w:tr>
-        <w:trPr>
-          <w:cantSplit w:val="1"/>
-        </w:trPr>
         <w:tc>
           <w:tcPr>
-            <w:tcW w:type="dxa" w:w="4451"/>
-            <w:tcMar>
-              <w:top w:w="60" w:type="dxa"/>
-              <w:bottom w:w="60" w:type="dxa"/>
-              <w:left w:w="100" w:type="dxa"/>
-              <w:right w:w="100" w:type="dxa"/>
-            </w:tcMar>
-            <w:shd w:val="clear" w:color="auto" w:fill="EBF5FB"/>
+            <w:tcW w:type="dxa" w:w="4680"/>
           </w:tcPr>
           <w:p>
             <w:pPr>
               <w:spacing w:before="40" w:after="40"/>
             </w:pPr>
+            <w:r/>
             <w:r>
               <w:rPr>
-                <w:rFonts w:ascii="Calibri" w:hAnsi="Calibri"/>
                 <w:b w:val="0"/>
                 <w:i w:val="0"/>
                 <w:sz w:val="20"/>
@@ -2116,22 +1610,15 @@
         </w:tc>
         <w:tc>
           <w:tcPr>
-            <w:tcW w:type="dxa" w:w="4451"/>
-            <w:tcMar>
-              <w:top w:w="60" w:type="dxa"/>
-              <w:bottom w:w="60" w:type="dxa"/>
-              <w:left w:w="100" w:type="dxa"/>
-              <w:right w:w="100" w:type="dxa"/>
-            </w:tcMar>
-            <w:shd w:val="clear" w:color="auto" w:fill="EBF5FB"/>
+            <w:tcW w:type="dxa" w:w="4680"/>
           </w:tcPr>
           <w:p>
             <w:pPr>
               <w:spacing w:before="40" w:after="40"/>
             </w:pPr>
+            <w:r/>
             <w:r>
               <w:rPr>
-                <w:rFonts w:ascii="Calibri" w:hAnsi="Calibri"/>
                 <w:b w:val="0"/>
                 <w:i w:val="0"/>
                 <w:sz w:val="20"/>
@@ -2142,26 +1629,17 @@
         </w:tc>
       </w:tr>
       <w:tr>
-        <w:trPr>
-          <w:cantSplit w:val="1"/>
-        </w:trPr>
         <w:tc>
           <w:tcPr>
-            <w:tcW w:type="dxa" w:w="4451"/>
-            <w:tcMar>
-              <w:top w:w="60" w:type="dxa"/>
-              <w:bottom w:w="60" w:type="dxa"/>
-              <w:left w:w="100" w:type="dxa"/>
-              <w:right w:w="100" w:type="dxa"/>
-            </w:tcMar>
+            <w:tcW w:type="dxa" w:w="4680"/>
           </w:tcPr>
           <w:p>
             <w:pPr>
               <w:spacing w:before="40" w:after="40"/>
             </w:pPr>
+            <w:r/>
             <w:r>
               <w:rPr>
-                <w:rFonts w:ascii="Calibri" w:hAnsi="Calibri"/>
                 <w:b w:val="0"/>
                 <w:i w:val="0"/>
                 <w:sz w:val="20"/>
@@ -2172,21 +1650,15 @@
         </w:tc>
         <w:tc>
           <w:tcPr>
-            <w:tcW w:type="dxa" w:w="4451"/>
-            <w:tcMar>
-              <w:top w:w="60" w:type="dxa"/>
-              <w:bottom w:w="60" w:type="dxa"/>
-              <w:left w:w="100" w:type="dxa"/>
-              <w:right w:w="100" w:type="dxa"/>
-            </w:tcMar>
+            <w:tcW w:type="dxa" w:w="4680"/>
           </w:tcPr>
           <w:p>
             <w:pPr>
               <w:spacing w:before="40" w:after="40"/>
             </w:pPr>
+            <w:r/>
             <w:r>
               <w:rPr>
-                <w:rFonts w:ascii="Calibri" w:hAnsi="Calibri"/>
                 <w:b w:val="0"/>
                 <w:i w:val="0"/>
                 <w:sz w:val="20"/>
@@ -2197,57 +1669,43 @@
         </w:tc>
       </w:tr>
     </w:tbl>
+    <w:p/>
     <w:p>
       <w:pPr>
-        <w:spacing w:before="0" w:after="160"/>
+        <w:pBdr>
+          <w:bottom w:val="single" w:sz="6" w:space="1" w:color="AAAAAA"/>
+        </w:pBdr>
       </w:pPr>
     </w:p>
     <w:p>
       <w:pPr>
-        <w:pStyle w:val="Heading1"/>
-        <w:keepNext/>
-        <w:keepLines/>
-        <w:pBdr>
-          <w:bottom w:val="single" w:sz="4" w:space="2" w:color="D6E4F0"/>
-        </w:pBdr>
+        <w:pStyle w:val="Heading2"/>
       </w:pPr>
       <w:r>
-        <w:t>Histórico de revisões</w:t>
+        <w:rPr>
+          <w:b/>
+          <w:color w:val="2E74B5"/>
+          <w:sz w:val="26"/>
+        </w:rPr>
+        <w:t>5. Processos não aplicáveis ao projeto</w:t>
       </w:r>
     </w:p>
     <w:tbl>
       <w:tblPr>
+        <w:tblStyle w:val="TableGrid"/>
         <w:tblW w:type="auto" w:w="0"/>
         <w:tblLook w:firstColumn="1" w:firstRow="1" w:lastColumn="0" w:lastRow="0" w:noHBand="0" w:noVBand="1" w:val="04A0"/>
-        <w:tblBorders>
-          <w:top w:val="single" w:sz="4" w:space="0" w:color="AAAAAA"/>
-          <w:left w:val="single" w:sz="4" w:space="0" w:color="AAAAAA"/>
-          <w:bottom w:val="single" w:sz="4" w:space="0" w:color="AAAAAA"/>
-          <w:right w:val="single" w:sz="4" w:space="0" w:color="AAAAAA"/>
-          <w:insideH w:val="single" w:sz="4" w:space="0" w:color="AAAAAA"/>
-          <w:insideV w:val="single" w:sz="4" w:space="0" w:color="AAAAAA"/>
-        </w:tblBorders>
       </w:tblPr>
       <w:tblGrid>
-        <w:gridCol w:w="2225"/>
-        <w:gridCol w:w="2225"/>
-        <w:gridCol w:w="2225"/>
-        <w:gridCol w:w="2225"/>
+        <w:gridCol w:w="3120"/>
+        <w:gridCol w:w="3120"/>
+        <w:gridCol w:w="3120"/>
       </w:tblGrid>
       <w:tr>
-        <w:trPr>
-          <w:cantSplit w:val="1"/>
-        </w:trPr>
         <w:tc>
           <w:tcPr>
-            <w:tcW w:type="dxa" w:w="2225"/>
-            <w:tcMar>
-              <w:top w:w="60" w:type="dxa"/>
-              <w:bottom w:w="60" w:type="dxa"/>
-              <w:left w:w="100" w:type="dxa"/>
-              <w:right w:w="100" w:type="dxa"/>
-            </w:tcMar>
-            <w:shd w:val="clear" w:color="auto" w:fill="D6E4F0"/>
+            <w:tcW w:type="dxa" w:w="3120"/>
+            <w:shd w:val="clear" w:color="auto" w:fill="D6E4F7"/>
           </w:tcPr>
           <w:p>
             <w:pPr>
@@ -2255,7 +1713,178 @@
             </w:pPr>
             <w:r>
               <w:rPr>
-                <w:rFonts w:ascii="Calibri" w:hAnsi="Calibri"/>
+                <w:b/>
+              </w:rPr>
+            </w:r>
+            <w:r>
+              <w:rPr>
+                <w:b/>
+                <w:i w:val="0"/>
+                <w:sz w:val="20"/>
+              </w:rPr>
+              <w:t>Processo</w:t>
+            </w:r>
+          </w:p>
+        </w:tc>
+        <w:tc>
+          <w:tcPr>
+            <w:tcW w:type="dxa" w:w="3120"/>
+            <w:shd w:val="clear" w:color="auto" w:fill="D6E4F7"/>
+          </w:tcPr>
+          <w:p>
+            <w:pPr>
+              <w:spacing w:before="40" w:after="40"/>
+            </w:pPr>
+            <w:r>
+              <w:rPr>
+                <w:b/>
+              </w:rPr>
+            </w:r>
+            <w:r>
+              <w:rPr>
+                <w:b/>
+                <w:i w:val="0"/>
+                <w:sz w:val="20"/>
+              </w:rPr>
+              <w:t>Aplicável?</w:t>
+            </w:r>
+          </w:p>
+        </w:tc>
+        <w:tc>
+          <w:tcPr>
+            <w:tcW w:type="dxa" w:w="3120"/>
+            <w:shd w:val="clear" w:color="auto" w:fill="D6E4F7"/>
+          </w:tcPr>
+          <w:p>
+            <w:pPr>
+              <w:spacing w:before="40" w:after="40"/>
+            </w:pPr>
+            <w:r>
+              <w:rPr>
+                <w:b/>
+              </w:rPr>
+            </w:r>
+            <w:r>
+              <w:rPr>
+                <w:b/>
+                <w:i w:val="0"/>
+                <w:sz w:val="20"/>
+              </w:rPr>
+              <w:t>Justificativa</w:t>
+            </w:r>
+          </w:p>
+        </w:tc>
+      </w:tr>
+      <w:tr>
+        <w:tc>
+          <w:tcPr>
+            <w:tcW w:type="dxa" w:w="3120"/>
+          </w:tcPr>
+          <w:p>
+            <w:pPr>
+              <w:spacing w:before="40" w:after="40"/>
+            </w:pPr>
+            <w:r/>
+            <w:r>
+              <w:rPr>
+                <w:b w:val="0"/>
+                <w:i w:val="0"/>
+                <w:sz w:val="20"/>
+              </w:rPr>
+              <w:t>Aquisição (AQU)</w:t>
+            </w:r>
+          </w:p>
+        </w:tc>
+        <w:tc>
+          <w:tcPr>
+            <w:tcW w:type="dxa" w:w="3120"/>
+          </w:tcPr>
+          <w:p>
+            <w:pPr>
+              <w:spacing w:before="40" w:after="40"/>
+            </w:pPr>
+            <w:r/>
+            <w:r>
+              <w:rPr>
+                <w:b/>
+                <w:i w:val="0"/>
+                <w:sz w:val="20"/>
+              </w:rPr>
+              <w:t>Não aplicável</w:t>
+            </w:r>
+          </w:p>
+        </w:tc>
+        <w:tc>
+          <w:tcPr>
+            <w:tcW w:type="dxa" w:w="3120"/>
+          </w:tcPr>
+          <w:p>
+            <w:pPr>
+              <w:spacing w:before="40" w:after="40"/>
+            </w:pPr>
+            <w:r/>
+            <w:r>
+              <w:rPr>
+                <w:b w:val="0"/>
+                <w:i w:val="0"/>
+                <w:sz w:val="20"/>
+              </w:rPr>
+              <w:t>Squad próprio Timeware; não há subcontratação de terceiro responsável por entrega. Os sistemas satélites (BlueSoft, CloseUp, PBM) e o ambiente AKS são integrações/insumos do cliente, tratados em ITP e Riscos, fora do escopo de AQU (PRO-AQU-001 §2).</w:t>
+            </w:r>
+          </w:p>
+        </w:tc>
+      </w:tr>
+    </w:tbl>
+    <w:p/>
+    <w:p>
+      <w:pPr>
+        <w:pBdr>
+          <w:bottom w:val="single" w:sz="6" w:space="1" w:color="AAAAAA"/>
+        </w:pBdr>
+      </w:pPr>
+    </w:p>
+    <w:p>
+      <w:pPr>
+        <w:pStyle w:val="Heading2"/>
+      </w:pPr>
+      <w:r>
+        <w:rPr>
+          <w:b/>
+          <w:color w:val="2E74B5"/>
+          <w:sz w:val="26"/>
+        </w:rPr>
+        <w:t>Histórico de revisões</w:t>
+      </w:r>
+    </w:p>
+    <w:tbl>
+      <w:tblPr>
+        <w:tblStyle w:val="TableGrid"/>
+        <w:tblW w:type="auto" w:w="0"/>
+        <w:tblLook w:firstColumn="1" w:firstRow="1" w:lastColumn="0" w:lastRow="0" w:noHBand="0" w:noVBand="1" w:val="04A0"/>
+      </w:tblPr>
+      <w:tblGrid>
+        <w:gridCol w:w="2340"/>
+        <w:gridCol w:w="2340"/>
+        <w:gridCol w:w="2340"/>
+        <w:gridCol w:w="2340"/>
+      </w:tblGrid>
+      <w:tr>
+        <w:tc>
+          <w:tcPr>
+            <w:tcW w:type="dxa" w:w="2340"/>
+            <w:shd w:val="clear" w:color="auto" w:fill="D6E4F7"/>
+          </w:tcPr>
+          <w:p>
+            <w:pPr>
+              <w:spacing w:before="40" w:after="40"/>
+            </w:pPr>
+            <w:r>
+              <w:rPr>
+                <w:b/>
+              </w:rPr>
+            </w:r>
+            <w:r>
+              <w:rPr>
                 <w:b/>
                 <w:i w:val="0"/>
                 <w:sz w:val="20"/>
@@ -2266,14 +1895,8 @@
         </w:tc>
         <w:tc>
           <w:tcPr>
-            <w:tcW w:type="dxa" w:w="2225"/>
-            <w:tcMar>
-              <w:top w:w="60" w:type="dxa"/>
-              <w:bottom w:w="60" w:type="dxa"/>
-              <w:left w:w="100" w:type="dxa"/>
-              <w:right w:w="100" w:type="dxa"/>
-            </w:tcMar>
-            <w:shd w:val="clear" w:color="auto" w:fill="D6E4F0"/>
+            <w:tcW w:type="dxa" w:w="2340"/>
+            <w:shd w:val="clear" w:color="auto" w:fill="D6E4F7"/>
           </w:tcPr>
           <w:p>
             <w:pPr>
@@ -2281,7 +1904,11 @@
             </w:pPr>
             <w:r>
               <w:rPr>
-                <w:rFonts w:ascii="Calibri" w:hAnsi="Calibri"/>
+                <w:b/>
+              </w:rPr>
+            </w:r>
+            <w:r>
+              <w:rPr>
                 <w:b/>
                 <w:i w:val="0"/>
                 <w:sz w:val="20"/>
@@ -2292,14 +1919,8 @@
         </w:tc>
         <w:tc>
           <w:tcPr>
-            <w:tcW w:type="dxa" w:w="2225"/>
-            <w:tcMar>
-              <w:top w:w="60" w:type="dxa"/>
-              <w:bottom w:w="60" w:type="dxa"/>
-              <w:left w:w="100" w:type="dxa"/>
-              <w:right w:w="100" w:type="dxa"/>
-            </w:tcMar>
-            <w:shd w:val="clear" w:color="auto" w:fill="D6E4F0"/>
+            <w:tcW w:type="dxa" w:w="2340"/>
+            <w:shd w:val="clear" w:color="auto" w:fill="D6E4F7"/>
           </w:tcPr>
           <w:p>
             <w:pPr>
@@ -2307,7 +1928,11 @@
             </w:pPr>
             <w:r>
               <w:rPr>
-                <w:rFonts w:ascii="Calibri" w:hAnsi="Calibri"/>
+                <w:b/>
+              </w:rPr>
+            </w:r>
+            <w:r>
+              <w:rPr>
                 <w:b/>
                 <w:i w:val="0"/>
                 <w:sz w:val="20"/>
@@ -2318,14 +1943,8 @@
         </w:tc>
         <w:tc>
           <w:tcPr>
-            <w:tcW w:type="dxa" w:w="2225"/>
-            <w:tcMar>
-              <w:top w:w="60" w:type="dxa"/>
-              <w:bottom w:w="60" w:type="dxa"/>
-              <w:left w:w="100" w:type="dxa"/>
-              <w:right w:w="100" w:type="dxa"/>
-            </w:tcMar>
-            <w:shd w:val="clear" w:color="auto" w:fill="D6E4F0"/>
+            <w:tcW w:type="dxa" w:w="2340"/>
+            <w:shd w:val="clear" w:color="auto" w:fill="D6E4F7"/>
           </w:tcPr>
           <w:p>
             <w:pPr>
@@ -2333,7 +1952,11 @@
             </w:pPr>
             <w:r>
               <w:rPr>
-                <w:rFonts w:ascii="Calibri" w:hAnsi="Calibri"/>
+                <w:b/>
+              </w:rPr>
+            </w:r>
+            <w:r>
+              <w:rPr>
                 <w:b/>
                 <w:i w:val="0"/>
                 <w:sz w:val="20"/>
@@ -2344,28 +1967,18 @@
         </w:tc>
       </w:tr>
       <w:tr>
-        <w:trPr>
-          <w:cantSplit w:val="1"/>
-        </w:trPr>
         <w:tc>
           <w:tcPr>
-            <w:tcW w:type="dxa" w:w="2225"/>
-            <w:tcMar>
-              <w:top w:w="60" w:type="dxa"/>
-              <w:bottom w:w="60" w:type="dxa"/>
-              <w:left w:w="100" w:type="dxa"/>
-              <w:right w:w="100" w:type="dxa"/>
-            </w:tcMar>
-            <w:shd w:val="clear" w:color="auto" w:fill="F0F4F8"/>
+            <w:tcW w:type="dxa" w:w="2340"/>
           </w:tcPr>
           <w:p>
             <w:pPr>
               <w:spacing w:before="40" w:after="40"/>
             </w:pPr>
+            <w:r/>
             <w:r>
               <w:rPr>
-                <w:rFonts w:ascii="Calibri" w:hAnsi="Calibri"/>
-                <w:b/>
+                <w:b w:val="0"/>
                 <w:i w:val="0"/>
                 <w:sz w:val="20"/>
               </w:rPr>
@@ -2375,21 +1988,15 @@
         </w:tc>
         <w:tc>
           <w:tcPr>
-            <w:tcW w:type="dxa" w:w="2225"/>
-            <w:tcMar>
-              <w:top w:w="60" w:type="dxa"/>
-              <w:bottom w:w="60" w:type="dxa"/>
-              <w:left w:w="100" w:type="dxa"/>
-              <w:right w:w="100" w:type="dxa"/>
-            </w:tcMar>
+            <w:tcW w:type="dxa" w:w="2340"/>
           </w:tcPr>
           <w:p>
             <w:pPr>
               <w:spacing w:before="40" w:after="40"/>
             </w:pPr>
+            <w:r/>
             <w:r>
               <w:rPr>
-                <w:rFonts w:ascii="Calibri" w:hAnsi="Calibri"/>
                 <w:b w:val="0"/>
                 <w:i w:val="0"/>
                 <w:sz w:val="20"/>
@@ -2400,21 +2007,15 @@
         </w:tc>
         <w:tc>
           <w:tcPr>
-            <w:tcW w:type="dxa" w:w="2225"/>
-            <w:tcMar>
-              <w:top w:w="60" w:type="dxa"/>
-              <w:bottom w:w="60" w:type="dxa"/>
-              <w:left w:w="100" w:type="dxa"/>
-              <w:right w:w="100" w:type="dxa"/>
-            </w:tcMar>
+            <w:tcW w:type="dxa" w:w="2340"/>
           </w:tcPr>
           <w:p>
             <w:pPr>
               <w:spacing w:before="40" w:after="40"/>
             </w:pPr>
+            <w:r/>
             <w:r>
               <w:rPr>
-                <w:rFonts w:ascii="Calibri" w:hAnsi="Calibri"/>
                 <w:b w:val="0"/>
                 <w:i w:val="0"/>
                 <w:sz w:val="20"/>
@@ -2425,21 +2026,15 @@
         </w:tc>
         <w:tc>
           <w:tcPr>
-            <w:tcW w:type="dxa" w:w="2225"/>
-            <w:tcMar>
-              <w:top w:w="60" w:type="dxa"/>
-              <w:bottom w:w="60" w:type="dxa"/>
-              <w:left w:w="100" w:type="dxa"/>
-              <w:right w:w="100" w:type="dxa"/>
-            </w:tcMar>
+            <w:tcW w:type="dxa" w:w="2340"/>
           </w:tcPr>
           <w:p>
             <w:pPr>
               <w:spacing w:before="40" w:after="40"/>
             </w:pPr>
+            <w:r/>
             <w:r>
               <w:rPr>
-                <w:rFonts w:ascii="Calibri" w:hAnsi="Calibri"/>
                 <w:b w:val="0"/>
                 <w:i w:val="0"/>
                 <w:sz w:val="20"/>
@@ -2449,204 +2044,94 @@
           </w:p>
         </w:tc>
       </w:tr>
+      <w:tr>
+        <w:tc>
+          <w:tcPr>
+            <w:tcW w:type="dxa" w:w="2340"/>
+          </w:tcPr>
+          <w:p>
+            <w:pPr>
+              <w:spacing w:before="40" w:after="40"/>
+            </w:pPr>
+            <w:r/>
+            <w:r>
+              <w:rPr>
+                <w:b w:val="0"/>
+                <w:i w:val="0"/>
+                <w:sz w:val="20"/>
+              </w:rPr>
+              <w:t>1.1</w:t>
+            </w:r>
+          </w:p>
+        </w:tc>
+        <w:tc>
+          <w:tcPr>
+            <w:tcW w:type="dxa" w:w="2340"/>
+          </w:tcPr>
+          <w:p>
+            <w:pPr>
+              <w:spacing w:before="40" w:after="40"/>
+            </w:pPr>
+            <w:r/>
+            <w:r>
+              <w:rPr>
+                <w:b w:val="0"/>
+                <w:i w:val="0"/>
+                <w:sz w:val="20"/>
+              </w:rPr>
+              <w:t>13/06/2026</w:t>
+            </w:r>
+          </w:p>
+        </w:tc>
+        <w:tc>
+          <w:tcPr>
+            <w:tcW w:type="dxa" w:w="2340"/>
+          </w:tcPr>
+          <w:p>
+            <w:pPr>
+              <w:spacing w:before="40" w:after="40"/>
+            </w:pPr>
+            <w:r/>
+            <w:r>
+              <w:rPr>
+                <w:b w:val="0"/>
+                <w:i w:val="0"/>
+                <w:sz w:val="20"/>
+              </w:rPr>
+              <w:t>Time de Melhoria Contínua</w:t>
+            </w:r>
+          </w:p>
+        </w:tc>
+        <w:tc>
+          <w:tcPr>
+            <w:tcW w:type="dxa" w:w="2340"/>
+          </w:tcPr>
+          <w:p>
+            <w:pPr>
+              <w:spacing w:before="40" w:after="40"/>
+            </w:pPr>
+            <w:r/>
+            <w:r>
+              <w:rPr>
+                <w:b w:val="0"/>
+                <w:i w:val="0"/>
+                <w:sz w:val="20"/>
+              </w:rPr>
+              <w:t>Adicionada a seção 5 (Processos não aplicáveis), registrando explicitamente a não aplicabilidade do processo de Aquisição (AQU), conforme PRO-AQU-001 §2</w:t>
+            </w:r>
+          </w:p>
+        </w:tc>
+      </w:tr>
     </w:tbl>
-    <w:p>
-      <w:pPr>
-        <w:spacing w:before="0" w:after="160"/>
-      </w:pPr>
-    </w:p>
+    <w:p/>
     <w:sectPr>
-      <w:headerReference w:type="default" r:id="rId9"/>
-      <w:headerReference w:type="first" r:id="rId10"/>
-      <w:footerReference w:type="default" r:id="rId11"/>
-      <w:footerReference w:type="first" r:id="rId12"/>
-      <w:pgSz w:w="11906" w:h="16838"/>
-      <w:pgMar w:top="1587" w:right="1417" w:bottom="1417" w:left="1587" w:header="720" w:footer="720" w:gutter="0"/>
+      <w:pgSz w:w="12240" w:h="15840"/>
+      <w:pgMar w:top="1440" w:right="1440" w:bottom="1440" w:left="1440" w:header="720" w:footer="720" w:gutter="0"/>
       <w:cols w:space="720"/>
-      <w:titlePg/>
       <w:docGrid w:linePitch="360"/>
     </w:sectPr>
   </w:body>
 </w:document>
-</file>
-
-<file path=word/footer1.xml><?xml version="1.0" encoding="utf-8"?>
-<w:ftr xmlns:m="http://schemas.openxmlformats.org/officeDocument/2006/math" xmlns:mc="http://schemas.openxmlformats.org/markup-compatibility/2006" xmlns:mo="http://schemas.microsoft.com/office/mac/office/2008/main" xmlns:mv="urn:schemas-microsoft-com:mac:vml" xmlns:o="urn:schemas-microsoft-com:office:office" xmlns:r="http://schemas.openxmlformats.org/officeDocument/2006/relationships" xmlns:v="urn:schemas-microsoft-com:vml" xmlns:w10="urn:schemas-microsoft-com:office:word" xmlns:w14="http://schemas.microsoft.com/office/word/2010/wordml" xmlns:w="http://schemas.openxmlformats.org/wordprocessingml/2006/main" xmlns:wne="http://schemas.microsoft.com/office/word/2006/wordml" xmlns:wp14="http://schemas.microsoft.com/office/word/2010/wordprocessingDrawing" xmlns:wp="http://schemas.openxmlformats.org/drawingml/2006/wordprocessingDrawing" xmlns:wpc="http://schemas.microsoft.com/office/word/2010/wordprocessingCanvas" xmlns:wpg="http://schemas.microsoft.com/office/word/2010/wordprocessingGroup" xmlns:wpi="http://schemas.microsoft.com/office/word/2010/wordprocessingInk" xmlns:wps="http://schemas.microsoft.com/office/word/2010/wordprocessingShape" mc:Ignorable="w14 wp14">
-  <w:p>
-    <w:pPr>
-      <w:pStyle w:val="Footer"/>
-      <w:tabs>
-        <w:tab w:val="right" w:pos="8901"/>
-      </w:tabs>
-      <w:pBdr>
-        <w:top w:val="single" w:sz="4" w:space="4" w:color="003366"/>
-      </w:pBdr>
-      <w:spacing w:before="80" w:after="0"/>
-    </w:pPr>
-    <w:r>
-      <w:rPr>
-        <w:rFonts w:ascii="Calibri" w:hAnsi="Calibri"/>
-        <w:color w:val="555555"/>
-        <w:sz w:val="16"/>
-      </w:rPr>
-      <w:t>vData  ·  05/06/2026</w:t>
-    </w:r>
-    <w:r>
-      <w:tab/>
-    </w:r>
-    <w:r>
-      <w:rPr>
-        <w:rFonts w:ascii="Calibri" w:hAnsi="Calibri"/>
-        <w:color w:val="555555"/>
-        <w:sz w:val="16"/>
-      </w:rPr>
-      <w:t xml:space="preserve">Página </w:t>
-    </w:r>
-    <w:r>
-      <w:rPr>
-        <w:rFonts w:ascii="Calibri" w:hAnsi="Calibri"/>
-        <w:sz w:val="16"/>
-      </w:rPr>
-      <w:fldChar w:fldCharType="begin"/>
-      <w:instrText xml:space="preserve"> PAGE </w:instrText>
-      <w:fldChar w:fldCharType="end"/>
-    </w:r>
-    <w:r>
-      <w:rPr>
-        <w:rFonts w:ascii="Calibri" w:hAnsi="Calibri"/>
-        <w:color w:val="555555"/>
-        <w:sz w:val="16"/>
-      </w:rPr>
-      <w:t xml:space="preserve"> de </w:t>
-    </w:r>
-    <w:r>
-      <w:rPr>
-        <w:rFonts w:ascii="Calibri" w:hAnsi="Calibri"/>
-        <w:sz w:val="16"/>
-      </w:rPr>
-      <w:fldChar w:fldCharType="begin"/>
-      <w:instrText xml:space="preserve"> NUMPAGES </w:instrText>
-      <w:fldChar w:fldCharType="end"/>
-    </w:r>
-  </w:p>
-</w:ftr>
-</file>
-
-<file path=word/footer2.xml><?xml version="1.0" encoding="utf-8"?>
-<w:ftr xmlns:m="http://schemas.openxmlformats.org/officeDocument/2006/math" xmlns:mc="http://schemas.openxmlformats.org/markup-compatibility/2006" xmlns:mo="http://schemas.microsoft.com/office/mac/office/2008/main" xmlns:mv="urn:schemas-microsoft-com:mac:vml" xmlns:o="urn:schemas-microsoft-com:office:office" xmlns:r="http://schemas.openxmlformats.org/officeDocument/2006/relationships" xmlns:v="urn:schemas-microsoft-com:vml" xmlns:w10="urn:schemas-microsoft-com:office:word" xmlns:w14="http://schemas.microsoft.com/office/word/2010/wordml" xmlns:w="http://schemas.openxmlformats.org/wordprocessingml/2006/main" xmlns:wne="http://schemas.microsoft.com/office/word/2006/wordml" xmlns:wp14="http://schemas.microsoft.com/office/word/2010/wordprocessingDrawing" xmlns:wp="http://schemas.openxmlformats.org/drawingml/2006/wordprocessingDrawing" xmlns:wpc="http://schemas.microsoft.com/office/word/2010/wordprocessingCanvas" xmlns:wpg="http://schemas.microsoft.com/office/word/2010/wordprocessingGroup" xmlns:wpi="http://schemas.microsoft.com/office/word/2010/wordprocessingInk" xmlns:wps="http://schemas.microsoft.com/office/word/2010/wordprocessingShape" mc:Ignorable="w14 wp14">
-  <w:p>
-    <w:pPr>
-      <w:pStyle w:val="Footer"/>
-      <w:tabs>
-        <w:tab w:val="right" w:pos="8901"/>
-      </w:tabs>
-      <w:pBdr>
-        <w:top w:val="single" w:sz="4" w:space="4" w:color="003366"/>
-      </w:pBdr>
-      <w:spacing w:before="80" w:after="0"/>
-    </w:pPr>
-    <w:r>
-      <w:rPr>
-        <w:rFonts w:ascii="Calibri" w:hAnsi="Calibri"/>
-        <w:color w:val="555555"/>
-        <w:sz w:val="16"/>
-      </w:rPr>
-      <w:t>vData  ·  05/06/2026</w:t>
-    </w:r>
-    <w:r>
-      <w:tab/>
-    </w:r>
-    <w:r>
-      <w:rPr>
-        <w:rFonts w:ascii="Calibri" w:hAnsi="Calibri"/>
-        <w:color w:val="555555"/>
-        <w:sz w:val="16"/>
-      </w:rPr>
-      <w:t xml:space="preserve">Página </w:t>
-    </w:r>
-    <w:r>
-      <w:rPr>
-        <w:rFonts w:ascii="Calibri" w:hAnsi="Calibri"/>
-        <w:sz w:val="16"/>
-      </w:rPr>
-      <w:fldChar w:fldCharType="begin"/>
-      <w:instrText xml:space="preserve"> PAGE </w:instrText>
-      <w:fldChar w:fldCharType="end"/>
-    </w:r>
-    <w:r>
-      <w:rPr>
-        <w:rFonts w:ascii="Calibri" w:hAnsi="Calibri"/>
-        <w:color w:val="555555"/>
-        <w:sz w:val="16"/>
-      </w:rPr>
-      <w:t xml:space="preserve"> de </w:t>
-    </w:r>
-    <w:r>
-      <w:rPr>
-        <w:rFonts w:ascii="Calibri" w:hAnsi="Calibri"/>
-        <w:sz w:val="16"/>
-      </w:rPr>
-      <w:fldChar w:fldCharType="begin"/>
-      <w:instrText xml:space="preserve"> NUMPAGES </w:instrText>
-      <w:fldChar w:fldCharType="end"/>
-    </w:r>
-  </w:p>
-</w:ftr>
-</file>
-
-<file path=word/header1.xml><?xml version="1.0" encoding="utf-8"?>
-<w:hdr xmlns:m="http://schemas.openxmlformats.org/officeDocument/2006/math" xmlns:mc="http://schemas.openxmlformats.org/markup-compatibility/2006" xmlns:mo="http://schemas.microsoft.com/office/mac/office/2008/main" xmlns:mv="urn:schemas-microsoft-com:mac:vml" xmlns:o="urn:schemas-microsoft-com:office:office" xmlns:r="http://schemas.openxmlformats.org/officeDocument/2006/relationships" xmlns:v="urn:schemas-microsoft-com:vml" xmlns:w10="urn:schemas-microsoft-com:office:word" xmlns:w14="http://schemas.microsoft.com/office/word/2010/wordml" xmlns:w="http://schemas.openxmlformats.org/wordprocessingml/2006/main" xmlns:wne="http://schemas.microsoft.com/office/word/2006/wordml" xmlns:wp14="http://schemas.microsoft.com/office/word/2010/wordprocessingDrawing" xmlns:wp="http://schemas.openxmlformats.org/drawingml/2006/wordprocessingDrawing" xmlns:wpc="http://schemas.microsoft.com/office/word/2010/wordprocessingCanvas" xmlns:wpg="http://schemas.microsoft.com/office/word/2010/wordprocessingGroup" xmlns:wpi="http://schemas.microsoft.com/office/word/2010/wordprocessingInk" xmlns:wps="http://schemas.microsoft.com/office/word/2010/wordprocessingShape" mc:Ignorable="w14 wp14">
-  <w:p>
-    <w:pPr>
-      <w:pStyle w:val="Header"/>
-      <w:tabs>
-        <w:tab w:val="right" w:pos="8901"/>
-      </w:tabs>
-      <w:pBdr>
-        <w:bottom w:val="single" w:sz="8" w:space="4" w:color="003366"/>
-      </w:pBdr>
-      <w:spacing w:before="0" w:after="80"/>
-    </w:pPr>
-    <w:r>
-      <w:rPr>
-        <w:rFonts w:ascii="Calibri" w:hAnsi="Calibri"/>
-        <w:b/>
-        <w:color w:val="003366"/>
-        <w:sz w:val="18"/>
-      </w:rPr>
-      <w:t>TIMEWARE</w:t>
-    </w:r>
-    <w:r>
-      <w:rPr>
-        <w:rFonts w:ascii="Calibri" w:hAnsi="Calibri"/>
-        <w:color w:val="555555"/>
-        <w:sz w:val="18"/>
-      </w:rPr>
-      <w:t xml:space="preserve">   ·   ADAP-PROFARMA01-001</w:t>
-    </w:r>
-    <w:r>
-      <w:tab/>
-    </w:r>
-    <w:r>
-      <w:rPr>
-        <w:rFonts w:ascii="Calibri" w:hAnsi="Calibri"/>
-        <w:color w:val="555555"/>
-        <w:sz w:val="18"/>
-      </w:rPr>
-      <w:t>Gerência de Projetos</w:t>
-    </w:r>
-  </w:p>
-</w:hdr>
-</file>
-
-<file path=word/header2.xml><?xml version="1.0" encoding="utf-8"?>
-<w:hdr xmlns:m="http://schemas.openxmlformats.org/officeDocument/2006/math" xmlns:mc="http://schemas.openxmlformats.org/markup-compatibility/2006" xmlns:mo="http://schemas.microsoft.com/office/mac/office/2008/main" xmlns:mv="urn:schemas-microsoft-com:mac:vml" xmlns:o="urn:schemas-microsoft-com:office:office" xmlns:r="http://schemas.openxmlformats.org/officeDocument/2006/relationships" xmlns:v="urn:schemas-microsoft-com:vml" xmlns:w10="urn:schemas-microsoft-com:office:word" xmlns:w14="http://schemas.microsoft.com/office/word/2010/wordml" xmlns:w="http://schemas.openxmlformats.org/wordprocessingml/2006/main" xmlns:wne="http://schemas.microsoft.com/office/word/2006/wordml" xmlns:wp14="http://schemas.microsoft.com/office/word/2010/wordprocessingDrawing" xmlns:wp="http://schemas.openxmlformats.org/drawingml/2006/wordprocessingDrawing" xmlns:wpc="http://schemas.microsoft.com/office/word/2010/wordprocessingCanvas" xmlns:wpg="http://schemas.microsoft.com/office/word/2010/wordprocessingGroup" xmlns:wpi="http://schemas.microsoft.com/office/word/2010/wordprocessingInk" xmlns:wps="http://schemas.microsoft.com/office/word/2010/wordprocessingShape" mc:Ignorable="w14 wp14">
-  <w:p>
-    <w:pPr>
-      <w:pStyle w:val="Header"/>
-    </w:pPr>
-  </w:p>
-</w:hdr>
 </file>
 
 <file path=word/numbering.xml><?xml version="1.0" encoding="utf-8"?>
@@ -3012,12 +2497,9 @@
     <w:name w:val="Normal"/>
     <w:qFormat/>
     <w:rsid w:val="00FC693F"/>
-    <w:pPr>
-      <w:spacing w:after="120" w:lineRule="auto" w:line="276"/>
-    </w:pPr>
     <w:rPr>
       <w:rFonts w:ascii="Calibri" w:hAnsi="Calibri"/>
-      <w:sz w:val="22"/>
+      <w:sz w:val="20"/>
     </w:rPr>
   </w:style>
   <w:style w:type="paragraph" w:styleId="Header">
@@ -3075,15 +2557,15 @@
     <w:pPr>
       <w:keepNext/>
       <w:keepLines/>
-      <w:spacing w:before="360" w:after="120"/>
+      <w:spacing w:before="480" w:after="0"/>
       <w:outlineLvl w:val="0"/>
     </w:pPr>
     <w:rPr>
-      <w:rFonts w:asciiTheme="majorHAnsi" w:eastAsiaTheme="majorEastAsia" w:hAnsiTheme="majorHAnsi" w:cstheme="majorBidi" w:ascii="Calibri" w:hAnsi="Calibri"/>
+      <w:rFonts w:asciiTheme="majorHAnsi" w:eastAsiaTheme="majorEastAsia" w:hAnsiTheme="majorHAnsi" w:cstheme="majorBidi"/>
       <w:b/>
       <w:bCs/>
-      <w:color w:val="003366"/>
-      <w:sz w:val="26"/>
+      <w:color w:val="365F91" w:themeColor="accent1" w:themeShade="BF"/>
+      <w:sz w:val="28"/>
       <w:szCs w:val="28"/>
     </w:rPr>
   </w:style>
@@ -3099,15 +2581,15 @@
     <w:pPr>
       <w:keepNext/>
       <w:keepLines/>
-      <w:spacing w:before="240" w:after="80"/>
+      <w:spacing w:before="200" w:after="0"/>
       <w:outlineLvl w:val="1"/>
     </w:pPr>
     <w:rPr>
-      <w:rFonts w:asciiTheme="majorHAnsi" w:eastAsiaTheme="majorEastAsia" w:hAnsiTheme="majorHAnsi" w:cstheme="majorBidi" w:ascii="Calibri" w:hAnsi="Calibri"/>
+      <w:rFonts w:asciiTheme="majorHAnsi" w:eastAsiaTheme="majorEastAsia" w:hAnsiTheme="majorHAnsi" w:cstheme="majorBidi"/>
       <w:b/>
       <w:bCs/>
-      <w:color w:val="1A5276"/>
-      <w:sz w:val="22"/>
+      <w:color w:val="4F81BD" w:themeColor="accent1"/>
+      <w:sz w:val="26"/>
       <w:szCs w:val="26"/>
     </w:rPr>
   </w:style>
@@ -3123,16 +2605,14 @@
     <w:pPr>
       <w:keepNext/>
       <w:keepLines/>
-      <w:spacing w:before="160" w:after="40"/>
+      <w:spacing w:before="200" w:after="0"/>
       <w:outlineLvl w:val="2"/>
     </w:pPr>
     <w:rPr>
-      <w:rFonts w:asciiTheme="majorHAnsi" w:eastAsiaTheme="majorEastAsia" w:hAnsiTheme="majorHAnsi" w:cstheme="majorBidi" w:ascii="Calibri" w:hAnsi="Calibri"/>
+      <w:rFonts w:asciiTheme="majorHAnsi" w:eastAsiaTheme="majorEastAsia" w:hAnsiTheme="majorHAnsi" w:cstheme="majorBidi"/>
       <w:b/>
       <w:bCs/>
-      <w:i/>
-      <w:color w:val="1A5276"/>
-      <w:sz w:val="22"/>
+      <w:color w:val="4F81BD" w:themeColor="accent1"/>
     </w:rPr>
   </w:style>
   <w:style w:type="paragraph" w:styleId="Heading4">

--- a/mps-nivel-c/oficial/04_registros/PROFARMA_Cadastro-de-Clientes/ADAP-PROFARMA01-001_Registro-de-Adaptacao.docx
+++ b/mps-nivel-c/oficial/04_registros/PROFARMA_Cadastro-de-Clientes/ADAP-PROFARMA01-001_Registro-de-Adaptacao.docx
@@ -4,32 +4,78 @@
   <w:body>
     <w:p>
       <w:pPr>
-        <w:pStyle w:val="Heading1"/>
+        <w:pBdr>
+          <w:top w:val="single" w:sz="32" w:space="0" w:color="003366"/>
+        </w:pBdr>
+        <w:spacing w:before="0" w:after="0"/>
+      </w:pPr>
+    </w:p>
+    <w:p>
+      <w:pPr>
+        <w:spacing w:before="240" w:after="40"/>
       </w:pPr>
       <w:r>
         <w:rPr>
+          <w:rFonts w:ascii="Calibri" w:hAnsi="Calibri"/>
           <w:b/>
-          <w:color w:val="1F497D"/>
-          <w:sz w:val="32"/>
+          <w:color w:val="003366"/>
+          <w:sz w:val="36"/>
         </w:rPr>
-        <w:t>Registro de Adaptação do Processo — Rede D1000 · Cadastro de Clientes</w:t>
+        <w:t>REGISTRO DE ADAPTAÇÃO DO PROCESSO — REDE D1000 · CADASTRO DE CLIENTES</w:t>
       </w:r>
+    </w:p>
+    <w:p>
+      <w:pPr>
+        <w:spacing w:before="0" w:after="40"/>
+      </w:pPr>
+      <w:r>
+        <w:rPr>
+          <w:rFonts w:ascii="Calibri" w:hAnsi="Calibri"/>
+          <w:color w:val="555555"/>
+          <w:sz w:val="20"/>
+        </w:rPr>
+        <w:t>ADAP-PROFARMA01-001   ·   Versão 1.1   ·   13/06/2026   ·   Timeware Brasil</w:t>
+      </w:r>
+    </w:p>
+    <w:p>
+      <w:pPr>
+        <w:pBdr>
+          <w:bottom w:val="single" w:sz="6" w:space="1" w:color="003366"/>
+        </w:pBdr>
+        <w:spacing w:before="120" w:after="280"/>
+      </w:pPr>
     </w:p>
     <w:tbl>
       <w:tblPr>
-        <w:tblStyle w:val="TableGrid"/>
         <w:tblW w:type="auto" w:w="0"/>
         <w:tblLook w:firstColumn="1" w:firstRow="1" w:lastColumn="0" w:lastRow="0" w:noHBand="0" w:noVBand="1" w:val="04A0"/>
+        <w:tblBorders>
+          <w:top w:val="single" w:sz="4" w:space="0" w:color="AAAAAA"/>
+          <w:left w:val="single" w:sz="4" w:space="0" w:color="AAAAAA"/>
+          <w:bottom w:val="single" w:sz="4" w:space="0" w:color="AAAAAA"/>
+          <w:right w:val="single" w:sz="4" w:space="0" w:color="AAAAAA"/>
+          <w:insideH w:val="single" w:sz="4" w:space="0" w:color="AAAAAA"/>
+          <w:insideV w:val="single" w:sz="4" w:space="0" w:color="AAAAAA"/>
+        </w:tblBorders>
       </w:tblPr>
       <w:tblGrid>
-        <w:gridCol w:w="4680"/>
-        <w:gridCol w:w="4680"/>
+        <w:gridCol w:w="4451"/>
+        <w:gridCol w:w="4451"/>
       </w:tblGrid>
       <w:tr>
+        <w:trPr>
+          <w:cantSplit w:val="1"/>
+        </w:trPr>
         <w:tc>
           <w:tcPr>
-            <w:tcW w:type="dxa" w:w="4680"/>
-            <w:shd w:val="clear" w:color="auto" w:fill="D6E4F7"/>
+            <w:tcW w:type="dxa" w:w="4451"/>
+            <w:tcMar>
+              <w:top w:w="60" w:type="dxa"/>
+              <w:bottom w:w="60" w:type="dxa"/>
+              <w:left w:w="100" w:type="dxa"/>
+              <w:right w:w="100" w:type="dxa"/>
+            </w:tcMar>
+            <w:shd w:val="clear" w:color="auto" w:fill="D6E4F0"/>
           </w:tcPr>
           <w:p>
             <w:pPr>
@@ -37,11 +83,7 @@
             </w:pPr>
             <w:r>
               <w:rPr>
-                <w:b/>
-              </w:rPr>
-            </w:r>
-            <w:r>
-              <w:rPr>
+                <w:rFonts w:ascii="Calibri" w:hAnsi="Calibri"/>
                 <w:b/>
                 <w:i w:val="0"/>
                 <w:sz w:val="20"/>
@@ -52,8 +94,14 @@
         </w:tc>
         <w:tc>
           <w:tcPr>
-            <w:tcW w:type="dxa" w:w="4680"/>
-            <w:shd w:val="clear" w:color="auto" w:fill="D6E4F7"/>
+            <w:tcW w:type="dxa" w:w="4451"/>
+            <w:tcMar>
+              <w:top w:w="60" w:type="dxa"/>
+              <w:bottom w:w="60" w:type="dxa"/>
+              <w:left w:w="100" w:type="dxa"/>
+              <w:right w:w="100" w:type="dxa"/>
+            </w:tcMar>
+            <w:shd w:val="clear" w:color="auto" w:fill="D6E4F0"/>
           </w:tcPr>
           <w:p>
             <w:pPr>
@@ -61,11 +109,7 @@
             </w:pPr>
             <w:r>
               <w:rPr>
-                <w:b/>
-              </w:rPr>
-            </w:r>
-            <w:r>
-              <w:rPr>
+                <w:rFonts w:ascii="Calibri" w:hAnsi="Calibri"/>
                 <w:b/>
                 <w:i w:val="0"/>
                 <w:sz w:val="20"/>
@@ -76,17 +120,27 @@
         </w:tc>
       </w:tr>
       <w:tr>
+        <w:trPr>
+          <w:cantSplit w:val="1"/>
+        </w:trPr>
         <w:tc>
           <w:tcPr>
-            <w:tcW w:type="dxa" w:w="4680"/>
+            <w:tcW w:type="dxa" w:w="4451"/>
+            <w:tcMar>
+              <w:top w:w="60" w:type="dxa"/>
+              <w:bottom w:w="60" w:type="dxa"/>
+              <w:left w:w="100" w:type="dxa"/>
+              <w:right w:w="100" w:type="dxa"/>
+            </w:tcMar>
+            <w:shd w:val="clear" w:color="auto" w:fill="F0F4F8"/>
           </w:tcPr>
           <w:p>
             <w:pPr>
               <w:spacing w:before="40" w:after="40"/>
             </w:pPr>
-            <w:r/>
             <w:r>
               <w:rPr>
+                <w:rFonts w:ascii="Calibri" w:hAnsi="Calibri"/>
                 <w:b/>
                 <w:i w:val="0"/>
                 <w:sz w:val="20"/>
@@ -97,15 +151,21 @@
         </w:tc>
         <w:tc>
           <w:tcPr>
-            <w:tcW w:type="dxa" w:w="4680"/>
+            <w:tcW w:type="dxa" w:w="4451"/>
+            <w:tcMar>
+              <w:top w:w="60" w:type="dxa"/>
+              <w:bottom w:w="60" w:type="dxa"/>
+              <w:left w:w="100" w:type="dxa"/>
+              <w:right w:w="100" w:type="dxa"/>
+            </w:tcMar>
           </w:tcPr>
           <w:p>
             <w:pPr>
               <w:spacing w:before="40" w:after="40"/>
             </w:pPr>
-            <w:r/>
             <w:r>
               <w:rPr>
+                <w:rFonts w:ascii="Calibri" w:hAnsi="Calibri"/>
                 <w:b w:val="0"/>
                 <w:i w:val="0"/>
                 <w:sz w:val="20"/>
@@ -116,17 +176,27 @@
         </w:tc>
       </w:tr>
       <w:tr>
+        <w:trPr>
+          <w:cantSplit w:val="1"/>
+        </w:trPr>
         <w:tc>
           <w:tcPr>
-            <w:tcW w:type="dxa" w:w="4680"/>
+            <w:tcW w:type="dxa" w:w="4451"/>
+            <w:tcMar>
+              <w:top w:w="60" w:type="dxa"/>
+              <w:bottom w:w="60" w:type="dxa"/>
+              <w:left w:w="100" w:type="dxa"/>
+              <w:right w:w="100" w:type="dxa"/>
+            </w:tcMar>
+            <w:shd w:val="clear" w:color="auto" w:fill="F0F4F8"/>
           </w:tcPr>
           <w:p>
             <w:pPr>
               <w:spacing w:before="40" w:after="40"/>
             </w:pPr>
-            <w:r/>
             <w:r>
               <w:rPr>
+                <w:rFonts w:ascii="Calibri" w:hAnsi="Calibri"/>
                 <w:b/>
                 <w:i w:val="0"/>
                 <w:sz w:val="20"/>
@@ -137,15 +207,21 @@
         </w:tc>
         <w:tc>
           <w:tcPr>
-            <w:tcW w:type="dxa" w:w="4680"/>
+            <w:tcW w:type="dxa" w:w="4451"/>
+            <w:tcMar>
+              <w:top w:w="60" w:type="dxa"/>
+              <w:bottom w:w="60" w:type="dxa"/>
+              <w:left w:w="100" w:type="dxa"/>
+              <w:right w:w="100" w:type="dxa"/>
+            </w:tcMar>
           </w:tcPr>
           <w:p>
             <w:pPr>
               <w:spacing w:before="40" w:after="40"/>
             </w:pPr>
-            <w:r/>
             <w:r>
               <w:rPr>
+                <w:rFonts w:ascii="Calibri" w:hAnsi="Calibri"/>
                 <w:b w:val="0"/>
                 <w:i w:val="0"/>
                 <w:sz w:val="20"/>
@@ -156,17 +232,27 @@
         </w:tc>
       </w:tr>
       <w:tr>
+        <w:trPr>
+          <w:cantSplit w:val="1"/>
+        </w:trPr>
         <w:tc>
           <w:tcPr>
-            <w:tcW w:type="dxa" w:w="4680"/>
+            <w:tcW w:type="dxa" w:w="4451"/>
+            <w:tcMar>
+              <w:top w:w="60" w:type="dxa"/>
+              <w:bottom w:w="60" w:type="dxa"/>
+              <w:left w:w="100" w:type="dxa"/>
+              <w:right w:w="100" w:type="dxa"/>
+            </w:tcMar>
+            <w:shd w:val="clear" w:color="auto" w:fill="F0F4F8"/>
           </w:tcPr>
           <w:p>
             <w:pPr>
               <w:spacing w:before="40" w:after="40"/>
             </w:pPr>
-            <w:r/>
             <w:r>
               <w:rPr>
+                <w:rFonts w:ascii="Calibri" w:hAnsi="Calibri"/>
                 <w:b/>
                 <w:i w:val="0"/>
                 <w:sz w:val="20"/>
@@ -177,15 +263,21 @@
         </w:tc>
         <w:tc>
           <w:tcPr>
-            <w:tcW w:type="dxa" w:w="4680"/>
+            <w:tcW w:type="dxa" w:w="4451"/>
+            <w:tcMar>
+              <w:top w:w="60" w:type="dxa"/>
+              <w:bottom w:w="60" w:type="dxa"/>
+              <w:left w:w="100" w:type="dxa"/>
+              <w:right w:w="100" w:type="dxa"/>
+            </w:tcMar>
           </w:tcPr>
           <w:p>
             <w:pPr>
               <w:spacing w:before="40" w:after="40"/>
             </w:pPr>
-            <w:r/>
             <w:r>
               <w:rPr>
+                <w:rFonts w:ascii="Calibri" w:hAnsi="Calibri"/>
                 <w:b w:val="0"/>
                 <w:i w:val="0"/>
                 <w:sz w:val="20"/>
@@ -196,17 +288,27 @@
         </w:tc>
       </w:tr>
       <w:tr>
+        <w:trPr>
+          <w:cantSplit w:val="1"/>
+        </w:trPr>
         <w:tc>
           <w:tcPr>
-            <w:tcW w:type="dxa" w:w="4680"/>
+            <w:tcW w:type="dxa" w:w="4451"/>
+            <w:tcMar>
+              <w:top w:w="60" w:type="dxa"/>
+              <w:bottom w:w="60" w:type="dxa"/>
+              <w:left w:w="100" w:type="dxa"/>
+              <w:right w:w="100" w:type="dxa"/>
+            </w:tcMar>
+            <w:shd w:val="clear" w:color="auto" w:fill="F0F4F8"/>
           </w:tcPr>
           <w:p>
             <w:pPr>
               <w:spacing w:before="40" w:after="40"/>
             </w:pPr>
-            <w:r/>
             <w:r>
               <w:rPr>
+                <w:rFonts w:ascii="Calibri" w:hAnsi="Calibri"/>
                 <w:b/>
                 <w:i w:val="0"/>
                 <w:sz w:val="20"/>
@@ -217,15 +319,21 @@
         </w:tc>
         <w:tc>
           <w:tcPr>
-            <w:tcW w:type="dxa" w:w="4680"/>
+            <w:tcW w:type="dxa" w:w="4451"/>
+            <w:tcMar>
+              <w:top w:w="60" w:type="dxa"/>
+              <w:bottom w:w="60" w:type="dxa"/>
+              <w:left w:w="100" w:type="dxa"/>
+              <w:right w:w="100" w:type="dxa"/>
+            </w:tcMar>
           </w:tcPr>
           <w:p>
             <w:pPr>
               <w:spacing w:before="40" w:after="40"/>
             </w:pPr>
-            <w:r/>
             <w:r>
               <w:rPr>
+                <w:rFonts w:ascii="Calibri" w:hAnsi="Calibri"/>
                 <w:b w:val="0"/>
                 <w:i w:val="0"/>
                 <w:sz w:val="20"/>
@@ -236,17 +344,27 @@
         </w:tc>
       </w:tr>
       <w:tr>
+        <w:trPr>
+          <w:cantSplit w:val="1"/>
+        </w:trPr>
         <w:tc>
           <w:tcPr>
-            <w:tcW w:type="dxa" w:w="4680"/>
+            <w:tcW w:type="dxa" w:w="4451"/>
+            <w:tcMar>
+              <w:top w:w="60" w:type="dxa"/>
+              <w:bottom w:w="60" w:type="dxa"/>
+              <w:left w:w="100" w:type="dxa"/>
+              <w:right w:w="100" w:type="dxa"/>
+            </w:tcMar>
+            <w:shd w:val="clear" w:color="auto" w:fill="F0F4F8"/>
           </w:tcPr>
           <w:p>
             <w:pPr>
               <w:spacing w:before="40" w:after="40"/>
             </w:pPr>
-            <w:r/>
             <w:r>
               <w:rPr>
+                <w:rFonts w:ascii="Calibri" w:hAnsi="Calibri"/>
                 <w:b/>
                 <w:i w:val="0"/>
                 <w:sz w:val="20"/>
@@ -257,15 +375,21 @@
         </w:tc>
         <w:tc>
           <w:tcPr>
-            <w:tcW w:type="dxa" w:w="4680"/>
+            <w:tcW w:type="dxa" w:w="4451"/>
+            <w:tcMar>
+              <w:top w:w="60" w:type="dxa"/>
+              <w:bottom w:w="60" w:type="dxa"/>
+              <w:left w:w="100" w:type="dxa"/>
+              <w:right w:w="100" w:type="dxa"/>
+            </w:tcMar>
           </w:tcPr>
           <w:p>
             <w:pPr>
               <w:spacing w:before="40" w:after="40"/>
             </w:pPr>
-            <w:r/>
             <w:r>
               <w:rPr>
+                <w:rFonts w:ascii="Calibri" w:hAnsi="Calibri"/>
                 <w:b w:val="0"/>
                 <w:i w:val="0"/>
                 <w:sz w:val="20"/>
@@ -276,17 +400,27 @@
         </w:tc>
       </w:tr>
       <w:tr>
+        <w:trPr>
+          <w:cantSplit w:val="1"/>
+        </w:trPr>
         <w:tc>
           <w:tcPr>
-            <w:tcW w:type="dxa" w:w="4680"/>
+            <w:tcW w:type="dxa" w:w="4451"/>
+            <w:tcMar>
+              <w:top w:w="60" w:type="dxa"/>
+              <w:bottom w:w="60" w:type="dxa"/>
+              <w:left w:w="100" w:type="dxa"/>
+              <w:right w:w="100" w:type="dxa"/>
+            </w:tcMar>
+            <w:shd w:val="clear" w:color="auto" w:fill="F0F4F8"/>
           </w:tcPr>
           <w:p>
             <w:pPr>
               <w:spacing w:before="40" w:after="40"/>
             </w:pPr>
-            <w:r/>
             <w:r>
               <w:rPr>
+                <w:rFonts w:ascii="Calibri" w:hAnsi="Calibri"/>
                 <w:b/>
                 <w:i w:val="0"/>
                 <w:sz w:val="20"/>
@@ -297,15 +431,21 @@
         </w:tc>
         <w:tc>
           <w:tcPr>
-            <w:tcW w:type="dxa" w:w="4680"/>
+            <w:tcW w:type="dxa" w:w="4451"/>
+            <w:tcMar>
+              <w:top w:w="60" w:type="dxa"/>
+              <w:bottom w:w="60" w:type="dxa"/>
+              <w:left w:w="100" w:type="dxa"/>
+              <w:right w:w="100" w:type="dxa"/>
+            </w:tcMar>
           </w:tcPr>
           <w:p>
             <w:pPr>
               <w:spacing w:before="40" w:after="40"/>
             </w:pPr>
-            <w:r/>
             <w:r>
               <w:rPr>
+                <w:rFonts w:ascii="Calibri" w:hAnsi="Calibri"/>
                 <w:b w:val="0"/>
                 <w:i w:val="0"/>
                 <w:sz w:val="20"/>
@@ -316,17 +456,27 @@
         </w:tc>
       </w:tr>
       <w:tr>
+        <w:trPr>
+          <w:cantSplit w:val="1"/>
+        </w:trPr>
         <w:tc>
           <w:tcPr>
-            <w:tcW w:type="dxa" w:w="4680"/>
+            <w:tcW w:type="dxa" w:w="4451"/>
+            <w:tcMar>
+              <w:top w:w="60" w:type="dxa"/>
+              <w:bottom w:w="60" w:type="dxa"/>
+              <w:left w:w="100" w:type="dxa"/>
+              <w:right w:w="100" w:type="dxa"/>
+            </w:tcMar>
+            <w:shd w:val="clear" w:color="auto" w:fill="F0F4F8"/>
           </w:tcPr>
           <w:p>
             <w:pPr>
               <w:spacing w:before="40" w:after="40"/>
             </w:pPr>
-            <w:r/>
             <w:r>
               <w:rPr>
+                <w:rFonts w:ascii="Calibri" w:hAnsi="Calibri"/>
                 <w:b/>
                 <w:i w:val="0"/>
                 <w:sz w:val="20"/>
@@ -337,15 +487,21 @@
         </w:tc>
         <w:tc>
           <w:tcPr>
-            <w:tcW w:type="dxa" w:w="4680"/>
+            <w:tcW w:type="dxa" w:w="4451"/>
+            <w:tcMar>
+              <w:top w:w="60" w:type="dxa"/>
+              <w:bottom w:w="60" w:type="dxa"/>
+              <w:left w:w="100" w:type="dxa"/>
+              <w:right w:w="100" w:type="dxa"/>
+            </w:tcMar>
           </w:tcPr>
           <w:p>
             <w:pPr>
               <w:spacing w:before="40" w:after="40"/>
             </w:pPr>
-            <w:r/>
             <w:r>
               <w:rPr>
+                <w:rFonts w:ascii="Calibri" w:hAnsi="Calibri"/>
                 <w:b w:val="0"/>
                 <w:i w:val="0"/>
                 <w:sz w:val="20"/>
@@ -356,77 +512,84 @@
         </w:tc>
       </w:tr>
     </w:tbl>
-    <w:p/>
     <w:p>
       <w:pPr>
-        <w:pBdr>
-          <w:bottom w:val="single" w:sz="6" w:space="1" w:color="AAAAAA"/>
-        </w:pBdr>
+        <w:spacing w:before="0" w:after="160"/>
       </w:pPr>
     </w:p>
     <w:p>
       <w:pPr>
-        <w:pStyle w:val="Heading2"/>
+        <w:pStyle w:val="Heading1"/>
+        <w:keepNext/>
+        <w:keepLines/>
+        <w:pBdr>
+          <w:bottom w:val="single" w:sz="4" w:space="2" w:color="D6E4F0"/>
+        </w:pBdr>
       </w:pPr>
       <w:r>
-        <w:rPr>
-          <w:b/>
-          <w:color w:val="2E74B5"/>
-          <w:sz w:val="26"/>
-        </w:rPr>
         <w:t>1. Objetivo</w:t>
       </w:r>
     </w:p>
     <w:p>
       <w:pPr>
-        <w:spacing w:after="80"/>
+        <w:spacing w:before="0" w:after="120"/>
       </w:pPr>
       <w:r>
         <w:rPr>
+          <w:rFonts w:ascii="Calibri" w:hAnsi="Calibri"/>
           <w:b w:val="0"/>
           <w:i w:val="0"/>
-          <w:sz w:val="20"/>
+          <w:sz w:val="22"/>
         </w:rPr>
         <w:t>Registrar as adaptações aplicadas ao processo-padrão de desenvolvimento Timeware para a execução do projeto Cadastro de Clientes — Rede D1000, justificando cada decisão e seus impactos no planejamento.</w:t>
       </w:r>
     </w:p>
     <w:p>
       <w:pPr>
+        <w:pStyle w:val="Heading1"/>
+        <w:keepNext/>
+        <w:keepLines/>
         <w:pBdr>
-          <w:bottom w:val="single" w:sz="6" w:space="1" w:color="AAAAAA"/>
+          <w:bottom w:val="single" w:sz="4" w:space="2" w:color="D6E4F0"/>
         </w:pBdr>
       </w:pPr>
-    </w:p>
-    <w:p>
-      <w:pPr>
-        <w:pStyle w:val="Heading2"/>
-      </w:pPr>
       <w:r>
-        <w:rPr>
-          <w:b/>
-          <w:color w:val="2E74B5"/>
-          <w:sz w:val="26"/>
-        </w:rPr>
         <w:t>2. Adaptações aplicadas</w:t>
       </w:r>
     </w:p>
     <w:tbl>
       <w:tblPr>
-        <w:tblStyle w:val="TableGrid"/>
         <w:tblW w:type="auto" w:w="0"/>
         <w:tblLook w:firstColumn="1" w:firstRow="1" w:lastColumn="0" w:lastRow="0" w:noHBand="0" w:noVBand="1" w:val="04A0"/>
+        <w:tblBorders>
+          <w:top w:val="single" w:sz="4" w:space="0" w:color="003366"/>
+          <w:left w:val="single" w:sz="4" w:space="0" w:color="003366"/>
+          <w:bottom w:val="single" w:sz="4" w:space="0" w:color="003366"/>
+          <w:right w:val="single" w:sz="4" w:space="0" w:color="003366"/>
+          <w:insideH w:val="single" w:sz="4" w:space="0" w:color="003366"/>
+          <w:insideV w:val="single" w:sz="4" w:space="0" w:color="003366"/>
+        </w:tblBorders>
       </w:tblPr>
       <w:tblGrid>
-        <w:gridCol w:w="2340"/>
-        <w:gridCol w:w="2340"/>
-        <w:gridCol w:w="2340"/>
-        <w:gridCol w:w="2340"/>
+        <w:gridCol w:w="2225"/>
+        <w:gridCol w:w="2225"/>
+        <w:gridCol w:w="2225"/>
+        <w:gridCol w:w="2225"/>
       </w:tblGrid>
       <w:tr>
+        <w:trPr>
+          <w:cantSplit w:val="1"/>
+        </w:trPr>
         <w:tc>
           <w:tcPr>
-            <w:tcW w:type="dxa" w:w="2340"/>
-            <w:shd w:val="clear" w:color="auto" w:fill="D6E4F7"/>
+            <w:tcW w:type="dxa" w:w="2225"/>
+            <w:tcMar>
+              <w:top w:w="60" w:type="dxa"/>
+              <w:bottom w:w="60" w:type="dxa"/>
+              <w:left w:w="100" w:type="dxa"/>
+              <w:right w:w="100" w:type="dxa"/>
+            </w:tcMar>
+            <w:shd w:val="clear" w:color="auto" w:fill="003366"/>
           </w:tcPr>
           <w:p>
             <w:pPr>
@@ -434,13 +597,10 @@
             </w:pPr>
             <w:r>
               <w:rPr>
-                <w:b/>
-              </w:rPr>
-            </w:r>
-            <w:r>
-              <w:rPr>
+                <w:rFonts w:ascii="Calibri" w:hAnsi="Calibri"/>
                 <w:b/>
                 <w:i w:val="0"/>
+                <w:color w:val="FFFFFF"/>
                 <w:sz w:val="20"/>
               </w:rPr>
               <w:t>#</w:t>
@@ -449,8 +609,14 @@
         </w:tc>
         <w:tc>
           <w:tcPr>
-            <w:tcW w:type="dxa" w:w="2340"/>
-            <w:shd w:val="clear" w:color="auto" w:fill="D6E4F7"/>
+            <w:tcW w:type="dxa" w:w="2225"/>
+            <w:tcMar>
+              <w:top w:w="60" w:type="dxa"/>
+              <w:bottom w:w="60" w:type="dxa"/>
+              <w:left w:w="100" w:type="dxa"/>
+              <w:right w:w="100" w:type="dxa"/>
+            </w:tcMar>
+            <w:shd w:val="clear" w:color="auto" w:fill="003366"/>
           </w:tcPr>
           <w:p>
             <w:pPr>
@@ -458,13 +624,10 @@
             </w:pPr>
             <w:r>
               <w:rPr>
-                <w:b/>
-              </w:rPr>
-            </w:r>
-            <w:r>
-              <w:rPr>
+                <w:rFonts w:ascii="Calibri" w:hAnsi="Calibri"/>
                 <w:b/>
                 <w:i w:val="0"/>
+                <w:color w:val="FFFFFF"/>
                 <w:sz w:val="20"/>
               </w:rPr>
               <w:t>Item do processo-padrão</w:t>
@@ -473,8 +636,14 @@
         </w:tc>
         <w:tc>
           <w:tcPr>
-            <w:tcW w:type="dxa" w:w="2340"/>
-            <w:shd w:val="clear" w:color="auto" w:fill="D6E4F7"/>
+            <w:tcW w:type="dxa" w:w="2225"/>
+            <w:tcMar>
+              <w:top w:w="60" w:type="dxa"/>
+              <w:bottom w:w="60" w:type="dxa"/>
+              <w:left w:w="100" w:type="dxa"/>
+              <w:right w:w="100" w:type="dxa"/>
+            </w:tcMar>
+            <w:shd w:val="clear" w:color="auto" w:fill="003366"/>
           </w:tcPr>
           <w:p>
             <w:pPr>
@@ -482,13 +651,10 @@
             </w:pPr>
             <w:r>
               <w:rPr>
-                <w:b/>
-              </w:rPr>
-            </w:r>
-            <w:r>
-              <w:rPr>
+                <w:rFonts w:ascii="Calibri" w:hAnsi="Calibri"/>
                 <w:b/>
                 <w:i w:val="0"/>
+                <w:color w:val="FFFFFF"/>
                 <w:sz w:val="20"/>
               </w:rPr>
               <w:t>Decisão de adaptação</w:t>
@@ -497,8 +663,14 @@
         </w:tc>
         <w:tc>
           <w:tcPr>
-            <w:tcW w:type="dxa" w:w="2340"/>
-            <w:shd w:val="clear" w:color="auto" w:fill="D6E4F7"/>
+            <w:tcW w:type="dxa" w:w="2225"/>
+            <w:tcMar>
+              <w:top w:w="60" w:type="dxa"/>
+              <w:bottom w:w="60" w:type="dxa"/>
+              <w:left w:w="100" w:type="dxa"/>
+              <w:right w:w="100" w:type="dxa"/>
+            </w:tcMar>
+            <w:shd w:val="clear" w:color="auto" w:fill="003366"/>
           </w:tcPr>
           <w:p>
             <w:pPr>
@@ -506,13 +678,10 @@
             </w:pPr>
             <w:r>
               <w:rPr>
-                <w:b/>
-              </w:rPr>
-            </w:r>
-            <w:r>
-              <w:rPr>
+                <w:rFonts w:ascii="Calibri" w:hAnsi="Calibri"/>
                 <w:b/>
                 <w:i w:val="0"/>
+                <w:color w:val="FFFFFF"/>
                 <w:sz w:val="20"/>
               </w:rPr>
               <w:t>Justificativa</w:t>
@@ -521,17 +690,27 @@
         </w:tc>
       </w:tr>
       <w:tr>
+        <w:trPr>
+          <w:cantSplit w:val="1"/>
+        </w:trPr>
         <w:tc>
           <w:tcPr>
-            <w:tcW w:type="dxa" w:w="2340"/>
+            <w:tcW w:type="dxa" w:w="2225"/>
+            <w:tcMar>
+              <w:top w:w="60" w:type="dxa"/>
+              <w:bottom w:w="60" w:type="dxa"/>
+              <w:left w:w="100" w:type="dxa"/>
+              <w:right w:w="100" w:type="dxa"/>
+            </w:tcMar>
+            <w:shd w:val="clear" w:color="auto" w:fill="EBF5FB"/>
           </w:tcPr>
           <w:p>
             <w:pPr>
               <w:spacing w:before="40" w:after="40"/>
             </w:pPr>
-            <w:r/>
             <w:r>
               <w:rPr>
+                <w:rFonts w:ascii="Calibri" w:hAnsi="Calibri"/>
                 <w:b w:val="0"/>
                 <w:i w:val="0"/>
                 <w:sz w:val="20"/>
@@ -542,15 +721,22 @@
         </w:tc>
         <w:tc>
           <w:tcPr>
-            <w:tcW w:type="dxa" w:w="2340"/>
+            <w:tcW w:type="dxa" w:w="2225"/>
+            <w:tcMar>
+              <w:top w:w="60" w:type="dxa"/>
+              <w:bottom w:w="60" w:type="dxa"/>
+              <w:left w:w="100" w:type="dxa"/>
+              <w:right w:w="100" w:type="dxa"/>
+            </w:tcMar>
+            <w:shd w:val="clear" w:color="auto" w:fill="EBF5FB"/>
           </w:tcPr>
           <w:p>
             <w:pPr>
               <w:spacing w:before="40" w:after="40"/>
             </w:pPr>
-            <w:r/>
             <w:r>
               <w:rPr>
+                <w:rFonts w:ascii="Calibri" w:hAnsi="Calibri"/>
                 <w:b w:val="0"/>
                 <w:i w:val="0"/>
                 <w:sz w:val="20"/>
@@ -561,15 +747,22 @@
         </w:tc>
         <w:tc>
           <w:tcPr>
-            <w:tcW w:type="dxa" w:w="2340"/>
+            <w:tcW w:type="dxa" w:w="2225"/>
+            <w:tcMar>
+              <w:top w:w="60" w:type="dxa"/>
+              <w:bottom w:w="60" w:type="dxa"/>
+              <w:left w:w="100" w:type="dxa"/>
+              <w:right w:w="100" w:type="dxa"/>
+            </w:tcMar>
+            <w:shd w:val="clear" w:color="auto" w:fill="EBF5FB"/>
           </w:tcPr>
           <w:p>
             <w:pPr>
               <w:spacing w:before="40" w:after="40"/>
             </w:pPr>
-            <w:r/>
             <w:r>
               <w:rPr>
+                <w:rFonts w:ascii="Calibri" w:hAnsi="Calibri"/>
                 <w:b w:val="0"/>
                 <w:i w:val="0"/>
                 <w:sz w:val="20"/>
@@ -580,15 +773,22 @@
         </w:tc>
         <w:tc>
           <w:tcPr>
-            <w:tcW w:type="dxa" w:w="2340"/>
+            <w:tcW w:type="dxa" w:w="2225"/>
+            <w:tcMar>
+              <w:top w:w="60" w:type="dxa"/>
+              <w:bottom w:w="60" w:type="dxa"/>
+              <w:left w:w="100" w:type="dxa"/>
+              <w:right w:w="100" w:type="dxa"/>
+            </w:tcMar>
+            <w:shd w:val="clear" w:color="auto" w:fill="EBF5FB"/>
           </w:tcPr>
           <w:p>
             <w:pPr>
               <w:spacing w:before="40" w:after="40"/>
             </w:pPr>
-            <w:r/>
             <w:r>
               <w:rPr>
+                <w:rFonts w:ascii="Calibri" w:hAnsi="Calibri"/>
                 <w:b w:val="0"/>
                 <w:i w:val="0"/>
                 <w:sz w:val="20"/>
@@ -599,17 +799,26 @@
         </w:tc>
       </w:tr>
       <w:tr>
+        <w:trPr>
+          <w:cantSplit w:val="1"/>
+        </w:trPr>
         <w:tc>
           <w:tcPr>
-            <w:tcW w:type="dxa" w:w="2340"/>
+            <w:tcW w:type="dxa" w:w="2225"/>
+            <w:tcMar>
+              <w:top w:w="60" w:type="dxa"/>
+              <w:bottom w:w="60" w:type="dxa"/>
+              <w:left w:w="100" w:type="dxa"/>
+              <w:right w:w="100" w:type="dxa"/>
+            </w:tcMar>
           </w:tcPr>
           <w:p>
             <w:pPr>
               <w:spacing w:before="40" w:after="40"/>
             </w:pPr>
-            <w:r/>
             <w:r>
               <w:rPr>
+                <w:rFonts w:ascii="Calibri" w:hAnsi="Calibri"/>
                 <w:b w:val="0"/>
                 <w:i w:val="0"/>
                 <w:sz w:val="20"/>
@@ -620,15 +829,21 @@
         </w:tc>
         <w:tc>
           <w:tcPr>
-            <w:tcW w:type="dxa" w:w="2340"/>
+            <w:tcW w:type="dxa" w:w="2225"/>
+            <w:tcMar>
+              <w:top w:w="60" w:type="dxa"/>
+              <w:bottom w:w="60" w:type="dxa"/>
+              <w:left w:w="100" w:type="dxa"/>
+              <w:right w:w="100" w:type="dxa"/>
+            </w:tcMar>
           </w:tcPr>
           <w:p>
             <w:pPr>
               <w:spacing w:before="40" w:after="40"/>
             </w:pPr>
-            <w:r/>
             <w:r>
               <w:rPr>
+                <w:rFonts w:ascii="Calibri" w:hAnsi="Calibri"/>
                 <w:b w:val="0"/>
                 <w:i w:val="0"/>
                 <w:sz w:val="20"/>
@@ -639,15 +854,21 @@
         </w:tc>
         <w:tc>
           <w:tcPr>
-            <w:tcW w:type="dxa" w:w="2340"/>
+            <w:tcW w:type="dxa" w:w="2225"/>
+            <w:tcMar>
+              <w:top w:w="60" w:type="dxa"/>
+              <w:bottom w:w="60" w:type="dxa"/>
+              <w:left w:w="100" w:type="dxa"/>
+              <w:right w:w="100" w:type="dxa"/>
+            </w:tcMar>
           </w:tcPr>
           <w:p>
             <w:pPr>
               <w:spacing w:before="40" w:after="40"/>
             </w:pPr>
-            <w:r/>
             <w:r>
               <w:rPr>
+                <w:rFonts w:ascii="Calibri" w:hAnsi="Calibri"/>
                 <w:b w:val="0"/>
                 <w:i w:val="0"/>
                 <w:sz w:val="20"/>
@@ -658,15 +879,21 @@
         </w:tc>
         <w:tc>
           <w:tcPr>
-            <w:tcW w:type="dxa" w:w="2340"/>
+            <w:tcW w:type="dxa" w:w="2225"/>
+            <w:tcMar>
+              <w:top w:w="60" w:type="dxa"/>
+              <w:bottom w:w="60" w:type="dxa"/>
+              <w:left w:w="100" w:type="dxa"/>
+              <w:right w:w="100" w:type="dxa"/>
+            </w:tcMar>
           </w:tcPr>
           <w:p>
             <w:pPr>
               <w:spacing w:before="40" w:after="40"/>
             </w:pPr>
-            <w:r/>
             <w:r>
               <w:rPr>
+                <w:rFonts w:ascii="Calibri" w:hAnsi="Calibri"/>
                 <w:b w:val="0"/>
                 <w:i w:val="0"/>
                 <w:sz w:val="20"/>
@@ -677,17 +904,27 @@
         </w:tc>
       </w:tr>
       <w:tr>
+        <w:trPr>
+          <w:cantSplit w:val="1"/>
+        </w:trPr>
         <w:tc>
           <w:tcPr>
-            <w:tcW w:type="dxa" w:w="2340"/>
+            <w:tcW w:type="dxa" w:w="2225"/>
+            <w:tcMar>
+              <w:top w:w="60" w:type="dxa"/>
+              <w:bottom w:w="60" w:type="dxa"/>
+              <w:left w:w="100" w:type="dxa"/>
+              <w:right w:w="100" w:type="dxa"/>
+            </w:tcMar>
+            <w:shd w:val="clear" w:color="auto" w:fill="EBF5FB"/>
           </w:tcPr>
           <w:p>
             <w:pPr>
               <w:spacing w:before="40" w:after="40"/>
             </w:pPr>
-            <w:r/>
             <w:r>
               <w:rPr>
+                <w:rFonts w:ascii="Calibri" w:hAnsi="Calibri"/>
                 <w:b w:val="0"/>
                 <w:i w:val="0"/>
                 <w:sz w:val="20"/>
@@ -698,15 +935,22 @@
         </w:tc>
         <w:tc>
           <w:tcPr>
-            <w:tcW w:type="dxa" w:w="2340"/>
+            <w:tcW w:type="dxa" w:w="2225"/>
+            <w:tcMar>
+              <w:top w:w="60" w:type="dxa"/>
+              <w:bottom w:w="60" w:type="dxa"/>
+              <w:left w:w="100" w:type="dxa"/>
+              <w:right w:w="100" w:type="dxa"/>
+            </w:tcMar>
+            <w:shd w:val="clear" w:color="auto" w:fill="EBF5FB"/>
           </w:tcPr>
           <w:p>
             <w:pPr>
               <w:spacing w:before="40" w:after="40"/>
             </w:pPr>
-            <w:r/>
             <w:r>
               <w:rPr>
+                <w:rFonts w:ascii="Calibri" w:hAnsi="Calibri"/>
                 <w:b w:val="0"/>
                 <w:i w:val="0"/>
                 <w:sz w:val="20"/>
@@ -717,15 +961,22 @@
         </w:tc>
         <w:tc>
           <w:tcPr>
-            <w:tcW w:type="dxa" w:w="2340"/>
+            <w:tcW w:type="dxa" w:w="2225"/>
+            <w:tcMar>
+              <w:top w:w="60" w:type="dxa"/>
+              <w:bottom w:w="60" w:type="dxa"/>
+              <w:left w:w="100" w:type="dxa"/>
+              <w:right w:w="100" w:type="dxa"/>
+            </w:tcMar>
+            <w:shd w:val="clear" w:color="auto" w:fill="EBF5FB"/>
           </w:tcPr>
           <w:p>
             <w:pPr>
               <w:spacing w:before="40" w:after="40"/>
             </w:pPr>
-            <w:r/>
             <w:r>
               <w:rPr>
+                <w:rFonts w:ascii="Calibri" w:hAnsi="Calibri"/>
                 <w:b w:val="0"/>
                 <w:i w:val="0"/>
                 <w:sz w:val="20"/>
@@ -736,15 +987,22 @@
         </w:tc>
         <w:tc>
           <w:tcPr>
-            <w:tcW w:type="dxa" w:w="2340"/>
+            <w:tcW w:type="dxa" w:w="2225"/>
+            <w:tcMar>
+              <w:top w:w="60" w:type="dxa"/>
+              <w:bottom w:w="60" w:type="dxa"/>
+              <w:left w:w="100" w:type="dxa"/>
+              <w:right w:w="100" w:type="dxa"/>
+            </w:tcMar>
+            <w:shd w:val="clear" w:color="auto" w:fill="EBF5FB"/>
           </w:tcPr>
           <w:p>
             <w:pPr>
               <w:spacing w:before="40" w:after="40"/>
             </w:pPr>
-            <w:r/>
             <w:r>
               <w:rPr>
+                <w:rFonts w:ascii="Calibri" w:hAnsi="Calibri"/>
                 <w:b w:val="0"/>
                 <w:i w:val="0"/>
                 <w:sz w:val="20"/>
@@ -755,17 +1013,26 @@
         </w:tc>
       </w:tr>
       <w:tr>
+        <w:trPr>
+          <w:cantSplit w:val="1"/>
+        </w:trPr>
         <w:tc>
           <w:tcPr>
-            <w:tcW w:type="dxa" w:w="2340"/>
+            <w:tcW w:type="dxa" w:w="2225"/>
+            <w:tcMar>
+              <w:top w:w="60" w:type="dxa"/>
+              <w:bottom w:w="60" w:type="dxa"/>
+              <w:left w:w="100" w:type="dxa"/>
+              <w:right w:w="100" w:type="dxa"/>
+            </w:tcMar>
           </w:tcPr>
           <w:p>
             <w:pPr>
               <w:spacing w:before="40" w:after="40"/>
             </w:pPr>
-            <w:r/>
             <w:r>
               <w:rPr>
+                <w:rFonts w:ascii="Calibri" w:hAnsi="Calibri"/>
                 <w:b w:val="0"/>
                 <w:i w:val="0"/>
                 <w:sz w:val="20"/>
@@ -776,15 +1043,21 @@
         </w:tc>
         <w:tc>
           <w:tcPr>
-            <w:tcW w:type="dxa" w:w="2340"/>
+            <w:tcW w:type="dxa" w:w="2225"/>
+            <w:tcMar>
+              <w:top w:w="60" w:type="dxa"/>
+              <w:bottom w:w="60" w:type="dxa"/>
+              <w:left w:w="100" w:type="dxa"/>
+              <w:right w:w="100" w:type="dxa"/>
+            </w:tcMar>
           </w:tcPr>
           <w:p>
             <w:pPr>
               <w:spacing w:before="40" w:after="40"/>
             </w:pPr>
-            <w:r/>
             <w:r>
               <w:rPr>
+                <w:rFonts w:ascii="Calibri" w:hAnsi="Calibri"/>
                 <w:b w:val="0"/>
                 <w:i w:val="0"/>
                 <w:sz w:val="20"/>
@@ -795,15 +1068,21 @@
         </w:tc>
         <w:tc>
           <w:tcPr>
-            <w:tcW w:type="dxa" w:w="2340"/>
+            <w:tcW w:type="dxa" w:w="2225"/>
+            <w:tcMar>
+              <w:top w:w="60" w:type="dxa"/>
+              <w:bottom w:w="60" w:type="dxa"/>
+              <w:left w:w="100" w:type="dxa"/>
+              <w:right w:w="100" w:type="dxa"/>
+            </w:tcMar>
           </w:tcPr>
           <w:p>
             <w:pPr>
               <w:spacing w:before="40" w:after="40"/>
             </w:pPr>
-            <w:r/>
             <w:r>
               <w:rPr>
+                <w:rFonts w:ascii="Calibri" w:hAnsi="Calibri"/>
                 <w:b w:val="0"/>
                 <w:i w:val="0"/>
                 <w:sz w:val="20"/>
@@ -814,15 +1093,21 @@
         </w:tc>
         <w:tc>
           <w:tcPr>
-            <w:tcW w:type="dxa" w:w="2340"/>
+            <w:tcW w:type="dxa" w:w="2225"/>
+            <w:tcMar>
+              <w:top w:w="60" w:type="dxa"/>
+              <w:bottom w:w="60" w:type="dxa"/>
+              <w:left w:w="100" w:type="dxa"/>
+              <w:right w:w="100" w:type="dxa"/>
+            </w:tcMar>
           </w:tcPr>
           <w:p>
             <w:pPr>
               <w:spacing w:before="40" w:after="40"/>
             </w:pPr>
-            <w:r/>
             <w:r>
               <w:rPr>
+                <w:rFonts w:ascii="Calibri" w:hAnsi="Calibri"/>
                 <w:b w:val="0"/>
                 <w:i w:val="0"/>
                 <w:sz w:val="20"/>
@@ -833,17 +1118,27 @@
         </w:tc>
       </w:tr>
       <w:tr>
+        <w:trPr>
+          <w:cantSplit w:val="1"/>
+        </w:trPr>
         <w:tc>
           <w:tcPr>
-            <w:tcW w:type="dxa" w:w="2340"/>
+            <w:tcW w:type="dxa" w:w="2225"/>
+            <w:tcMar>
+              <w:top w:w="60" w:type="dxa"/>
+              <w:bottom w:w="60" w:type="dxa"/>
+              <w:left w:w="100" w:type="dxa"/>
+              <w:right w:w="100" w:type="dxa"/>
+            </w:tcMar>
+            <w:shd w:val="clear" w:color="auto" w:fill="EBF5FB"/>
           </w:tcPr>
           <w:p>
             <w:pPr>
               <w:spacing w:before="40" w:after="40"/>
             </w:pPr>
-            <w:r/>
             <w:r>
               <w:rPr>
+                <w:rFonts w:ascii="Calibri" w:hAnsi="Calibri"/>
                 <w:b w:val="0"/>
                 <w:i w:val="0"/>
                 <w:sz w:val="20"/>
@@ -854,15 +1149,22 @@
         </w:tc>
         <w:tc>
           <w:tcPr>
-            <w:tcW w:type="dxa" w:w="2340"/>
+            <w:tcW w:type="dxa" w:w="2225"/>
+            <w:tcMar>
+              <w:top w:w="60" w:type="dxa"/>
+              <w:bottom w:w="60" w:type="dxa"/>
+              <w:left w:w="100" w:type="dxa"/>
+              <w:right w:w="100" w:type="dxa"/>
+            </w:tcMar>
+            <w:shd w:val="clear" w:color="auto" w:fill="EBF5FB"/>
           </w:tcPr>
           <w:p>
             <w:pPr>
               <w:spacing w:before="40" w:after="40"/>
             </w:pPr>
-            <w:r/>
             <w:r>
               <w:rPr>
+                <w:rFonts w:ascii="Calibri" w:hAnsi="Calibri"/>
                 <w:b w:val="0"/>
                 <w:i w:val="0"/>
                 <w:sz w:val="20"/>
@@ -873,15 +1175,22 @@
         </w:tc>
         <w:tc>
           <w:tcPr>
-            <w:tcW w:type="dxa" w:w="2340"/>
+            <w:tcW w:type="dxa" w:w="2225"/>
+            <w:tcMar>
+              <w:top w:w="60" w:type="dxa"/>
+              <w:bottom w:w="60" w:type="dxa"/>
+              <w:left w:w="100" w:type="dxa"/>
+              <w:right w:w="100" w:type="dxa"/>
+            </w:tcMar>
+            <w:shd w:val="clear" w:color="auto" w:fill="EBF5FB"/>
           </w:tcPr>
           <w:p>
             <w:pPr>
               <w:spacing w:before="40" w:after="40"/>
             </w:pPr>
-            <w:r/>
             <w:r>
               <w:rPr>
+                <w:rFonts w:ascii="Calibri" w:hAnsi="Calibri"/>
                 <w:b w:val="0"/>
                 <w:i w:val="0"/>
                 <w:sz w:val="20"/>
@@ -892,15 +1201,22 @@
         </w:tc>
         <w:tc>
           <w:tcPr>
-            <w:tcW w:type="dxa" w:w="2340"/>
+            <w:tcW w:type="dxa" w:w="2225"/>
+            <w:tcMar>
+              <w:top w:w="60" w:type="dxa"/>
+              <w:bottom w:w="60" w:type="dxa"/>
+              <w:left w:w="100" w:type="dxa"/>
+              <w:right w:w="100" w:type="dxa"/>
+            </w:tcMar>
+            <w:shd w:val="clear" w:color="auto" w:fill="EBF5FB"/>
           </w:tcPr>
           <w:p>
             <w:pPr>
               <w:spacing w:before="40" w:after="40"/>
             </w:pPr>
-            <w:r/>
             <w:r>
               <w:rPr>
+                <w:rFonts w:ascii="Calibri" w:hAnsi="Calibri"/>
                 <w:b w:val="0"/>
                 <w:i w:val="0"/>
                 <w:sz w:val="20"/>
@@ -911,17 +1227,26 @@
         </w:tc>
       </w:tr>
       <w:tr>
+        <w:trPr>
+          <w:cantSplit w:val="1"/>
+        </w:trPr>
         <w:tc>
           <w:tcPr>
-            <w:tcW w:type="dxa" w:w="2340"/>
+            <w:tcW w:type="dxa" w:w="2225"/>
+            <w:tcMar>
+              <w:top w:w="60" w:type="dxa"/>
+              <w:bottom w:w="60" w:type="dxa"/>
+              <w:left w:w="100" w:type="dxa"/>
+              <w:right w:w="100" w:type="dxa"/>
+            </w:tcMar>
           </w:tcPr>
           <w:p>
             <w:pPr>
               <w:spacing w:before="40" w:after="40"/>
             </w:pPr>
-            <w:r/>
             <w:r>
               <w:rPr>
+                <w:rFonts w:ascii="Calibri" w:hAnsi="Calibri"/>
                 <w:b w:val="0"/>
                 <w:i w:val="0"/>
                 <w:sz w:val="20"/>
@@ -932,15 +1257,21 @@
         </w:tc>
         <w:tc>
           <w:tcPr>
-            <w:tcW w:type="dxa" w:w="2340"/>
+            <w:tcW w:type="dxa" w:w="2225"/>
+            <w:tcMar>
+              <w:top w:w="60" w:type="dxa"/>
+              <w:bottom w:w="60" w:type="dxa"/>
+              <w:left w:w="100" w:type="dxa"/>
+              <w:right w:w="100" w:type="dxa"/>
+            </w:tcMar>
           </w:tcPr>
           <w:p>
             <w:pPr>
               <w:spacing w:before="40" w:after="40"/>
             </w:pPr>
-            <w:r/>
             <w:r>
               <w:rPr>
+                <w:rFonts w:ascii="Calibri" w:hAnsi="Calibri"/>
                 <w:b w:val="0"/>
                 <w:i w:val="0"/>
                 <w:sz w:val="20"/>
@@ -951,15 +1282,21 @@
         </w:tc>
         <w:tc>
           <w:tcPr>
-            <w:tcW w:type="dxa" w:w="2340"/>
+            <w:tcW w:type="dxa" w:w="2225"/>
+            <w:tcMar>
+              <w:top w:w="60" w:type="dxa"/>
+              <w:bottom w:w="60" w:type="dxa"/>
+              <w:left w:w="100" w:type="dxa"/>
+              <w:right w:w="100" w:type="dxa"/>
+            </w:tcMar>
           </w:tcPr>
           <w:p>
             <w:pPr>
               <w:spacing w:before="40" w:after="40"/>
             </w:pPr>
-            <w:r/>
             <w:r>
               <w:rPr>
+                <w:rFonts w:ascii="Calibri" w:hAnsi="Calibri"/>
                 <w:b w:val="0"/>
                 <w:i w:val="0"/>
                 <w:sz w:val="20"/>
@@ -970,15 +1307,21 @@
         </w:tc>
         <w:tc>
           <w:tcPr>
-            <w:tcW w:type="dxa" w:w="2340"/>
+            <w:tcW w:type="dxa" w:w="2225"/>
+            <w:tcMar>
+              <w:top w:w="60" w:type="dxa"/>
+              <w:bottom w:w="60" w:type="dxa"/>
+              <w:left w:w="100" w:type="dxa"/>
+              <w:right w:w="100" w:type="dxa"/>
+            </w:tcMar>
           </w:tcPr>
           <w:p>
             <w:pPr>
               <w:spacing w:before="40" w:after="40"/>
             </w:pPr>
-            <w:r/>
             <w:r>
               <w:rPr>
+                <w:rFonts w:ascii="Calibri" w:hAnsi="Calibri"/>
                 <w:b w:val="0"/>
                 <w:i w:val="0"/>
                 <w:sz w:val="20"/>
@@ -989,17 +1332,27 @@
         </w:tc>
       </w:tr>
       <w:tr>
+        <w:trPr>
+          <w:cantSplit w:val="1"/>
+        </w:trPr>
         <w:tc>
           <w:tcPr>
-            <w:tcW w:type="dxa" w:w="2340"/>
+            <w:tcW w:type="dxa" w:w="2225"/>
+            <w:tcMar>
+              <w:top w:w="60" w:type="dxa"/>
+              <w:bottom w:w="60" w:type="dxa"/>
+              <w:left w:w="100" w:type="dxa"/>
+              <w:right w:w="100" w:type="dxa"/>
+            </w:tcMar>
+            <w:shd w:val="clear" w:color="auto" w:fill="EBF5FB"/>
           </w:tcPr>
           <w:p>
             <w:pPr>
               <w:spacing w:before="40" w:after="40"/>
             </w:pPr>
-            <w:r/>
             <w:r>
               <w:rPr>
+                <w:rFonts w:ascii="Calibri" w:hAnsi="Calibri"/>
                 <w:b w:val="0"/>
                 <w:i w:val="0"/>
                 <w:sz w:val="20"/>
@@ -1010,15 +1363,22 @@
         </w:tc>
         <w:tc>
           <w:tcPr>
-            <w:tcW w:type="dxa" w:w="2340"/>
+            <w:tcW w:type="dxa" w:w="2225"/>
+            <w:tcMar>
+              <w:top w:w="60" w:type="dxa"/>
+              <w:bottom w:w="60" w:type="dxa"/>
+              <w:left w:w="100" w:type="dxa"/>
+              <w:right w:w="100" w:type="dxa"/>
+            </w:tcMar>
+            <w:shd w:val="clear" w:color="auto" w:fill="EBF5FB"/>
           </w:tcPr>
           <w:p>
             <w:pPr>
               <w:spacing w:before="40" w:after="40"/>
             </w:pPr>
-            <w:r/>
             <w:r>
               <w:rPr>
+                <w:rFonts w:ascii="Calibri" w:hAnsi="Calibri"/>
                 <w:b w:val="0"/>
                 <w:i w:val="0"/>
                 <w:sz w:val="20"/>
@@ -1029,15 +1389,22 @@
         </w:tc>
         <w:tc>
           <w:tcPr>
-            <w:tcW w:type="dxa" w:w="2340"/>
+            <w:tcW w:type="dxa" w:w="2225"/>
+            <w:tcMar>
+              <w:top w:w="60" w:type="dxa"/>
+              <w:bottom w:w="60" w:type="dxa"/>
+              <w:left w:w="100" w:type="dxa"/>
+              <w:right w:w="100" w:type="dxa"/>
+            </w:tcMar>
+            <w:shd w:val="clear" w:color="auto" w:fill="EBF5FB"/>
           </w:tcPr>
           <w:p>
             <w:pPr>
               <w:spacing w:before="40" w:after="40"/>
             </w:pPr>
-            <w:r/>
             <w:r>
               <w:rPr>
+                <w:rFonts w:ascii="Calibri" w:hAnsi="Calibri"/>
                 <w:b w:val="0"/>
                 <w:i w:val="0"/>
                 <w:sz w:val="20"/>
@@ -1048,15 +1415,22 @@
         </w:tc>
         <w:tc>
           <w:tcPr>
-            <w:tcW w:type="dxa" w:w="2340"/>
+            <w:tcW w:type="dxa" w:w="2225"/>
+            <w:tcMar>
+              <w:top w:w="60" w:type="dxa"/>
+              <w:bottom w:w="60" w:type="dxa"/>
+              <w:left w:w="100" w:type="dxa"/>
+              <w:right w:w="100" w:type="dxa"/>
+            </w:tcMar>
+            <w:shd w:val="clear" w:color="auto" w:fill="EBF5FB"/>
           </w:tcPr>
           <w:p>
             <w:pPr>
               <w:spacing w:before="40" w:after="40"/>
             </w:pPr>
-            <w:r/>
             <w:r>
               <w:rPr>
+                <w:rFonts w:ascii="Calibri" w:hAnsi="Calibri"/>
                 <w:b w:val="0"/>
                 <w:i w:val="0"/>
                 <w:sz w:val="20"/>
@@ -1067,17 +1441,26 @@
         </w:tc>
       </w:tr>
       <w:tr>
+        <w:trPr>
+          <w:cantSplit w:val="1"/>
+        </w:trPr>
         <w:tc>
           <w:tcPr>
-            <w:tcW w:type="dxa" w:w="2340"/>
+            <w:tcW w:type="dxa" w:w="2225"/>
+            <w:tcMar>
+              <w:top w:w="60" w:type="dxa"/>
+              <w:bottom w:w="60" w:type="dxa"/>
+              <w:left w:w="100" w:type="dxa"/>
+              <w:right w:w="100" w:type="dxa"/>
+            </w:tcMar>
           </w:tcPr>
           <w:p>
             <w:pPr>
               <w:spacing w:before="40" w:after="40"/>
             </w:pPr>
-            <w:r/>
             <w:r>
               <w:rPr>
+                <w:rFonts w:ascii="Calibri" w:hAnsi="Calibri"/>
                 <w:b w:val="0"/>
                 <w:i w:val="0"/>
                 <w:sz w:val="20"/>
@@ -1088,15 +1471,21 @@
         </w:tc>
         <w:tc>
           <w:tcPr>
-            <w:tcW w:type="dxa" w:w="2340"/>
+            <w:tcW w:type="dxa" w:w="2225"/>
+            <w:tcMar>
+              <w:top w:w="60" w:type="dxa"/>
+              <w:bottom w:w="60" w:type="dxa"/>
+              <w:left w:w="100" w:type="dxa"/>
+              <w:right w:w="100" w:type="dxa"/>
+            </w:tcMar>
           </w:tcPr>
           <w:p>
             <w:pPr>
               <w:spacing w:before="40" w:after="40"/>
             </w:pPr>
-            <w:r/>
             <w:r>
               <w:rPr>
+                <w:rFonts w:ascii="Calibri" w:hAnsi="Calibri"/>
                 <w:b w:val="0"/>
                 <w:i w:val="0"/>
                 <w:sz w:val="20"/>
@@ -1107,15 +1496,21 @@
         </w:tc>
         <w:tc>
           <w:tcPr>
-            <w:tcW w:type="dxa" w:w="2340"/>
+            <w:tcW w:type="dxa" w:w="2225"/>
+            <w:tcMar>
+              <w:top w:w="60" w:type="dxa"/>
+              <w:bottom w:w="60" w:type="dxa"/>
+              <w:left w:w="100" w:type="dxa"/>
+              <w:right w:w="100" w:type="dxa"/>
+            </w:tcMar>
           </w:tcPr>
           <w:p>
             <w:pPr>
               <w:spacing w:before="40" w:after="40"/>
             </w:pPr>
-            <w:r/>
             <w:r>
               <w:rPr>
+                <w:rFonts w:ascii="Calibri" w:hAnsi="Calibri"/>
                 <w:b w:val="0"/>
                 <w:i w:val="0"/>
                 <w:sz w:val="20"/>
@@ -1126,15 +1521,21 @@
         </w:tc>
         <w:tc>
           <w:tcPr>
-            <w:tcW w:type="dxa" w:w="2340"/>
+            <w:tcW w:type="dxa" w:w="2225"/>
+            <w:tcMar>
+              <w:top w:w="60" w:type="dxa"/>
+              <w:bottom w:w="60" w:type="dxa"/>
+              <w:left w:w="100" w:type="dxa"/>
+              <w:right w:w="100" w:type="dxa"/>
+            </w:tcMar>
           </w:tcPr>
           <w:p>
             <w:pPr>
               <w:spacing w:before="40" w:after="40"/>
             </w:pPr>
-            <w:r/>
             <w:r>
               <w:rPr>
+                <w:rFonts w:ascii="Calibri" w:hAnsi="Calibri"/>
                 <w:b w:val="0"/>
                 <w:i w:val="0"/>
                 <w:sz w:val="20"/>
@@ -1145,17 +1546,27 @@
         </w:tc>
       </w:tr>
       <w:tr>
+        <w:trPr>
+          <w:cantSplit w:val="1"/>
+        </w:trPr>
         <w:tc>
           <w:tcPr>
-            <w:tcW w:type="dxa" w:w="2340"/>
+            <w:tcW w:type="dxa" w:w="2225"/>
+            <w:tcMar>
+              <w:top w:w="60" w:type="dxa"/>
+              <w:bottom w:w="60" w:type="dxa"/>
+              <w:left w:w="100" w:type="dxa"/>
+              <w:right w:w="100" w:type="dxa"/>
+            </w:tcMar>
+            <w:shd w:val="clear" w:color="auto" w:fill="EBF5FB"/>
           </w:tcPr>
           <w:p>
             <w:pPr>
               <w:spacing w:before="40" w:after="40"/>
             </w:pPr>
-            <w:r/>
             <w:r>
               <w:rPr>
+                <w:rFonts w:ascii="Calibri" w:hAnsi="Calibri"/>
                 <w:b w:val="0"/>
                 <w:i w:val="0"/>
                 <w:sz w:val="20"/>
@@ -1166,15 +1577,22 @@
         </w:tc>
         <w:tc>
           <w:tcPr>
-            <w:tcW w:type="dxa" w:w="2340"/>
+            <w:tcW w:type="dxa" w:w="2225"/>
+            <w:tcMar>
+              <w:top w:w="60" w:type="dxa"/>
+              <w:bottom w:w="60" w:type="dxa"/>
+              <w:left w:w="100" w:type="dxa"/>
+              <w:right w:w="100" w:type="dxa"/>
+            </w:tcMar>
+            <w:shd w:val="clear" w:color="auto" w:fill="EBF5FB"/>
           </w:tcPr>
           <w:p>
             <w:pPr>
               <w:spacing w:before="40" w:after="40"/>
             </w:pPr>
-            <w:r/>
             <w:r>
               <w:rPr>
+                <w:rFonts w:ascii="Calibri" w:hAnsi="Calibri"/>
                 <w:b w:val="0"/>
                 <w:i w:val="0"/>
                 <w:sz w:val="20"/>
@@ -1185,15 +1603,22 @@
         </w:tc>
         <w:tc>
           <w:tcPr>
-            <w:tcW w:type="dxa" w:w="2340"/>
+            <w:tcW w:type="dxa" w:w="2225"/>
+            <w:tcMar>
+              <w:top w:w="60" w:type="dxa"/>
+              <w:bottom w:w="60" w:type="dxa"/>
+              <w:left w:w="100" w:type="dxa"/>
+              <w:right w:w="100" w:type="dxa"/>
+            </w:tcMar>
+            <w:shd w:val="clear" w:color="auto" w:fill="EBF5FB"/>
           </w:tcPr>
           <w:p>
             <w:pPr>
               <w:spacing w:before="40" w:after="40"/>
             </w:pPr>
-            <w:r/>
             <w:r>
               <w:rPr>
+                <w:rFonts w:ascii="Calibri" w:hAnsi="Calibri"/>
                 <w:b w:val="0"/>
                 <w:i w:val="0"/>
                 <w:sz w:val="20"/>
@@ -1204,15 +1629,22 @@
         </w:tc>
         <w:tc>
           <w:tcPr>
-            <w:tcW w:type="dxa" w:w="2340"/>
+            <w:tcW w:type="dxa" w:w="2225"/>
+            <w:tcMar>
+              <w:top w:w="60" w:type="dxa"/>
+              <w:bottom w:w="60" w:type="dxa"/>
+              <w:left w:w="100" w:type="dxa"/>
+              <w:right w:w="100" w:type="dxa"/>
+            </w:tcMar>
+            <w:shd w:val="clear" w:color="auto" w:fill="EBF5FB"/>
           </w:tcPr>
           <w:p>
             <w:pPr>
               <w:spacing w:before="40" w:after="40"/>
             </w:pPr>
-            <w:r/>
             <w:r>
               <w:rPr>
+                <w:rFonts w:ascii="Calibri" w:hAnsi="Calibri"/>
                 <w:b w:val="0"/>
                 <w:i w:val="0"/>
                 <w:sz w:val="20"/>
@@ -1223,17 +1655,26 @@
         </w:tc>
       </w:tr>
       <w:tr>
+        <w:trPr>
+          <w:cantSplit w:val="1"/>
+        </w:trPr>
         <w:tc>
           <w:tcPr>
-            <w:tcW w:type="dxa" w:w="2340"/>
+            <w:tcW w:type="dxa" w:w="2225"/>
+            <w:tcMar>
+              <w:top w:w="60" w:type="dxa"/>
+              <w:bottom w:w="60" w:type="dxa"/>
+              <w:left w:w="100" w:type="dxa"/>
+              <w:right w:w="100" w:type="dxa"/>
+            </w:tcMar>
           </w:tcPr>
           <w:p>
             <w:pPr>
               <w:spacing w:before="40" w:after="40"/>
             </w:pPr>
-            <w:r/>
             <w:r>
               <w:rPr>
+                <w:rFonts w:ascii="Calibri" w:hAnsi="Calibri"/>
                 <w:b w:val="0"/>
                 <w:i w:val="0"/>
                 <w:sz w:val="20"/>
@@ -1244,15 +1685,21 @@
         </w:tc>
         <w:tc>
           <w:tcPr>
-            <w:tcW w:type="dxa" w:w="2340"/>
+            <w:tcW w:type="dxa" w:w="2225"/>
+            <w:tcMar>
+              <w:top w:w="60" w:type="dxa"/>
+              <w:bottom w:w="60" w:type="dxa"/>
+              <w:left w:w="100" w:type="dxa"/>
+              <w:right w:w="100" w:type="dxa"/>
+            </w:tcMar>
           </w:tcPr>
           <w:p>
             <w:pPr>
               <w:spacing w:before="40" w:after="40"/>
             </w:pPr>
-            <w:r/>
             <w:r>
               <w:rPr>
+                <w:rFonts w:ascii="Calibri" w:hAnsi="Calibri"/>
                 <w:b w:val="0"/>
                 <w:i w:val="0"/>
                 <w:sz w:val="20"/>
@@ -1263,15 +1710,21 @@
         </w:tc>
         <w:tc>
           <w:tcPr>
-            <w:tcW w:type="dxa" w:w="2340"/>
+            <w:tcW w:type="dxa" w:w="2225"/>
+            <w:tcMar>
+              <w:top w:w="60" w:type="dxa"/>
+              <w:bottom w:w="60" w:type="dxa"/>
+              <w:left w:w="100" w:type="dxa"/>
+              <w:right w:w="100" w:type="dxa"/>
+            </w:tcMar>
           </w:tcPr>
           <w:p>
             <w:pPr>
               <w:spacing w:before="40" w:after="40"/>
             </w:pPr>
-            <w:r/>
             <w:r>
               <w:rPr>
+                <w:rFonts w:ascii="Calibri" w:hAnsi="Calibri"/>
                 <w:b w:val="0"/>
                 <w:i w:val="0"/>
                 <w:sz w:val="20"/>
@@ -1282,15 +1735,21 @@
         </w:tc>
         <w:tc>
           <w:tcPr>
-            <w:tcW w:type="dxa" w:w="2340"/>
+            <w:tcW w:type="dxa" w:w="2225"/>
+            <w:tcMar>
+              <w:top w:w="60" w:type="dxa"/>
+              <w:bottom w:w="60" w:type="dxa"/>
+              <w:left w:w="100" w:type="dxa"/>
+              <w:right w:w="100" w:type="dxa"/>
+            </w:tcMar>
           </w:tcPr>
           <w:p>
             <w:pPr>
               <w:spacing w:before="40" w:after="40"/>
             </w:pPr>
-            <w:r/>
             <w:r>
               <w:rPr>
+                <w:rFonts w:ascii="Calibri" w:hAnsi="Calibri"/>
                 <w:b w:val="0"/>
                 <w:i w:val="0"/>
                 <w:sz w:val="20"/>
@@ -1301,37 +1760,35 @@
         </w:tc>
       </w:tr>
     </w:tbl>
-    <w:p/>
     <w:p>
       <w:pPr>
-        <w:pBdr>
-          <w:bottom w:val="single" w:sz="6" w:space="1" w:color="AAAAAA"/>
-        </w:pBdr>
+        <w:spacing w:before="0" w:after="160"/>
       </w:pPr>
     </w:p>
     <w:p>
       <w:pPr>
-        <w:pStyle w:val="Heading2"/>
+        <w:pStyle w:val="Heading1"/>
+        <w:keepNext/>
+        <w:keepLines/>
+        <w:pBdr>
+          <w:bottom w:val="single" w:sz="4" w:space="2" w:color="D6E4F0"/>
+        </w:pBdr>
       </w:pPr>
       <w:r>
-        <w:rPr>
-          <w:b/>
-          <w:color w:val="2E74B5"/>
-          <w:sz w:val="26"/>
-        </w:rPr>
         <w:t>3. Itens sem adaptação (processo-padrão mantido)</w:t>
       </w:r>
     </w:p>
     <w:p>
       <w:pPr>
         <w:pStyle w:val="ListBullet"/>
-        <w:spacing w:before="0" w:after="0"/>
+        <w:spacing w:before="20" w:after="40"/>
       </w:pPr>
       <w:r>
         <w:rPr>
+          <w:rFonts w:ascii="Calibri" w:hAnsi="Calibri"/>
           <w:b w:val="0"/>
           <w:i w:val="0"/>
-          <w:sz w:val="20"/>
+          <w:sz w:val="22"/>
         </w:rPr>
         <w:t>Controle de versão de código no Azure DevOps (Git)</w:t>
       </w:r>
@@ -1339,13 +1796,14 @@
     <w:p>
       <w:pPr>
         <w:pStyle w:val="ListBullet"/>
-        <w:spacing w:before="0" w:after="0"/>
+        <w:spacing w:before="20" w:after="40"/>
       </w:pPr>
       <w:r>
         <w:rPr>
+          <w:rFonts w:ascii="Calibri" w:hAnsi="Calibri"/>
           <w:b w:val="0"/>
           <w:i w:val="0"/>
-          <w:sz w:val="20"/>
+          <w:sz w:val="22"/>
         </w:rPr>
         <w:t>Revisão de PR obrigatória antes do merge no branch principal</w:t>
       </w:r>
@@ -1353,13 +1811,14 @@
     <w:p>
       <w:pPr>
         <w:pStyle w:val="ListBullet"/>
-        <w:spacing w:before="0" w:after="0"/>
+        <w:spacing w:before="20" w:after="40"/>
       </w:pPr>
       <w:r>
         <w:rPr>
+          <w:rFonts w:ascii="Calibri" w:hAnsi="Calibri"/>
           <w:b w:val="0"/>
           <w:i w:val="0"/>
-          <w:sz w:val="20"/>
+          <w:sz w:val="22"/>
         </w:rPr>
         <w:t>Execução de testes unitários como gate no pipeline CI</w:t>
       </w:r>
@@ -1367,13 +1826,14 @@
     <w:p>
       <w:pPr>
         <w:pStyle w:val="ListBullet"/>
-        <w:spacing w:before="0" w:after="0"/>
+        <w:spacing w:before="20" w:after="40"/>
       </w:pPr>
       <w:r>
         <w:rPr>
+          <w:rFonts w:ascii="Calibri" w:hAnsi="Calibri"/>
           <w:b w:val="0"/>
           <w:i w:val="0"/>
-          <w:sz w:val="20"/>
+          <w:sz w:val="22"/>
         </w:rPr>
         <w:t>Registro de riscos com probabilidade, impacto e plano de resposta</w:t>
       </w:r>
@@ -1381,13 +1841,14 @@
     <w:p>
       <w:pPr>
         <w:pStyle w:val="ListBullet"/>
-        <w:spacing w:before="0" w:after="0"/>
+        <w:spacing w:before="20" w:after="40"/>
       </w:pPr>
       <w:r>
         <w:rPr>
+          <w:rFonts w:ascii="Calibri" w:hAnsi="Calibri"/>
           <w:b w:val="0"/>
           <w:i w:val="0"/>
-          <w:sz w:val="20"/>
+          <w:sz w:val="22"/>
         </w:rPr>
         <w:t>Comunicação semanal de status ao cliente (relatório + reunião)</w:t>
       </w:r>
@@ -1395,13 +1856,14 @@
     <w:p>
       <w:pPr>
         <w:pStyle w:val="ListBullet"/>
-        <w:spacing w:before="0" w:after="0"/>
+        <w:spacing w:before="20" w:after="40"/>
       </w:pPr>
       <w:r>
         <w:rPr>
+          <w:rFonts w:ascii="Calibri" w:hAnsi="Calibri"/>
           <w:b w:val="0"/>
           <w:i w:val="0"/>
-          <w:sz w:val="20"/>
+          <w:sz w:val="22"/>
         </w:rPr>
         <w:t>Rastreabilidade de requisitos para casos de teste (a partir do Sprint 4)</w:t>
       </w:r>
@@ -1409,52 +1871,62 @@
     <w:p>
       <w:pPr>
         <w:pStyle w:val="ListBullet"/>
-        <w:spacing w:before="0" w:after="0"/>
+        <w:spacing w:before="20" w:after="40"/>
       </w:pPr>
       <w:r>
         <w:rPr>
+          <w:rFonts w:ascii="Calibri" w:hAnsi="Calibri"/>
           <w:b w:val="0"/>
           <w:i w:val="0"/>
-          <w:sz w:val="20"/>
+          <w:sz w:val="22"/>
         </w:rPr>
         <w:t>Formalização de mudanças de escopo via change request antes da implementação</w:t>
       </w:r>
     </w:p>
     <w:p>
       <w:pPr>
+        <w:pStyle w:val="Heading1"/>
+        <w:keepNext/>
+        <w:keepLines/>
         <w:pBdr>
-          <w:bottom w:val="single" w:sz="6" w:space="1" w:color="AAAAAA"/>
+          <w:bottom w:val="single" w:sz="4" w:space="2" w:color="D6E4F0"/>
         </w:pBdr>
       </w:pPr>
-    </w:p>
-    <w:p>
-      <w:pPr>
-        <w:pStyle w:val="Heading2"/>
-      </w:pPr>
       <w:r>
-        <w:rPr>
-          <w:b/>
-          <w:color w:val="2E74B5"/>
-          <w:sz w:val="26"/>
-        </w:rPr>
         <w:t>4. Impacto das adaptações no projeto</w:t>
       </w:r>
     </w:p>
     <w:tbl>
       <w:tblPr>
-        <w:tblStyle w:val="TableGrid"/>
         <w:tblW w:type="auto" w:w="0"/>
         <w:tblLook w:firstColumn="1" w:firstRow="1" w:lastColumn="0" w:lastRow="0" w:noHBand="0" w:noVBand="1" w:val="04A0"/>
+        <w:tblBorders>
+          <w:top w:val="single" w:sz="4" w:space="0" w:color="003366"/>
+          <w:left w:val="single" w:sz="4" w:space="0" w:color="003366"/>
+          <w:bottom w:val="single" w:sz="4" w:space="0" w:color="003366"/>
+          <w:right w:val="single" w:sz="4" w:space="0" w:color="003366"/>
+          <w:insideH w:val="single" w:sz="4" w:space="0" w:color="003366"/>
+          <w:insideV w:val="single" w:sz="4" w:space="0" w:color="003366"/>
+        </w:tblBorders>
       </w:tblPr>
       <w:tblGrid>
-        <w:gridCol w:w="4680"/>
-        <w:gridCol w:w="4680"/>
+        <w:gridCol w:w="4451"/>
+        <w:gridCol w:w="4451"/>
       </w:tblGrid>
       <w:tr>
+        <w:trPr>
+          <w:cantSplit w:val="1"/>
+        </w:trPr>
         <w:tc>
           <w:tcPr>
-            <w:tcW w:type="dxa" w:w="4680"/>
-            <w:shd w:val="clear" w:color="auto" w:fill="D6E4F7"/>
+            <w:tcW w:type="dxa" w:w="4451"/>
+            <w:tcMar>
+              <w:top w:w="60" w:type="dxa"/>
+              <w:bottom w:w="60" w:type="dxa"/>
+              <w:left w:w="100" w:type="dxa"/>
+              <w:right w:w="100" w:type="dxa"/>
+            </w:tcMar>
+            <w:shd w:val="clear" w:color="auto" w:fill="003366"/>
           </w:tcPr>
           <w:p>
             <w:pPr>
@@ -1462,13 +1934,10 @@
             </w:pPr>
             <w:r>
               <w:rPr>
-                <w:b/>
-              </w:rPr>
-            </w:r>
-            <w:r>
-              <w:rPr>
+                <w:rFonts w:ascii="Calibri" w:hAnsi="Calibri"/>
                 <w:b/>
                 <w:i w:val="0"/>
+                <w:color w:val="FFFFFF"/>
                 <w:sz w:val="20"/>
               </w:rPr>
               <w:t>Adaptação</w:t>
@@ -1477,8 +1946,14 @@
         </w:tc>
         <w:tc>
           <w:tcPr>
-            <w:tcW w:type="dxa" w:w="4680"/>
-            <w:shd w:val="clear" w:color="auto" w:fill="D6E4F7"/>
+            <w:tcW w:type="dxa" w:w="4451"/>
+            <w:tcMar>
+              <w:top w:w="60" w:type="dxa"/>
+              <w:bottom w:w="60" w:type="dxa"/>
+              <w:left w:w="100" w:type="dxa"/>
+              <w:right w:w="100" w:type="dxa"/>
+            </w:tcMar>
+            <w:shd w:val="clear" w:color="auto" w:fill="003366"/>
           </w:tcPr>
           <w:p>
             <w:pPr>
@@ -1486,13 +1961,10 @@
             </w:pPr>
             <w:r>
               <w:rPr>
-                <w:b/>
-              </w:rPr>
-            </w:r>
-            <w:r>
-              <w:rPr>
+                <w:rFonts w:ascii="Calibri" w:hAnsi="Calibri"/>
                 <w:b/>
                 <w:i w:val="0"/>
+                <w:color w:val="FFFFFF"/>
                 <w:sz w:val="20"/>
               </w:rPr>
               <w:t>Impacto observado</w:t>
@@ -1501,17 +1973,27 @@
         </w:tc>
       </w:tr>
       <w:tr>
+        <w:trPr>
+          <w:cantSplit w:val="1"/>
+        </w:trPr>
         <w:tc>
           <w:tcPr>
-            <w:tcW w:type="dxa" w:w="4680"/>
+            <w:tcW w:type="dxa" w:w="4451"/>
+            <w:tcMar>
+              <w:top w:w="60" w:type="dxa"/>
+              <w:bottom w:w="60" w:type="dxa"/>
+              <w:left w:w="100" w:type="dxa"/>
+              <w:right w:w="100" w:type="dxa"/>
+            </w:tcMar>
+            <w:shd w:val="clear" w:color="auto" w:fill="EBF5FB"/>
           </w:tcPr>
           <w:p>
             <w:pPr>
               <w:spacing w:before="40" w:after="40"/>
             </w:pPr>
-            <w:r/>
             <w:r>
               <w:rPr>
+                <w:rFonts w:ascii="Calibri" w:hAnsi="Calibri"/>
                 <w:b w:val="0"/>
                 <w:i w:val="0"/>
                 <w:sz w:val="20"/>
@@ -1522,15 +2004,22 @@
         </w:tc>
         <w:tc>
           <w:tcPr>
-            <w:tcW w:type="dxa" w:w="4680"/>
+            <w:tcW w:type="dxa" w:w="4451"/>
+            <w:tcMar>
+              <w:top w:w="60" w:type="dxa"/>
+              <w:bottom w:w="60" w:type="dxa"/>
+              <w:left w:w="100" w:type="dxa"/>
+              <w:right w:w="100" w:type="dxa"/>
+            </w:tcMar>
+            <w:shd w:val="clear" w:color="auto" w:fill="EBF5FB"/>
           </w:tcPr>
           <w:p>
             <w:pPr>
               <w:spacing w:before="40" w:after="40"/>
             </w:pPr>
-            <w:r/>
             <w:r>
               <w:rPr>
+                <w:rFonts w:ascii="Calibri" w:hAnsi="Calibri"/>
                 <w:b w:val="0"/>
                 <w:i w:val="0"/>
                 <w:sz w:val="20"/>
@@ -1541,17 +2030,26 @@
         </w:tc>
       </w:tr>
       <w:tr>
+        <w:trPr>
+          <w:cantSplit w:val="1"/>
+        </w:trPr>
         <w:tc>
           <w:tcPr>
-            <w:tcW w:type="dxa" w:w="4680"/>
+            <w:tcW w:type="dxa" w:w="4451"/>
+            <w:tcMar>
+              <w:top w:w="60" w:type="dxa"/>
+              <w:bottom w:w="60" w:type="dxa"/>
+              <w:left w:w="100" w:type="dxa"/>
+              <w:right w:w="100" w:type="dxa"/>
+            </w:tcMar>
           </w:tcPr>
           <w:p>
             <w:pPr>
               <w:spacing w:before="40" w:after="40"/>
             </w:pPr>
-            <w:r/>
             <w:r>
               <w:rPr>
+                <w:rFonts w:ascii="Calibri" w:hAnsi="Calibri"/>
                 <w:b w:val="0"/>
                 <w:i w:val="0"/>
                 <w:sz w:val="20"/>
@@ -1562,44 +2060,52 @@
         </w:tc>
         <w:tc>
           <w:tcPr>
-            <w:tcW w:type="dxa" w:w="4680"/>
+            <w:tcW w:type="dxa" w:w="4451"/>
+            <w:tcMar>
+              <w:top w:w="60" w:type="dxa"/>
+              <w:bottom w:w="60" w:type="dxa"/>
+              <w:left w:w="100" w:type="dxa"/>
+              <w:right w:w="100" w:type="dxa"/>
+            </w:tcMar>
           </w:tcPr>
           <w:p>
             <w:pPr>
               <w:spacing w:before="40" w:after="40"/>
             </w:pPr>
-            <w:r/>
             <w:r>
               <w:rPr>
+                <w:rFonts w:ascii="Calibri" w:hAnsi="Calibri"/>
                 <w:b w:val="0"/>
                 <w:i w:val="0"/>
                 <w:sz w:val="20"/>
               </w:rPr>
-              <w:t xml:space="preserve">Atrasou o início dos testes de integração em </w:t>
-            </w:r>
-            <w:r>
-              <w:rPr>
-                <w:b w:val="0"/>
-                <w:i w:val="0"/>
-                <w:sz w:val="20"/>
-              </w:rPr>
-              <w:t>6 semanas; mitigado com ambiente Docker local</w:t>
+              <w:t>Atrasou o início dos testes de integração em ~6 semanas; mitigado com ambiente Docker local</w:t>
             </w:r>
           </w:p>
         </w:tc>
       </w:tr>
       <w:tr>
+        <w:trPr>
+          <w:cantSplit w:val="1"/>
+        </w:trPr>
         <w:tc>
           <w:tcPr>
-            <w:tcW w:type="dxa" w:w="4680"/>
+            <w:tcW w:type="dxa" w:w="4451"/>
+            <w:tcMar>
+              <w:top w:w="60" w:type="dxa"/>
+              <w:bottom w:w="60" w:type="dxa"/>
+              <w:left w:w="100" w:type="dxa"/>
+              <w:right w:w="100" w:type="dxa"/>
+            </w:tcMar>
+            <w:shd w:val="clear" w:color="auto" w:fill="EBF5FB"/>
           </w:tcPr>
           <w:p>
             <w:pPr>
               <w:spacing w:before="40" w:after="40"/>
             </w:pPr>
-            <w:r/>
             <w:r>
               <w:rPr>
+                <w:rFonts w:ascii="Calibri" w:hAnsi="Calibri"/>
                 <w:b w:val="0"/>
                 <w:i w:val="0"/>
                 <w:sz w:val="20"/>
@@ -1610,15 +2116,22 @@
         </w:tc>
         <w:tc>
           <w:tcPr>
-            <w:tcW w:type="dxa" w:w="4680"/>
+            <w:tcW w:type="dxa" w:w="4451"/>
+            <w:tcMar>
+              <w:top w:w="60" w:type="dxa"/>
+              <w:bottom w:w="60" w:type="dxa"/>
+              <w:left w:w="100" w:type="dxa"/>
+              <w:right w:w="100" w:type="dxa"/>
+            </w:tcMar>
+            <w:shd w:val="clear" w:color="auto" w:fill="EBF5FB"/>
           </w:tcPr>
           <w:p>
             <w:pPr>
               <w:spacing w:before="40" w:after="40"/>
             </w:pPr>
-            <w:r/>
             <w:r>
               <w:rPr>
+                <w:rFonts w:ascii="Calibri" w:hAnsi="Calibri"/>
                 <w:b w:val="0"/>
                 <w:i w:val="0"/>
                 <w:sz w:val="20"/>
@@ -1629,17 +2142,26 @@
         </w:tc>
       </w:tr>
       <w:tr>
+        <w:trPr>
+          <w:cantSplit w:val="1"/>
+        </w:trPr>
         <w:tc>
           <w:tcPr>
-            <w:tcW w:type="dxa" w:w="4680"/>
+            <w:tcW w:type="dxa" w:w="4451"/>
+            <w:tcMar>
+              <w:top w:w="60" w:type="dxa"/>
+              <w:bottom w:w="60" w:type="dxa"/>
+              <w:left w:w="100" w:type="dxa"/>
+              <w:right w:w="100" w:type="dxa"/>
+            </w:tcMar>
           </w:tcPr>
           <w:p>
             <w:pPr>
               <w:spacing w:before="40" w:after="40"/>
             </w:pPr>
-            <w:r/>
             <w:r>
               <w:rPr>
+                <w:rFonts w:ascii="Calibri" w:hAnsi="Calibri"/>
                 <w:b w:val="0"/>
                 <w:i w:val="0"/>
                 <w:sz w:val="20"/>
@@ -1650,15 +2172,21 @@
         </w:tc>
         <w:tc>
           <w:tcPr>
-            <w:tcW w:type="dxa" w:w="4680"/>
+            <w:tcW w:type="dxa" w:w="4451"/>
+            <w:tcMar>
+              <w:top w:w="60" w:type="dxa"/>
+              <w:bottom w:w="60" w:type="dxa"/>
+              <w:left w:w="100" w:type="dxa"/>
+              <w:right w:w="100" w:type="dxa"/>
+            </w:tcMar>
           </w:tcPr>
           <w:p>
             <w:pPr>
               <w:spacing w:before="40" w:after="40"/>
             </w:pPr>
-            <w:r/>
             <w:r>
               <w:rPr>
+                <w:rFonts w:ascii="Calibri" w:hAnsi="Calibri"/>
                 <w:b w:val="0"/>
                 <w:i w:val="0"/>
                 <w:sz w:val="20"/>
@@ -1669,43 +2197,56 @@
         </w:tc>
       </w:tr>
     </w:tbl>
-    <w:p/>
     <w:p>
       <w:pPr>
-        <w:pBdr>
-          <w:bottom w:val="single" w:sz="6" w:space="1" w:color="AAAAAA"/>
-        </w:pBdr>
+        <w:spacing w:before="0" w:after="160"/>
       </w:pPr>
     </w:p>
     <w:p>
       <w:pPr>
-        <w:pStyle w:val="Heading2"/>
+        <w:pStyle w:val="Heading1"/>
+        <w:keepNext/>
+        <w:keepLines/>
+        <w:pBdr>
+          <w:bottom w:val="single" w:sz="4" w:space="2" w:color="D6E4F0"/>
+        </w:pBdr>
       </w:pPr>
       <w:r>
-        <w:rPr>
-          <w:b/>
-          <w:color w:val="2E74B5"/>
-          <w:sz w:val="26"/>
-        </w:rPr>
         <w:t>5. Processos não aplicáveis ao projeto</w:t>
       </w:r>
     </w:p>
     <w:tbl>
       <w:tblPr>
-        <w:tblStyle w:val="TableGrid"/>
         <w:tblW w:type="auto" w:w="0"/>
         <w:tblLook w:firstColumn="1" w:firstRow="1" w:lastColumn="0" w:lastRow="0" w:noHBand="0" w:noVBand="1" w:val="04A0"/>
+        <w:tblBorders>
+          <w:top w:val="single" w:sz="4" w:space="0" w:color="003366"/>
+          <w:left w:val="single" w:sz="4" w:space="0" w:color="003366"/>
+          <w:bottom w:val="single" w:sz="4" w:space="0" w:color="003366"/>
+          <w:right w:val="single" w:sz="4" w:space="0" w:color="003366"/>
+          <w:insideH w:val="single" w:sz="4" w:space="0" w:color="003366"/>
+          <w:insideV w:val="single" w:sz="4" w:space="0" w:color="003366"/>
+        </w:tblBorders>
       </w:tblPr>
       <w:tblGrid>
-        <w:gridCol w:w="3120"/>
-        <w:gridCol w:w="3120"/>
-        <w:gridCol w:w="3120"/>
+        <w:gridCol w:w="2967"/>
+        <w:gridCol w:w="2967"/>
+        <w:gridCol w:w="2967"/>
       </w:tblGrid>
       <w:tr>
+        <w:trPr>
+          <w:cantSplit w:val="1"/>
+        </w:trPr>
         <w:tc>
           <w:tcPr>
-            <w:tcW w:type="dxa" w:w="3120"/>
-            <w:shd w:val="clear" w:color="auto" w:fill="D6E4F7"/>
+            <w:tcW w:type="dxa" w:w="2967"/>
+            <w:tcMar>
+              <w:top w:w="60" w:type="dxa"/>
+              <w:bottom w:w="60" w:type="dxa"/>
+              <w:left w:w="100" w:type="dxa"/>
+              <w:right w:w="100" w:type="dxa"/>
+            </w:tcMar>
+            <w:shd w:val="clear" w:color="auto" w:fill="003366"/>
           </w:tcPr>
           <w:p>
             <w:pPr>
@@ -1713,13 +2254,10 @@
             </w:pPr>
             <w:r>
               <w:rPr>
-                <w:b/>
-              </w:rPr>
-            </w:r>
-            <w:r>
-              <w:rPr>
+                <w:rFonts w:ascii="Calibri" w:hAnsi="Calibri"/>
                 <w:b/>
                 <w:i w:val="0"/>
+                <w:color w:val="FFFFFF"/>
                 <w:sz w:val="20"/>
               </w:rPr>
               <w:t>Processo</w:t>
@@ -1728,8 +2266,14 @@
         </w:tc>
         <w:tc>
           <w:tcPr>
-            <w:tcW w:type="dxa" w:w="3120"/>
-            <w:shd w:val="clear" w:color="auto" w:fill="D6E4F7"/>
+            <w:tcW w:type="dxa" w:w="2967"/>
+            <w:tcMar>
+              <w:top w:w="60" w:type="dxa"/>
+              <w:bottom w:w="60" w:type="dxa"/>
+              <w:left w:w="100" w:type="dxa"/>
+              <w:right w:w="100" w:type="dxa"/>
+            </w:tcMar>
+            <w:shd w:val="clear" w:color="auto" w:fill="003366"/>
           </w:tcPr>
           <w:p>
             <w:pPr>
@@ -1737,13 +2281,10 @@
             </w:pPr>
             <w:r>
               <w:rPr>
-                <w:b/>
-              </w:rPr>
-            </w:r>
-            <w:r>
-              <w:rPr>
+                <w:rFonts w:ascii="Calibri" w:hAnsi="Calibri"/>
                 <w:b/>
                 <w:i w:val="0"/>
+                <w:color w:val="FFFFFF"/>
                 <w:sz w:val="20"/>
               </w:rPr>
               <w:t>Aplicável?</w:t>
@@ -1752,8 +2293,14 @@
         </w:tc>
         <w:tc>
           <w:tcPr>
-            <w:tcW w:type="dxa" w:w="3120"/>
-            <w:shd w:val="clear" w:color="auto" w:fill="D6E4F7"/>
+            <w:tcW w:type="dxa" w:w="2967"/>
+            <w:tcMar>
+              <w:top w:w="60" w:type="dxa"/>
+              <w:bottom w:w="60" w:type="dxa"/>
+              <w:left w:w="100" w:type="dxa"/>
+              <w:right w:w="100" w:type="dxa"/>
+            </w:tcMar>
+            <w:shd w:val="clear" w:color="auto" w:fill="003366"/>
           </w:tcPr>
           <w:p>
             <w:pPr>
@@ -1761,13 +2308,10 @@
             </w:pPr>
             <w:r>
               <w:rPr>
-                <w:b/>
-              </w:rPr>
-            </w:r>
-            <w:r>
-              <w:rPr>
+                <w:rFonts w:ascii="Calibri" w:hAnsi="Calibri"/>
                 <w:b/>
                 <w:i w:val="0"/>
+                <w:color w:val="FFFFFF"/>
                 <w:sz w:val="20"/>
               </w:rPr>
               <w:t>Justificativa</w:t>
@@ -1776,17 +2320,27 @@
         </w:tc>
       </w:tr>
       <w:tr>
+        <w:trPr>
+          <w:cantSplit w:val="1"/>
+        </w:trPr>
         <w:tc>
           <w:tcPr>
-            <w:tcW w:type="dxa" w:w="3120"/>
+            <w:tcW w:type="dxa" w:w="2967"/>
+            <w:tcMar>
+              <w:top w:w="60" w:type="dxa"/>
+              <w:bottom w:w="60" w:type="dxa"/>
+              <w:left w:w="100" w:type="dxa"/>
+              <w:right w:w="100" w:type="dxa"/>
+            </w:tcMar>
+            <w:shd w:val="clear" w:color="auto" w:fill="EBF5FB"/>
           </w:tcPr>
           <w:p>
             <w:pPr>
               <w:spacing w:before="40" w:after="40"/>
             </w:pPr>
-            <w:r/>
             <w:r>
               <w:rPr>
+                <w:rFonts w:ascii="Calibri" w:hAnsi="Calibri"/>
                 <w:b w:val="0"/>
                 <w:i w:val="0"/>
                 <w:sz w:val="20"/>
@@ -1797,15 +2351,22 @@
         </w:tc>
         <w:tc>
           <w:tcPr>
-            <w:tcW w:type="dxa" w:w="3120"/>
+            <w:tcW w:type="dxa" w:w="2967"/>
+            <w:tcMar>
+              <w:top w:w="60" w:type="dxa"/>
+              <w:bottom w:w="60" w:type="dxa"/>
+              <w:left w:w="100" w:type="dxa"/>
+              <w:right w:w="100" w:type="dxa"/>
+            </w:tcMar>
+            <w:shd w:val="clear" w:color="auto" w:fill="EBF5FB"/>
           </w:tcPr>
           <w:p>
             <w:pPr>
               <w:spacing w:before="40" w:after="40"/>
             </w:pPr>
-            <w:r/>
             <w:r>
               <w:rPr>
+                <w:rFonts w:ascii="Calibri" w:hAnsi="Calibri"/>
                 <w:b/>
                 <w:i w:val="0"/>
                 <w:sz w:val="20"/>
@@ -1816,15 +2377,22 @@
         </w:tc>
         <w:tc>
           <w:tcPr>
-            <w:tcW w:type="dxa" w:w="3120"/>
+            <w:tcW w:type="dxa" w:w="2967"/>
+            <w:tcMar>
+              <w:top w:w="60" w:type="dxa"/>
+              <w:bottom w:w="60" w:type="dxa"/>
+              <w:left w:w="100" w:type="dxa"/>
+              <w:right w:w="100" w:type="dxa"/>
+            </w:tcMar>
+            <w:shd w:val="clear" w:color="auto" w:fill="EBF5FB"/>
           </w:tcPr>
           <w:p>
             <w:pPr>
               <w:spacing w:before="40" w:after="40"/>
             </w:pPr>
-            <w:r/>
             <w:r>
               <w:rPr>
+                <w:rFonts w:ascii="Calibri" w:hAnsi="Calibri"/>
                 <w:b w:val="0"/>
                 <w:i w:val="0"/>
                 <w:sz w:val="20"/>
@@ -1835,44 +2403,57 @@
         </w:tc>
       </w:tr>
     </w:tbl>
-    <w:p/>
     <w:p>
       <w:pPr>
-        <w:pBdr>
-          <w:bottom w:val="single" w:sz="6" w:space="1" w:color="AAAAAA"/>
-        </w:pBdr>
+        <w:spacing w:before="0" w:after="160"/>
       </w:pPr>
     </w:p>
     <w:p>
       <w:pPr>
-        <w:pStyle w:val="Heading2"/>
+        <w:pStyle w:val="Heading1"/>
+        <w:keepNext/>
+        <w:keepLines/>
+        <w:pBdr>
+          <w:bottom w:val="single" w:sz="4" w:space="2" w:color="D6E4F0"/>
+        </w:pBdr>
       </w:pPr>
       <w:r>
-        <w:rPr>
-          <w:b/>
-          <w:color w:val="2E74B5"/>
-          <w:sz w:val="26"/>
-        </w:rPr>
         <w:t>Histórico de revisões</w:t>
       </w:r>
     </w:p>
     <w:tbl>
       <w:tblPr>
-        <w:tblStyle w:val="TableGrid"/>
         <w:tblW w:type="auto" w:w="0"/>
         <w:tblLook w:firstColumn="1" w:firstRow="1" w:lastColumn="0" w:lastRow="0" w:noHBand="0" w:noVBand="1" w:val="04A0"/>
+        <w:tblBorders>
+          <w:top w:val="single" w:sz="4" w:space="0" w:color="AAAAAA"/>
+          <w:left w:val="single" w:sz="4" w:space="0" w:color="AAAAAA"/>
+          <w:bottom w:val="single" w:sz="4" w:space="0" w:color="AAAAAA"/>
+          <w:right w:val="single" w:sz="4" w:space="0" w:color="AAAAAA"/>
+          <w:insideH w:val="single" w:sz="4" w:space="0" w:color="AAAAAA"/>
+          <w:insideV w:val="single" w:sz="4" w:space="0" w:color="AAAAAA"/>
+        </w:tblBorders>
       </w:tblPr>
       <w:tblGrid>
-        <w:gridCol w:w="2340"/>
-        <w:gridCol w:w="2340"/>
-        <w:gridCol w:w="2340"/>
-        <w:gridCol w:w="2340"/>
+        <w:gridCol w:w="2225"/>
+        <w:gridCol w:w="2225"/>
+        <w:gridCol w:w="2225"/>
+        <w:gridCol w:w="2225"/>
       </w:tblGrid>
       <w:tr>
+        <w:trPr>
+          <w:cantSplit w:val="1"/>
+        </w:trPr>
         <w:tc>
           <w:tcPr>
-            <w:tcW w:type="dxa" w:w="2340"/>
-            <w:shd w:val="clear" w:color="auto" w:fill="D6E4F7"/>
+            <w:tcW w:type="dxa" w:w="2225"/>
+            <w:tcMar>
+              <w:top w:w="60" w:type="dxa"/>
+              <w:bottom w:w="60" w:type="dxa"/>
+              <w:left w:w="100" w:type="dxa"/>
+              <w:right w:w="100" w:type="dxa"/>
+            </w:tcMar>
+            <w:shd w:val="clear" w:color="auto" w:fill="D6E4F0"/>
           </w:tcPr>
           <w:p>
             <w:pPr>
@@ -1880,11 +2461,7 @@
             </w:pPr>
             <w:r>
               <w:rPr>
-                <w:b/>
-              </w:rPr>
-            </w:r>
-            <w:r>
-              <w:rPr>
+                <w:rFonts w:ascii="Calibri" w:hAnsi="Calibri"/>
                 <w:b/>
                 <w:i w:val="0"/>
                 <w:sz w:val="20"/>
@@ -1895,8 +2472,14 @@
         </w:tc>
         <w:tc>
           <w:tcPr>
-            <w:tcW w:type="dxa" w:w="2340"/>
-            <w:shd w:val="clear" w:color="auto" w:fill="D6E4F7"/>
+            <w:tcW w:type="dxa" w:w="2225"/>
+            <w:tcMar>
+              <w:top w:w="60" w:type="dxa"/>
+              <w:bottom w:w="60" w:type="dxa"/>
+              <w:left w:w="100" w:type="dxa"/>
+              <w:right w:w="100" w:type="dxa"/>
+            </w:tcMar>
+            <w:shd w:val="clear" w:color="auto" w:fill="D6E4F0"/>
           </w:tcPr>
           <w:p>
             <w:pPr>
@@ -1904,11 +2487,7 @@
             </w:pPr>
             <w:r>
               <w:rPr>
-                <w:b/>
-              </w:rPr>
-            </w:r>
-            <w:r>
-              <w:rPr>
+                <w:rFonts w:ascii="Calibri" w:hAnsi="Calibri"/>
                 <w:b/>
                 <w:i w:val="0"/>
                 <w:sz w:val="20"/>
@@ -1919,8 +2498,14 @@
         </w:tc>
         <w:tc>
           <w:tcPr>
-            <w:tcW w:type="dxa" w:w="2340"/>
-            <w:shd w:val="clear" w:color="auto" w:fill="D6E4F7"/>
+            <w:tcW w:type="dxa" w:w="2225"/>
+            <w:tcMar>
+              <w:top w:w="60" w:type="dxa"/>
+              <w:bottom w:w="60" w:type="dxa"/>
+              <w:left w:w="100" w:type="dxa"/>
+              <w:right w:w="100" w:type="dxa"/>
+            </w:tcMar>
+            <w:shd w:val="clear" w:color="auto" w:fill="D6E4F0"/>
           </w:tcPr>
           <w:p>
             <w:pPr>
@@ -1928,11 +2513,7 @@
             </w:pPr>
             <w:r>
               <w:rPr>
-                <w:b/>
-              </w:rPr>
-            </w:r>
-            <w:r>
-              <w:rPr>
+                <w:rFonts w:ascii="Calibri" w:hAnsi="Calibri"/>
                 <w:b/>
                 <w:i w:val="0"/>
                 <w:sz w:val="20"/>
@@ -1943,8 +2524,14 @@
         </w:tc>
         <w:tc>
           <w:tcPr>
-            <w:tcW w:type="dxa" w:w="2340"/>
-            <w:shd w:val="clear" w:color="auto" w:fill="D6E4F7"/>
+            <w:tcW w:type="dxa" w:w="2225"/>
+            <w:tcMar>
+              <w:top w:w="60" w:type="dxa"/>
+              <w:bottom w:w="60" w:type="dxa"/>
+              <w:left w:w="100" w:type="dxa"/>
+              <w:right w:w="100" w:type="dxa"/>
+            </w:tcMar>
+            <w:shd w:val="clear" w:color="auto" w:fill="D6E4F0"/>
           </w:tcPr>
           <w:p>
             <w:pPr>
@@ -1952,11 +2539,7 @@
             </w:pPr>
             <w:r>
               <w:rPr>
-                <w:b/>
-              </w:rPr>
-            </w:r>
-            <w:r>
-              <w:rPr>
+                <w:rFonts w:ascii="Calibri" w:hAnsi="Calibri"/>
                 <w:b/>
                 <w:i w:val="0"/>
                 <w:sz w:val="20"/>
@@ -1967,18 +2550,28 @@
         </w:tc>
       </w:tr>
       <w:tr>
+        <w:trPr>
+          <w:cantSplit w:val="1"/>
+        </w:trPr>
         <w:tc>
           <w:tcPr>
-            <w:tcW w:type="dxa" w:w="2340"/>
+            <w:tcW w:type="dxa" w:w="2225"/>
+            <w:tcMar>
+              <w:top w:w="60" w:type="dxa"/>
+              <w:bottom w:w="60" w:type="dxa"/>
+              <w:left w:w="100" w:type="dxa"/>
+              <w:right w:w="100" w:type="dxa"/>
+            </w:tcMar>
+            <w:shd w:val="clear" w:color="auto" w:fill="F0F4F8"/>
           </w:tcPr>
           <w:p>
             <w:pPr>
               <w:spacing w:before="40" w:after="40"/>
             </w:pPr>
-            <w:r/>
             <w:r>
               <w:rPr>
-                <w:b w:val="0"/>
+                <w:rFonts w:ascii="Calibri" w:hAnsi="Calibri"/>
+                <w:b/>
                 <w:i w:val="0"/>
                 <w:sz w:val="20"/>
               </w:rPr>
@@ -1988,15 +2581,21 @@
         </w:tc>
         <w:tc>
           <w:tcPr>
-            <w:tcW w:type="dxa" w:w="2340"/>
+            <w:tcW w:type="dxa" w:w="2225"/>
+            <w:tcMar>
+              <w:top w:w="60" w:type="dxa"/>
+              <w:bottom w:w="60" w:type="dxa"/>
+              <w:left w:w="100" w:type="dxa"/>
+              <w:right w:w="100" w:type="dxa"/>
+            </w:tcMar>
           </w:tcPr>
           <w:p>
             <w:pPr>
               <w:spacing w:before="40" w:after="40"/>
             </w:pPr>
-            <w:r/>
             <w:r>
               <w:rPr>
+                <w:rFonts w:ascii="Calibri" w:hAnsi="Calibri"/>
                 <w:b w:val="0"/>
                 <w:i w:val="0"/>
                 <w:sz w:val="20"/>
@@ -2007,15 +2606,21 @@
         </w:tc>
         <w:tc>
           <w:tcPr>
-            <w:tcW w:type="dxa" w:w="2340"/>
+            <w:tcW w:type="dxa" w:w="2225"/>
+            <w:tcMar>
+              <w:top w:w="60" w:type="dxa"/>
+              <w:bottom w:w="60" w:type="dxa"/>
+              <w:left w:w="100" w:type="dxa"/>
+              <w:right w:w="100" w:type="dxa"/>
+            </w:tcMar>
           </w:tcPr>
           <w:p>
             <w:pPr>
               <w:spacing w:before="40" w:after="40"/>
             </w:pPr>
-            <w:r/>
             <w:r>
               <w:rPr>
+                <w:rFonts w:ascii="Calibri" w:hAnsi="Calibri"/>
                 <w:b w:val="0"/>
                 <w:i w:val="0"/>
                 <w:sz w:val="20"/>
@@ -2026,15 +2631,21 @@
         </w:tc>
         <w:tc>
           <w:tcPr>
-            <w:tcW w:type="dxa" w:w="2340"/>
+            <w:tcW w:type="dxa" w:w="2225"/>
+            <w:tcMar>
+              <w:top w:w="60" w:type="dxa"/>
+              <w:bottom w:w="60" w:type="dxa"/>
+              <w:left w:w="100" w:type="dxa"/>
+              <w:right w:w="100" w:type="dxa"/>
+            </w:tcMar>
           </w:tcPr>
           <w:p>
             <w:pPr>
               <w:spacing w:before="40" w:after="40"/>
             </w:pPr>
-            <w:r/>
             <w:r>
               <w:rPr>
+                <w:rFonts w:ascii="Calibri" w:hAnsi="Calibri"/>
                 <w:b w:val="0"/>
                 <w:i w:val="0"/>
                 <w:sz w:val="20"/>
@@ -2045,18 +2656,28 @@
         </w:tc>
       </w:tr>
       <w:tr>
+        <w:trPr>
+          <w:cantSplit w:val="1"/>
+        </w:trPr>
         <w:tc>
           <w:tcPr>
-            <w:tcW w:type="dxa" w:w="2340"/>
+            <w:tcW w:type="dxa" w:w="2225"/>
+            <w:tcMar>
+              <w:top w:w="60" w:type="dxa"/>
+              <w:bottom w:w="60" w:type="dxa"/>
+              <w:left w:w="100" w:type="dxa"/>
+              <w:right w:w="100" w:type="dxa"/>
+            </w:tcMar>
+            <w:shd w:val="clear" w:color="auto" w:fill="F0F4F8"/>
           </w:tcPr>
           <w:p>
             <w:pPr>
               <w:spacing w:before="40" w:after="40"/>
             </w:pPr>
-            <w:r/>
             <w:r>
               <w:rPr>
-                <w:b w:val="0"/>
+                <w:rFonts w:ascii="Calibri" w:hAnsi="Calibri"/>
+                <w:b/>
                 <w:i w:val="0"/>
                 <w:sz w:val="20"/>
               </w:rPr>
@@ -2066,15 +2687,21 @@
         </w:tc>
         <w:tc>
           <w:tcPr>
-            <w:tcW w:type="dxa" w:w="2340"/>
+            <w:tcW w:type="dxa" w:w="2225"/>
+            <w:tcMar>
+              <w:top w:w="60" w:type="dxa"/>
+              <w:bottom w:w="60" w:type="dxa"/>
+              <w:left w:w="100" w:type="dxa"/>
+              <w:right w:w="100" w:type="dxa"/>
+            </w:tcMar>
           </w:tcPr>
           <w:p>
             <w:pPr>
               <w:spacing w:before="40" w:after="40"/>
             </w:pPr>
-            <w:r/>
             <w:r>
               <w:rPr>
+                <w:rFonts w:ascii="Calibri" w:hAnsi="Calibri"/>
                 <w:b w:val="0"/>
                 <w:i w:val="0"/>
                 <w:sz w:val="20"/>
@@ -2085,15 +2712,21 @@
         </w:tc>
         <w:tc>
           <w:tcPr>
-            <w:tcW w:type="dxa" w:w="2340"/>
+            <w:tcW w:type="dxa" w:w="2225"/>
+            <w:tcMar>
+              <w:top w:w="60" w:type="dxa"/>
+              <w:bottom w:w="60" w:type="dxa"/>
+              <w:left w:w="100" w:type="dxa"/>
+              <w:right w:w="100" w:type="dxa"/>
+            </w:tcMar>
           </w:tcPr>
           <w:p>
             <w:pPr>
               <w:spacing w:before="40" w:after="40"/>
             </w:pPr>
-            <w:r/>
             <w:r>
               <w:rPr>
+                <w:rFonts w:ascii="Calibri" w:hAnsi="Calibri"/>
                 <w:b w:val="0"/>
                 <w:i w:val="0"/>
                 <w:sz w:val="20"/>
@@ -2104,15 +2737,21 @@
         </w:tc>
         <w:tc>
           <w:tcPr>
-            <w:tcW w:type="dxa" w:w="2340"/>
+            <w:tcW w:type="dxa" w:w="2225"/>
+            <w:tcMar>
+              <w:top w:w="60" w:type="dxa"/>
+              <w:bottom w:w="60" w:type="dxa"/>
+              <w:left w:w="100" w:type="dxa"/>
+              <w:right w:w="100" w:type="dxa"/>
+            </w:tcMar>
           </w:tcPr>
           <w:p>
             <w:pPr>
               <w:spacing w:before="40" w:after="40"/>
             </w:pPr>
-            <w:r/>
             <w:r>
               <w:rPr>
+                <w:rFonts w:ascii="Calibri" w:hAnsi="Calibri"/>
                 <w:b w:val="0"/>
                 <w:i w:val="0"/>
                 <w:sz w:val="20"/>
@@ -2123,15 +2762,203 @@
         </w:tc>
       </w:tr>
     </w:tbl>
-    <w:p/>
+    <w:p>
+      <w:pPr>
+        <w:spacing w:before="0" w:after="160"/>
+      </w:pPr>
+    </w:p>
     <w:sectPr>
-      <w:pgSz w:w="12240" w:h="15840"/>
-      <w:pgMar w:top="1440" w:right="1440" w:bottom="1440" w:left="1440" w:header="720" w:footer="720" w:gutter="0"/>
+      <w:headerReference w:type="default" r:id="rId9"/>
+      <w:headerReference w:type="first" r:id="rId10"/>
+      <w:footerReference w:type="default" r:id="rId11"/>
+      <w:footerReference w:type="first" r:id="rId12"/>
+      <w:pgSz w:w="11906" w:h="16838"/>
+      <w:pgMar w:top="1587" w:right="1417" w:bottom="1417" w:left="1587" w:header="720" w:footer="720" w:gutter="0"/>
       <w:cols w:space="720"/>
+      <w:titlePg/>
       <w:docGrid w:linePitch="360"/>
     </w:sectPr>
   </w:body>
 </w:document>
+</file>
+
+<file path=word/footer1.xml><?xml version="1.0" encoding="utf-8"?>
+<w:ftr xmlns:m="http://schemas.openxmlformats.org/officeDocument/2006/math" xmlns:mc="http://schemas.openxmlformats.org/markup-compatibility/2006" xmlns:mo="http://schemas.microsoft.com/office/mac/office/2008/main" xmlns:mv="urn:schemas-microsoft-com:mac:vml" xmlns:o="urn:schemas-microsoft-com:office:office" xmlns:r="http://schemas.openxmlformats.org/officeDocument/2006/relationships" xmlns:v="urn:schemas-microsoft-com:vml" xmlns:w10="urn:schemas-microsoft-com:office:word" xmlns:w14="http://schemas.microsoft.com/office/word/2010/wordml" xmlns:w="http://schemas.openxmlformats.org/wordprocessingml/2006/main" xmlns:wne="http://schemas.microsoft.com/office/word/2006/wordml" xmlns:wp14="http://schemas.microsoft.com/office/word/2010/wordprocessingDrawing" xmlns:wp="http://schemas.openxmlformats.org/drawingml/2006/wordprocessingDrawing" xmlns:wpc="http://schemas.microsoft.com/office/word/2010/wordprocessingCanvas" xmlns:wpg="http://schemas.microsoft.com/office/word/2010/wordprocessingGroup" xmlns:wpi="http://schemas.microsoft.com/office/word/2010/wordprocessingInk" xmlns:wps="http://schemas.microsoft.com/office/word/2010/wordprocessingShape" mc:Ignorable="w14 wp14">
+  <w:p>
+    <w:pPr>
+      <w:pStyle w:val="Footer"/>
+      <w:tabs>
+        <w:tab w:val="right" w:pos="8901"/>
+      </w:tabs>
+      <w:pBdr>
+        <w:top w:val="single" w:sz="4" w:space="4" w:color="003366"/>
+      </w:pBdr>
+      <w:spacing w:before="80" w:after="0"/>
+    </w:pPr>
+    <w:r>
+      <w:rPr>
+        <w:rFonts w:ascii="Calibri" w:hAnsi="Calibri"/>
+        <w:color w:val="555555"/>
+        <w:sz w:val="16"/>
+      </w:rPr>
+      <w:t>v1.1  ·  13/06/2026</w:t>
+    </w:r>
+    <w:r>
+      <w:tab/>
+    </w:r>
+    <w:r>
+      <w:rPr>
+        <w:rFonts w:ascii="Calibri" w:hAnsi="Calibri"/>
+        <w:color w:val="555555"/>
+        <w:sz w:val="16"/>
+      </w:rPr>
+      <w:t xml:space="preserve">Página </w:t>
+    </w:r>
+    <w:r>
+      <w:rPr>
+        <w:rFonts w:ascii="Calibri" w:hAnsi="Calibri"/>
+        <w:sz w:val="16"/>
+      </w:rPr>
+      <w:fldChar w:fldCharType="begin"/>
+      <w:instrText xml:space="preserve"> PAGE </w:instrText>
+      <w:fldChar w:fldCharType="end"/>
+    </w:r>
+    <w:r>
+      <w:rPr>
+        <w:rFonts w:ascii="Calibri" w:hAnsi="Calibri"/>
+        <w:color w:val="555555"/>
+        <w:sz w:val="16"/>
+      </w:rPr>
+      <w:t xml:space="preserve"> de </w:t>
+    </w:r>
+    <w:r>
+      <w:rPr>
+        <w:rFonts w:ascii="Calibri" w:hAnsi="Calibri"/>
+        <w:sz w:val="16"/>
+      </w:rPr>
+      <w:fldChar w:fldCharType="begin"/>
+      <w:instrText xml:space="preserve"> NUMPAGES </w:instrText>
+      <w:fldChar w:fldCharType="end"/>
+    </w:r>
+  </w:p>
+</w:ftr>
+</file>
+
+<file path=word/footer2.xml><?xml version="1.0" encoding="utf-8"?>
+<w:ftr xmlns:m="http://schemas.openxmlformats.org/officeDocument/2006/math" xmlns:mc="http://schemas.openxmlformats.org/markup-compatibility/2006" xmlns:mo="http://schemas.microsoft.com/office/mac/office/2008/main" xmlns:mv="urn:schemas-microsoft-com:mac:vml" xmlns:o="urn:schemas-microsoft-com:office:office" xmlns:r="http://schemas.openxmlformats.org/officeDocument/2006/relationships" xmlns:v="urn:schemas-microsoft-com:vml" xmlns:w10="urn:schemas-microsoft-com:office:word" xmlns:w14="http://schemas.microsoft.com/office/word/2010/wordml" xmlns:w="http://schemas.openxmlformats.org/wordprocessingml/2006/main" xmlns:wne="http://schemas.microsoft.com/office/word/2006/wordml" xmlns:wp14="http://schemas.microsoft.com/office/word/2010/wordprocessingDrawing" xmlns:wp="http://schemas.openxmlformats.org/drawingml/2006/wordprocessingDrawing" xmlns:wpc="http://schemas.microsoft.com/office/word/2010/wordprocessingCanvas" xmlns:wpg="http://schemas.microsoft.com/office/word/2010/wordprocessingGroup" xmlns:wpi="http://schemas.microsoft.com/office/word/2010/wordprocessingInk" xmlns:wps="http://schemas.microsoft.com/office/word/2010/wordprocessingShape" mc:Ignorable="w14 wp14">
+  <w:p>
+    <w:pPr>
+      <w:pStyle w:val="Footer"/>
+      <w:tabs>
+        <w:tab w:val="right" w:pos="8901"/>
+      </w:tabs>
+      <w:pBdr>
+        <w:top w:val="single" w:sz="4" w:space="4" w:color="003366"/>
+      </w:pBdr>
+      <w:spacing w:before="80" w:after="0"/>
+    </w:pPr>
+    <w:r>
+      <w:rPr>
+        <w:rFonts w:ascii="Calibri" w:hAnsi="Calibri"/>
+        <w:color w:val="555555"/>
+        <w:sz w:val="16"/>
+      </w:rPr>
+      <w:t>v1.1  ·  13/06/2026</w:t>
+    </w:r>
+    <w:r>
+      <w:tab/>
+    </w:r>
+    <w:r>
+      <w:rPr>
+        <w:rFonts w:ascii="Calibri" w:hAnsi="Calibri"/>
+        <w:color w:val="555555"/>
+        <w:sz w:val="16"/>
+      </w:rPr>
+      <w:t xml:space="preserve">Página </w:t>
+    </w:r>
+    <w:r>
+      <w:rPr>
+        <w:rFonts w:ascii="Calibri" w:hAnsi="Calibri"/>
+        <w:sz w:val="16"/>
+      </w:rPr>
+      <w:fldChar w:fldCharType="begin"/>
+      <w:instrText xml:space="preserve"> PAGE </w:instrText>
+      <w:fldChar w:fldCharType="end"/>
+    </w:r>
+    <w:r>
+      <w:rPr>
+        <w:rFonts w:ascii="Calibri" w:hAnsi="Calibri"/>
+        <w:color w:val="555555"/>
+        <w:sz w:val="16"/>
+      </w:rPr>
+      <w:t xml:space="preserve"> de </w:t>
+    </w:r>
+    <w:r>
+      <w:rPr>
+        <w:rFonts w:ascii="Calibri" w:hAnsi="Calibri"/>
+        <w:sz w:val="16"/>
+      </w:rPr>
+      <w:fldChar w:fldCharType="begin"/>
+      <w:instrText xml:space="preserve"> NUMPAGES </w:instrText>
+      <w:fldChar w:fldCharType="end"/>
+    </w:r>
+  </w:p>
+</w:ftr>
+</file>
+
+<file path=word/header1.xml><?xml version="1.0" encoding="utf-8"?>
+<w:hdr xmlns:m="http://schemas.openxmlformats.org/officeDocument/2006/math" xmlns:mc="http://schemas.openxmlformats.org/markup-compatibility/2006" xmlns:mo="http://schemas.microsoft.com/office/mac/office/2008/main" xmlns:mv="urn:schemas-microsoft-com:mac:vml" xmlns:o="urn:schemas-microsoft-com:office:office" xmlns:r="http://schemas.openxmlformats.org/officeDocument/2006/relationships" xmlns:v="urn:schemas-microsoft-com:vml" xmlns:w10="urn:schemas-microsoft-com:office:word" xmlns:w14="http://schemas.microsoft.com/office/word/2010/wordml" xmlns:w="http://schemas.openxmlformats.org/wordprocessingml/2006/main" xmlns:wne="http://schemas.microsoft.com/office/word/2006/wordml" xmlns:wp14="http://schemas.microsoft.com/office/word/2010/wordprocessingDrawing" xmlns:wp="http://schemas.openxmlformats.org/drawingml/2006/wordprocessingDrawing" xmlns:wpc="http://schemas.microsoft.com/office/word/2010/wordprocessingCanvas" xmlns:wpg="http://schemas.microsoft.com/office/word/2010/wordprocessingGroup" xmlns:wpi="http://schemas.microsoft.com/office/word/2010/wordprocessingInk" xmlns:wps="http://schemas.microsoft.com/office/word/2010/wordprocessingShape" mc:Ignorable="w14 wp14">
+  <w:p>
+    <w:pPr>
+      <w:pStyle w:val="Header"/>
+      <w:tabs>
+        <w:tab w:val="right" w:pos="8901"/>
+      </w:tabs>
+      <w:pBdr>
+        <w:bottom w:val="single" w:sz="8" w:space="4" w:color="003366"/>
+      </w:pBdr>
+      <w:spacing w:before="0" w:after="80"/>
+    </w:pPr>
+    <w:r>
+      <w:rPr>
+        <w:rFonts w:ascii="Calibri" w:hAnsi="Calibri"/>
+        <w:b/>
+        <w:color w:val="003366"/>
+        <w:sz w:val="18"/>
+      </w:rPr>
+      <w:t>TIMEWARE</w:t>
+    </w:r>
+    <w:r>
+      <w:rPr>
+        <w:rFonts w:ascii="Calibri" w:hAnsi="Calibri"/>
+        <w:color w:val="555555"/>
+        <w:sz w:val="18"/>
+      </w:rPr>
+      <w:t xml:space="preserve">   ·   ADAP-PROFARMA01-001</w:t>
+    </w:r>
+    <w:r>
+      <w:tab/>
+    </w:r>
+    <w:r>
+      <w:rPr>
+        <w:rFonts w:ascii="Calibri" w:hAnsi="Calibri"/>
+        <w:color w:val="555555"/>
+        <w:sz w:val="18"/>
+      </w:rPr>
+      <w:t>Gerência de Projetos</w:t>
+    </w:r>
+  </w:p>
+</w:hdr>
+</file>
+
+<file path=word/header2.xml><?xml version="1.0" encoding="utf-8"?>
+<w:hdr xmlns:m="http://schemas.openxmlformats.org/officeDocument/2006/math" xmlns:mc="http://schemas.openxmlformats.org/markup-compatibility/2006" xmlns:mo="http://schemas.microsoft.com/office/mac/office/2008/main" xmlns:mv="urn:schemas-microsoft-com:mac:vml" xmlns:o="urn:schemas-microsoft-com:office:office" xmlns:r="http://schemas.openxmlformats.org/officeDocument/2006/relationships" xmlns:v="urn:schemas-microsoft-com:vml" xmlns:w10="urn:schemas-microsoft-com:office:word" xmlns:w14="http://schemas.microsoft.com/office/word/2010/wordml" xmlns:w="http://schemas.openxmlformats.org/wordprocessingml/2006/main" xmlns:wne="http://schemas.microsoft.com/office/word/2006/wordml" xmlns:wp14="http://schemas.microsoft.com/office/word/2010/wordprocessingDrawing" xmlns:wp="http://schemas.openxmlformats.org/drawingml/2006/wordprocessingDrawing" xmlns:wpc="http://schemas.microsoft.com/office/word/2010/wordprocessingCanvas" xmlns:wpg="http://schemas.microsoft.com/office/word/2010/wordprocessingGroup" xmlns:wpi="http://schemas.microsoft.com/office/word/2010/wordprocessingInk" xmlns:wps="http://schemas.microsoft.com/office/word/2010/wordprocessingShape" mc:Ignorable="w14 wp14">
+  <w:p>
+    <w:pPr>
+      <w:pStyle w:val="Header"/>
+    </w:pPr>
+  </w:p>
+</w:hdr>
 </file>
 
 <file path=word/numbering.xml><?xml version="1.0" encoding="utf-8"?>
@@ -2497,9 +3324,12 @@
     <w:name w:val="Normal"/>
     <w:qFormat/>
     <w:rsid w:val="00FC693F"/>
+    <w:pPr>
+      <w:spacing w:after="120" w:lineRule="auto" w:line="276"/>
+    </w:pPr>
     <w:rPr>
       <w:rFonts w:ascii="Calibri" w:hAnsi="Calibri"/>
-      <w:sz w:val="20"/>
+      <w:sz w:val="22"/>
     </w:rPr>
   </w:style>
   <w:style w:type="paragraph" w:styleId="Header">
@@ -2557,15 +3387,15 @@
     <w:pPr>
       <w:keepNext/>
       <w:keepLines/>
-      <w:spacing w:before="480" w:after="0"/>
+      <w:spacing w:before="360" w:after="120"/>
       <w:outlineLvl w:val="0"/>
     </w:pPr>
     <w:rPr>
-      <w:rFonts w:asciiTheme="majorHAnsi" w:eastAsiaTheme="majorEastAsia" w:hAnsiTheme="majorHAnsi" w:cstheme="majorBidi"/>
+      <w:rFonts w:asciiTheme="majorHAnsi" w:eastAsiaTheme="majorEastAsia" w:hAnsiTheme="majorHAnsi" w:cstheme="majorBidi" w:ascii="Calibri" w:hAnsi="Calibri"/>
       <w:b/>
       <w:bCs/>
-      <w:color w:val="365F91" w:themeColor="accent1" w:themeShade="BF"/>
-      <w:sz w:val="28"/>
+      <w:color w:val="003366"/>
+      <w:sz w:val="26"/>
       <w:szCs w:val="28"/>
     </w:rPr>
   </w:style>
@@ -2581,15 +3411,15 @@
     <w:pPr>
       <w:keepNext/>
       <w:keepLines/>
-      <w:spacing w:before="200" w:after="0"/>
+      <w:spacing w:before="240" w:after="80"/>
       <w:outlineLvl w:val="1"/>
     </w:pPr>
     <w:rPr>
-      <w:rFonts w:asciiTheme="majorHAnsi" w:eastAsiaTheme="majorEastAsia" w:hAnsiTheme="majorHAnsi" w:cstheme="majorBidi"/>
+      <w:rFonts w:asciiTheme="majorHAnsi" w:eastAsiaTheme="majorEastAsia" w:hAnsiTheme="majorHAnsi" w:cstheme="majorBidi" w:ascii="Calibri" w:hAnsi="Calibri"/>
       <w:b/>
       <w:bCs/>
-      <w:color w:val="4F81BD" w:themeColor="accent1"/>
-      <w:sz w:val="26"/>
+      <w:color w:val="1A5276"/>
+      <w:sz w:val="22"/>
       <w:szCs w:val="26"/>
     </w:rPr>
   </w:style>
@@ -2605,14 +3435,16 @@
     <w:pPr>
       <w:keepNext/>
       <w:keepLines/>
-      <w:spacing w:before="200" w:after="0"/>
+      <w:spacing w:before="160" w:after="40"/>
       <w:outlineLvl w:val="2"/>
     </w:pPr>
     <w:rPr>
-      <w:rFonts w:asciiTheme="majorHAnsi" w:eastAsiaTheme="majorEastAsia" w:hAnsiTheme="majorHAnsi" w:cstheme="majorBidi"/>
+      <w:rFonts w:asciiTheme="majorHAnsi" w:eastAsiaTheme="majorEastAsia" w:hAnsiTheme="majorHAnsi" w:cstheme="majorBidi" w:ascii="Calibri" w:hAnsi="Calibri"/>
       <w:b/>
       <w:bCs/>
-      <w:color w:val="4F81BD" w:themeColor="accent1"/>
+      <w:i/>
+      <w:color w:val="1A5276"/>
+      <w:sz w:val="22"/>
     </w:rPr>
   </w:style>
   <w:style w:type="paragraph" w:styleId="Heading4">

--- a/mps-nivel-c/oficial/04_registros/PROFARMA_Cadastro-de-Clientes/ADAP-PROFARMA01-001_Registro-de-Adaptacao.docx
+++ b/mps-nivel-c/oficial/04_registros/PROFARMA_Cadastro-de-Clientes/ADAP-PROFARMA01-001_Registro-de-Adaptacao.docx
@@ -1195,7 +1195,7 @@
                 <w:i w:val="0"/>
                 <w:sz w:val="20"/>
               </w:rPr>
-              <w:t>A execução dos testes de homologação foi responsabilidade conjunta: Timeware (Lucas Batista / QA) + equipe D1000 (Julielle Santos / QA)</w:t>
+              <w:t>A execução dos testes de homologação foi responsabilidade conjunta: Timeware (Caroline Sousa / QA) + equipe D1000 (Julielle Santos / QA)</w:t>
             </w:r>
           </w:p>
         </w:tc>
@@ -1409,7 +1409,7 @@
                 <w:i w:val="0"/>
                 <w:sz w:val="20"/>
               </w:rPr>
-              <w:t>Revisões de código realizadas com um revisor (Tech Lead Tiago Nascimento ou Erick Coelho por alternância)</w:t>
+              <w:t>Revisões de código realizadas com um revisor (Tech Lead Cézar Hiraki Velázquez)</w:t>
             </w:r>
           </w:p>
         </w:tc>
@@ -1435,7 +1435,7 @@
                 <w:i w:val="0"/>
                 <w:sz w:val="20"/>
               </w:rPr>
-              <w:t>Equipe de 4 Dev Backend; manter dois revisores independentes aumentaria o lead time dos PRs sem ganho proporcional de qualidade; o tech lead D1000 (Armando Junior) participava de revisões de mudanças arquiteturais</w:t>
+              <w:t>Equipe de 3 Dev Backend; manter dois revisores independentes aumentaria o lead time dos PRs sem ganho proporcional de qualidade; o tech lead D1000 (Armando Junior) participava de revisões de mudanças arquiteturais</w:t>
             </w:r>
           </w:p>
         </w:tc>
@@ -1515,7 +1515,7 @@
                 <w:i w:val="0"/>
                 <w:sz w:val="20"/>
               </w:rPr>
-              <w:t>Tech Lead (Tiago Nascimento) acumulou papel de Arquiteto da Solução nas primeiras 4 sprints; Gerente de Projeto (Abraão Oliveira) acumulou papel de Account Manager e GCO</w:t>
+              <w:t>Tech Lead (Cézar Hiraki Velázquez) acumulou papel de Arquiteto da Solução nas primeiras 4 sprints; Gerente de Projeto (Abraão Oliveira) acumulou papel de Account Manager e GCO</w:t>
             </w:r>
           </w:p>
         </w:tc>

--- a/mps-nivel-c/oficial/04_registros/PROFARMA_Cadastro-de-Clientes/ADAP-PROFARMA01-001_Registro-de-Adaptacao.docx
+++ b/mps-nivel-c/oficial/04_registros/PROFARMA_Cadastro-de-Clientes/ADAP-PROFARMA01-001_Registro-de-Adaptacao.docx
@@ -2625,7 +2625,7 @@
                 <w:i w:val="0"/>
                 <w:sz w:val="20"/>
               </w:rPr>
-              <w:t>Time de Melhoria Contínua</w:t>
+              <w:t>Abraão Oliveira</w:t>
             </w:r>
           </w:p>
         </w:tc>
@@ -2731,7 +2731,7 @@
                 <w:i w:val="0"/>
                 <w:sz w:val="20"/>
               </w:rPr>
-              <w:t>Time de Melhoria Contínua</w:t>
+              <w:t>Abraão Oliveira</w:t>
             </w:r>
           </w:p>
         </w:tc>
